--- a/docs/draft/02_analysis/es/(VIII) 20260220 Mexus - Traceability matrix v0.1.docx
+++ b/docs/draft/02_analysis/es/(VIII) 20260220 Mexus - Traceability matrix v0.1.docx
@@ -139,7 +139,6 @@
                 <w:sz w:val="44"/>
               </w:rPr>
             </w:pPr>
-            <w:proofErr w:type="spellStart"/>
             <w:r>
               <w:rPr>
                 <w:color w:val="FFFFFF" w:themeColor="background1"/>
@@ -147,7 +146,6 @@
               </w:rPr>
               <w:t>Mexus</w:t>
             </w:r>
-            <w:proofErr w:type="spellEnd"/>
           </w:p>
           <w:p>
             <w:pPr>
@@ -640,14 +638,12 @@
                 <w:color w:val="auto"/>
               </w:rPr>
             </w:pPr>
-            <w:proofErr w:type="spellStart"/>
             <w:r>
               <w:rPr>
                 <w:color w:val="auto"/>
               </w:rPr>
               <w:t>Mexus</w:t>
             </w:r>
-            <w:proofErr w:type="spellEnd"/>
           </w:p>
         </w:tc>
       </w:tr>
@@ -1089,14 +1085,506 @@
             <w:rStyle w:val="Hipervnculo"/>
             <w:rFonts w:cstheme="minorHAnsi"/>
           </w:rPr>
-          <w:t>Marco norm</w:t>
+          <w:t>Marco normativo</w:t>
+        </w:r>
+      </w:hyperlink>
+    </w:p>
+    <w:p>
+      <w:pPr>
+        <w:pStyle w:val="Encabezado"/>
+        <w:numPr>
+          <w:ilvl w:val="1"/>
+          <w:numId w:val="2"/>
+        </w:numPr>
+        <w:ind w:left="1587" w:hanging="510"/>
+        <w:jc w:val="both"/>
+        <w:rPr>
+          <w:rStyle w:val="Hipervnculo"/>
+          <w:rFonts w:cstheme="minorHAnsi"/>
+        </w:rPr>
+      </w:pPr>
+      <w:hyperlink w:anchor="_Principios_adoptados" w:history="1">
+        <w:r>
+          <w:rPr>
+            <w:rStyle w:val="Hipervnculo"/>
+            <w:rFonts w:cstheme="minorHAnsi"/>
+          </w:rPr>
+          <w:t>Principios</w:t>
         </w:r>
         <w:r>
           <w:rPr>
             <w:rStyle w:val="Hipervnculo"/>
             <w:rFonts w:cstheme="minorHAnsi"/>
           </w:rPr>
-          <w:t>a</w:t>
+          <w:t xml:space="preserve"> de trazabilidad</w:t>
+        </w:r>
+      </w:hyperlink>
+    </w:p>
+    <w:p>
+      <w:pPr>
+        <w:pStyle w:val="Encabezado"/>
+        <w:numPr>
+          <w:ilvl w:val="1"/>
+          <w:numId w:val="2"/>
+        </w:numPr>
+        <w:ind w:left="1587" w:hanging="510"/>
+        <w:jc w:val="both"/>
+        <w:rPr>
+          <w:rStyle w:val="Hipervnculo"/>
+          <w:rFonts w:cstheme="minorHAnsi"/>
+        </w:rPr>
+      </w:pPr>
+      <w:r>
+        <w:rPr>
+          <w:rStyle w:val="Hipervnculo"/>
+          <w:rFonts w:cstheme="minorHAnsi"/>
+        </w:rPr>
+        <w:t>Criterios de coherencia documental</w:t>
+      </w:r>
+    </w:p>
+    <w:p>
+      <w:pPr>
+        <w:pStyle w:val="Encabezado"/>
+        <w:numPr>
+          <w:ilvl w:val="0"/>
+          <w:numId w:val="89"/>
+        </w:numPr>
+        <w:ind w:left="1587" w:hanging="510"/>
+        <w:jc w:val="both"/>
+        <w:rPr>
+          <w:rStyle w:val="Hipervnculo"/>
+          <w:rFonts w:cstheme="minorHAnsi"/>
+        </w:rPr>
+      </w:pPr>
+      <w:hyperlink w:anchor="_Definiciones_operativas" w:history="1">
+        <w:r>
+          <w:rPr>
+            <w:rStyle w:val="Hipervnculo"/>
+            <w:rFonts w:cstheme="minorHAnsi"/>
+          </w:rPr>
+          <w:t>Definiciones operativas</w:t>
+        </w:r>
+      </w:hyperlink>
+    </w:p>
+    <w:p>
+      <w:pPr>
+        <w:pStyle w:val="Encabezado"/>
+        <w:numPr>
+          <w:ilvl w:val="0"/>
+          <w:numId w:val="2"/>
+        </w:numPr>
+        <w:jc w:val="both"/>
+      </w:pPr>
+      <w:hyperlink w:anchor="_IDENTIFICACIÓN_DEL_PROYECTO" w:history="1">
+        <w:r>
+          <w:rPr>
+            <w:rStyle w:val="Hipervnculo"/>
+            <w:rFonts w:cstheme="minorHAnsi"/>
+          </w:rPr>
+          <w:t>Introducción</w:t>
+        </w:r>
+      </w:hyperlink>
+    </w:p>
+    <w:p>
+      <w:pPr>
+        <w:pStyle w:val="Encabezado"/>
+        <w:numPr>
+          <w:ilvl w:val="0"/>
+          <w:numId w:val="107"/>
+        </w:numPr>
+        <w:ind w:left="1587" w:hanging="510"/>
+        <w:jc w:val="both"/>
+      </w:pPr>
+      <w:hyperlink w:anchor="_Propósito_del_documento" w:history="1">
+        <w:r>
+          <w:rPr>
+            <w:rStyle w:val="Hipervnculo"/>
+          </w:rPr>
+          <w:t>Propósito del documento</w:t>
+        </w:r>
+      </w:hyperlink>
+    </w:p>
+    <w:p>
+      <w:pPr>
+        <w:pStyle w:val="Encabezado"/>
+        <w:numPr>
+          <w:ilvl w:val="0"/>
+          <w:numId w:val="107"/>
+        </w:numPr>
+        <w:ind w:left="1587" w:hanging="510"/>
+        <w:jc w:val="both"/>
+        <w:rPr>
+          <w:rStyle w:val="Hipervnculo"/>
+        </w:rPr>
+      </w:pPr>
+      <w:r>
+        <w:rPr>
+          <w:rFonts w:cstheme="minorHAnsi"/>
+        </w:rPr>
+        <w:fldChar w:fldCharType="begin"/>
+      </w:r>
+      <w:r>
+        <w:rPr>
+          <w:rFonts w:cstheme="minorHAnsi"/>
+        </w:rPr>
+        <w:instrText>HYPERLINK  \l "_Alcance"</w:instrText>
+      </w:r>
+      <w:r>
+        <w:rPr>
+          <w:rFonts w:cstheme="minorHAnsi"/>
+        </w:rPr>
+      </w:r>
+      <w:r>
+        <w:rPr>
+          <w:rFonts w:cstheme="minorHAnsi"/>
+        </w:rPr>
+        <w:fldChar w:fldCharType="separate"/>
+      </w:r>
+      <w:r>
+        <w:rPr>
+          <w:rStyle w:val="Hipervnculo"/>
+          <w:rFonts w:cstheme="minorHAnsi"/>
+        </w:rPr>
+        <w:t>Alcance</w:t>
+      </w:r>
+    </w:p>
+    <w:p>
+      <w:pPr>
+        <w:pStyle w:val="Encabezado"/>
+        <w:numPr>
+          <w:ilvl w:val="0"/>
+          <w:numId w:val="107"/>
+        </w:numPr>
+        <w:ind w:left="1587" w:hanging="510"/>
+        <w:jc w:val="both"/>
+        <w:rPr>
+          <w:rStyle w:val="Hipervnculo"/>
+          <w:color w:val="242D5B"/>
+          <w:u w:val="none"/>
+        </w:rPr>
+      </w:pPr>
+      <w:r>
+        <w:rPr>
+          <w:rFonts w:cstheme="minorHAnsi"/>
+        </w:rPr>
+        <w:fldChar w:fldCharType="end"/>
+      </w:r>
+      <w:hyperlink w:anchor="_Artefactos_incluidos" w:history="1">
+        <w:r>
+          <w:rPr>
+            <w:rStyle w:val="Hipervnculo"/>
+          </w:rPr>
+          <w:t>Arte</w:t>
+        </w:r>
+        <w:r>
+          <w:rPr>
+            <w:rStyle w:val="Hipervnculo"/>
+          </w:rPr>
+          <w:t>f</w:t>
+        </w:r>
+        <w:r>
+          <w:rPr>
+            <w:rStyle w:val="Hipervnculo"/>
+          </w:rPr>
+          <w:t>actos incluidos</w:t>
+        </w:r>
+      </w:hyperlink>
+    </w:p>
+    <w:p>
+      <w:pPr>
+        <w:pStyle w:val="Encabezado"/>
+        <w:numPr>
+          <w:ilvl w:val="0"/>
+          <w:numId w:val="2"/>
+        </w:numPr>
+        <w:jc w:val="both"/>
+        <w:rPr>
+          <w:rFonts w:cstheme="minorHAnsi"/>
+          <w:color w:val="2C59A6"/>
+          <w:u w:val="single"/>
+        </w:rPr>
+      </w:pPr>
+      <w:hyperlink w:anchor="_MODELO_DE_TRAZABILIDAD" w:history="1">
+        <w:r>
+          <w:rPr>
+            <w:rStyle w:val="Hipervnculo"/>
+            <w:rFonts w:cstheme="minorHAnsi"/>
+          </w:rPr>
+          <w:t>Modelo de trazabilidad adoptado</w:t>
+        </w:r>
+      </w:hyperlink>
+    </w:p>
+    <w:p>
+      <w:pPr>
+        <w:pStyle w:val="Encabezado"/>
+        <w:numPr>
+          <w:ilvl w:val="0"/>
+          <w:numId w:val="89"/>
+        </w:numPr>
+        <w:ind w:left="1587" w:hanging="510"/>
+        <w:jc w:val="both"/>
+        <w:rPr>
+          <w:rFonts w:cstheme="minorHAnsi"/>
+          <w:color w:val="2C59A6"/>
+          <w:u w:val="single"/>
+        </w:rPr>
+      </w:pPr>
+      <w:hyperlink w:anchor="_Identificación_de_requisitos" w:history="1">
+        <w:r>
+          <w:rPr>
+            <w:rStyle w:val="Hipervnculo"/>
+            <w:rFonts w:cstheme="minorHAnsi"/>
+          </w:rPr>
+          <w:t>Identificación de requisitos (IFR / INFR)</w:t>
+        </w:r>
+      </w:hyperlink>
+    </w:p>
+    <w:p>
+      <w:pPr>
+        <w:pStyle w:val="Encabezado"/>
+        <w:numPr>
+          <w:ilvl w:val="0"/>
+          <w:numId w:val="89"/>
+        </w:numPr>
+        <w:ind w:left="1587" w:hanging="510"/>
+        <w:jc w:val="both"/>
+        <w:rPr>
+          <w:rFonts w:cstheme="minorHAnsi"/>
+          <w:color w:val="2C59A6"/>
+          <w:u w:val="single"/>
+        </w:rPr>
+      </w:pPr>
+      <w:hyperlink w:anchor="_Identificación_de_casos" w:history="1">
+        <w:r>
+          <w:rPr>
+            <w:rStyle w:val="Hipervnculo"/>
+            <w:rFonts w:cstheme="minorHAnsi"/>
+          </w:rPr>
+          <w:t>Identificación de casos de prueba (TC_IFR / TC_INFR / TC_E2E)</w:t>
+        </w:r>
+      </w:hyperlink>
+    </w:p>
+    <w:p>
+      <w:pPr>
+        <w:pStyle w:val="Encabezado"/>
+        <w:numPr>
+          <w:ilvl w:val="0"/>
+          <w:numId w:val="89"/>
+        </w:numPr>
+        <w:ind w:left="1587" w:hanging="510"/>
+        <w:jc w:val="both"/>
+        <w:rPr>
+          <w:rFonts w:cstheme="minorHAnsi"/>
+          <w:color w:val="2C59A6"/>
+          <w:u w:val="single"/>
+        </w:rPr>
+      </w:pPr>
+      <w:hyperlink w:anchor="_Relación_SRS_§" w:history="1">
+        <w:r>
+          <w:rPr>
+            <w:rStyle w:val="Hipervnculo"/>
+            <w:rFonts w:cstheme="minorHAnsi"/>
+          </w:rPr>
+          <w:t>Relación SRS § ↔ SAD § ↔ Plan de Pruebas</w:t>
+        </w:r>
+      </w:hyperlink>
+    </w:p>
+    <w:p>
+      <w:pPr>
+        <w:pStyle w:val="Encabezado"/>
+        <w:numPr>
+          <w:ilvl w:val="0"/>
+          <w:numId w:val="89"/>
+        </w:numPr>
+        <w:ind w:left="1587" w:hanging="510"/>
+        <w:jc w:val="both"/>
+        <w:rPr>
+          <w:rFonts w:cstheme="minorHAnsi"/>
+          <w:color w:val="2C59A6"/>
+          <w:u w:val="single"/>
+        </w:rPr>
+      </w:pPr>
+      <w:hyperlink w:anchor="_Tipología_de_verificación" w:history="1">
+        <w:r>
+          <w:rPr>
+            <w:rStyle w:val="Hipervnculo"/>
+            <w:rFonts w:cstheme="minorHAnsi"/>
+          </w:rPr>
+          <w:t>Tipología de verificación</w:t>
+        </w:r>
+      </w:hyperlink>
+    </w:p>
+    <w:p>
+      <w:pPr>
+        <w:pStyle w:val="Encabezado"/>
+        <w:numPr>
+          <w:ilvl w:val="1"/>
+          <w:numId w:val="89"/>
+        </w:numPr>
+        <w:ind w:left="2551" w:hanging="680"/>
+        <w:jc w:val="both"/>
+        <w:rPr>
+          <w:rFonts w:cstheme="minorHAnsi"/>
+          <w:color w:val="2C59A6"/>
+          <w:u w:val="single"/>
+        </w:rPr>
+      </w:pPr>
+      <w:hyperlink w:anchor="_Ejecutable" w:history="1">
+        <w:r>
+          <w:rPr>
+            <w:rStyle w:val="Hipervnculo"/>
+            <w:rFonts w:cstheme="minorHAnsi"/>
+          </w:rPr>
+          <w:t>Ejecutable</w:t>
+        </w:r>
+      </w:hyperlink>
+    </w:p>
+    <w:p>
+      <w:pPr>
+        <w:pStyle w:val="Encabezado"/>
+        <w:numPr>
+          <w:ilvl w:val="1"/>
+          <w:numId w:val="89"/>
+        </w:numPr>
+        <w:ind w:left="2551" w:hanging="680"/>
+        <w:jc w:val="both"/>
+        <w:rPr>
+          <w:rFonts w:cstheme="minorHAnsi"/>
+          <w:color w:val="2C59A6"/>
+          <w:u w:val="single"/>
+        </w:rPr>
+      </w:pPr>
+      <w:hyperlink w:anchor="_Revisión_técnica" w:history="1">
+        <w:r>
+          <w:rPr>
+            <w:rStyle w:val="Hipervnculo"/>
+            <w:rFonts w:cstheme="minorHAnsi"/>
+          </w:rPr>
+          <w:t>Revisión técnica</w:t>
+        </w:r>
+      </w:hyperlink>
+    </w:p>
+    <w:p>
+      <w:pPr>
+        <w:pStyle w:val="Encabezado"/>
+        <w:numPr>
+          <w:ilvl w:val="1"/>
+          <w:numId w:val="89"/>
+        </w:numPr>
+        <w:ind w:left="2551" w:hanging="680"/>
+        <w:jc w:val="both"/>
+        <w:rPr>
+          <w:rFonts w:cstheme="minorHAnsi"/>
+          <w:color w:val="2C59A6"/>
+          <w:u w:val="single"/>
+        </w:rPr>
+      </w:pPr>
+      <w:hyperlink w:anchor="_Verificación_documental" w:history="1">
+        <w:r>
+          <w:rPr>
+            <w:rStyle w:val="Hipervnculo"/>
+            <w:rFonts w:cstheme="minorHAnsi"/>
+          </w:rPr>
+          <w:t>Verificación documental</w:t>
+        </w:r>
+      </w:hyperlink>
+    </w:p>
+    <w:p>
+      <w:pPr>
+        <w:pStyle w:val="Encabezado"/>
+        <w:numPr>
+          <w:ilvl w:val="1"/>
+          <w:numId w:val="89"/>
+        </w:numPr>
+        <w:ind w:left="2551" w:hanging="680"/>
+        <w:jc w:val="both"/>
+        <w:rPr>
+          <w:rFonts w:cstheme="minorHAnsi"/>
+          <w:color w:val="2C59A6"/>
+          <w:u w:val="single"/>
+        </w:rPr>
+      </w:pPr>
+      <w:hyperlink w:anchor="_Validación_contractual/legal" w:history="1">
+        <w:r>
+          <w:rPr>
+            <w:rStyle w:val="Hipervnculo"/>
+            <w:rFonts w:cstheme="minorHAnsi"/>
+          </w:rPr>
+          <w:t>Validación contractual/legal</w:t>
+        </w:r>
+      </w:hyperlink>
+    </w:p>
+    <w:p>
+      <w:pPr>
+        <w:pStyle w:val="Encabezado"/>
+        <w:numPr>
+          <w:ilvl w:val="0"/>
+          <w:numId w:val="2"/>
+        </w:numPr>
+        <w:jc w:val="both"/>
+        <w:rPr>
+          <w:rFonts w:cstheme="minorHAnsi"/>
+          <w:color w:val="2C59A6"/>
+          <w:u w:val="single"/>
+        </w:rPr>
+      </w:pPr>
+      <w:hyperlink w:anchor="_MATRIZ_TRIDIMENSIONAL_DE" w:history="1">
+        <w:r>
+          <w:rPr>
+            <w:rStyle w:val="Hipervnculo"/>
+            <w:rFonts w:cstheme="minorHAnsi"/>
+          </w:rPr>
+          <w:t>Matriz tridimensional de trazabilidad</w:t>
+        </w:r>
+      </w:hyperlink>
+    </w:p>
+    <w:p>
+      <w:pPr>
+        <w:pStyle w:val="Encabezado"/>
+        <w:numPr>
+          <w:ilvl w:val="0"/>
+          <w:numId w:val="122"/>
+        </w:numPr>
+        <w:ind w:left="1587" w:hanging="510"/>
+        <w:jc w:val="both"/>
+        <w:rPr>
+          <w:rFonts w:cstheme="minorHAnsi"/>
+          <w:color w:val="2C59A6"/>
+          <w:u w:val="single"/>
+        </w:rPr>
+      </w:pPr>
+      <w:hyperlink w:anchor="_Estructura_de_la" w:history="1">
+        <w:r>
+          <w:rPr>
+            <w:rStyle w:val="Hipervnculo"/>
+            <w:rFonts w:cstheme="minorHAnsi"/>
+          </w:rPr>
+          <w:t>Estructura de la matriz</w:t>
+        </w:r>
+      </w:hyperlink>
+    </w:p>
+    <w:p>
+      <w:pPr>
+        <w:pStyle w:val="Encabezado"/>
+        <w:numPr>
+          <w:ilvl w:val="0"/>
+          <w:numId w:val="122"/>
+        </w:numPr>
+        <w:ind w:left="1587" w:hanging="510"/>
+        <w:jc w:val="both"/>
+        <w:rPr>
+          <w:rFonts w:cstheme="minorHAnsi"/>
+          <w:color w:val="2C59A6"/>
+          <w:u w:val="single"/>
+        </w:rPr>
+      </w:pPr>
+      <w:hyperlink w:anchor="_Criterios_de_estado" w:history="1">
+        <w:r>
+          <w:rPr>
+            <w:rStyle w:val="Hipervnculo"/>
+            <w:rFonts w:cstheme="minorHAnsi"/>
+          </w:rPr>
+          <w:t>Criterios de es</w:t>
         </w:r>
         <w:r>
           <w:rPr>
@@ -1110,470 +1598,7 @@
             <w:rStyle w:val="Hipervnculo"/>
             <w:rFonts w:cstheme="minorHAnsi"/>
           </w:rPr>
-          <w:t>i</w:t>
-        </w:r>
-        <w:r>
-          <w:rPr>
-            <w:rStyle w:val="Hipervnculo"/>
-            <w:rFonts w:cstheme="minorHAnsi"/>
-          </w:rPr>
-          <w:t>vo</w:t>
-        </w:r>
-      </w:hyperlink>
-    </w:p>
-    <w:p>
-      <w:pPr>
-        <w:pStyle w:val="Encabezado"/>
-        <w:numPr>
-          <w:ilvl w:val="1"/>
-          <w:numId w:val="2"/>
-        </w:numPr>
-        <w:ind w:left="1587" w:hanging="510"/>
-        <w:jc w:val="both"/>
-        <w:rPr>
-          <w:rStyle w:val="Hipervnculo"/>
-          <w:rFonts w:cstheme="minorHAnsi"/>
-        </w:rPr>
-      </w:pPr>
-      <w:hyperlink w:anchor="_Principios_adoptados" w:history="1">
-        <w:r>
-          <w:rPr>
-            <w:rStyle w:val="Hipervnculo"/>
-            <w:rFonts w:cstheme="minorHAnsi"/>
-          </w:rPr>
-          <w:t>Princip</w:t>
-        </w:r>
-        <w:r>
-          <w:rPr>
-            <w:rStyle w:val="Hipervnculo"/>
-            <w:rFonts w:cstheme="minorHAnsi"/>
-          </w:rPr>
-          <w:t>i</w:t>
-        </w:r>
-        <w:r>
-          <w:rPr>
-            <w:rStyle w:val="Hipervnculo"/>
-            <w:rFonts w:cstheme="minorHAnsi"/>
-          </w:rPr>
-          <w:t>os</w:t>
-        </w:r>
-        <w:r>
-          <w:rPr>
-            <w:rStyle w:val="Hipervnculo"/>
-            <w:rFonts w:cstheme="minorHAnsi"/>
-          </w:rPr>
-          <w:t xml:space="preserve"> de trazabilidad</w:t>
-        </w:r>
-      </w:hyperlink>
-    </w:p>
-    <w:p>
-      <w:pPr>
-        <w:pStyle w:val="Encabezado"/>
-        <w:numPr>
-          <w:ilvl w:val="1"/>
-          <w:numId w:val="2"/>
-        </w:numPr>
-        <w:ind w:left="1587" w:hanging="510"/>
-        <w:jc w:val="both"/>
-        <w:rPr>
-          <w:rStyle w:val="Hipervnculo"/>
-          <w:rFonts w:cstheme="minorHAnsi"/>
-        </w:rPr>
-      </w:pPr>
-      <w:r>
-        <w:rPr>
-          <w:rStyle w:val="Hipervnculo"/>
-          <w:rFonts w:cstheme="minorHAnsi"/>
-        </w:rPr>
-        <w:t>Criterios de coherencia documental</w:t>
-      </w:r>
-    </w:p>
-    <w:p>
-      <w:pPr>
-        <w:pStyle w:val="Encabezado"/>
-        <w:numPr>
-          <w:ilvl w:val="1"/>
-          <w:numId w:val="2"/>
-        </w:numPr>
-        <w:ind w:left="1587" w:hanging="510"/>
-        <w:jc w:val="both"/>
-        <w:rPr>
-          <w:rStyle w:val="Hipervnculo"/>
-          <w:rFonts w:cstheme="minorHAnsi"/>
-        </w:rPr>
-      </w:pPr>
-      <w:hyperlink w:anchor="_Definiciones_operativas" w:history="1">
-        <w:r>
-          <w:rPr>
-            <w:rStyle w:val="Hipervnculo"/>
-            <w:rFonts w:cstheme="minorHAnsi"/>
-          </w:rPr>
-          <w:t>Definiciones operativas</w:t>
-        </w:r>
-      </w:hyperlink>
-    </w:p>
-    <w:p>
-      <w:pPr>
-        <w:pStyle w:val="Encabezado"/>
-        <w:numPr>
-          <w:ilvl w:val="0"/>
-          <w:numId w:val="2"/>
-        </w:numPr>
-        <w:jc w:val="both"/>
-      </w:pPr>
-      <w:hyperlink w:anchor="_IDENTIFICACIÓN_DEL_PROYECTO" w:history="1">
-        <w:r>
-          <w:rPr>
-            <w:rStyle w:val="Hipervnculo"/>
-            <w:rFonts w:cstheme="minorHAnsi"/>
-          </w:rPr>
-          <w:t>Introducción</w:t>
-        </w:r>
-      </w:hyperlink>
-    </w:p>
-    <w:p>
-      <w:pPr>
-        <w:pStyle w:val="Encabezado"/>
-        <w:numPr>
-          <w:ilvl w:val="0"/>
-          <w:numId w:val="107"/>
-        </w:numPr>
-        <w:ind w:left="1587" w:hanging="510"/>
-        <w:jc w:val="both"/>
-      </w:pPr>
-      <w:hyperlink w:anchor="_Propósito_del_documento" w:history="1">
-        <w:r>
-          <w:rPr>
-            <w:rStyle w:val="Hipervnculo"/>
-          </w:rPr>
-          <w:t>Propósito del documento</w:t>
-        </w:r>
-      </w:hyperlink>
-    </w:p>
-    <w:p>
-      <w:pPr>
-        <w:pStyle w:val="Encabezado"/>
-        <w:numPr>
-          <w:ilvl w:val="0"/>
-          <w:numId w:val="107"/>
-        </w:numPr>
-        <w:ind w:left="1587" w:hanging="510"/>
-        <w:jc w:val="both"/>
-        <w:rPr>
-          <w:rStyle w:val="Hipervnculo"/>
-        </w:rPr>
-      </w:pPr>
-      <w:r>
-        <w:rPr>
-          <w:rFonts w:cstheme="minorHAnsi"/>
-        </w:rPr>
-        <w:fldChar w:fldCharType="begin"/>
-      </w:r>
-      <w:r>
-        <w:rPr>
-          <w:rFonts w:cstheme="minorHAnsi"/>
-        </w:rPr>
-        <w:instrText>HYPERLINK  \l "_Alcance"</w:instrText>
-      </w:r>
-      <w:r>
-        <w:rPr>
-          <w:rFonts w:cstheme="minorHAnsi"/>
-        </w:rPr>
-      </w:r>
-      <w:r>
-        <w:rPr>
-          <w:rFonts w:cstheme="minorHAnsi"/>
-        </w:rPr>
-        <w:fldChar w:fldCharType="separate"/>
-      </w:r>
-      <w:r>
-        <w:rPr>
-          <w:rStyle w:val="Hipervnculo"/>
-          <w:rFonts w:cstheme="minorHAnsi"/>
-        </w:rPr>
-        <w:t>Alc</w:t>
-      </w:r>
-      <w:r>
-        <w:rPr>
-          <w:rStyle w:val="Hipervnculo"/>
-          <w:rFonts w:cstheme="minorHAnsi"/>
-        </w:rPr>
-        <w:t>a</w:t>
-      </w:r>
-      <w:r>
-        <w:rPr>
-          <w:rStyle w:val="Hipervnculo"/>
-          <w:rFonts w:cstheme="minorHAnsi"/>
-        </w:rPr>
-        <w:t>nce</w:t>
-      </w:r>
-    </w:p>
-    <w:p>
-      <w:pPr>
-        <w:pStyle w:val="Encabezado"/>
-        <w:numPr>
-          <w:ilvl w:val="0"/>
-          <w:numId w:val="107"/>
-        </w:numPr>
-        <w:ind w:left="1587" w:hanging="510"/>
-        <w:jc w:val="both"/>
-        <w:rPr>
-          <w:rStyle w:val="Hipervnculo"/>
-          <w:color w:val="242D5B"/>
-          <w:u w:val="none"/>
-        </w:rPr>
-      </w:pPr>
-      <w:r>
-        <w:rPr>
-          <w:rFonts w:cstheme="minorHAnsi"/>
-        </w:rPr>
-        <w:fldChar w:fldCharType="end"/>
-      </w:r>
-      <w:hyperlink w:anchor="_Artefactos_incluidos" w:history="1">
-        <w:r>
-          <w:rPr>
-            <w:rStyle w:val="Hipervnculo"/>
-          </w:rPr>
-          <w:t>Artefactos incluidos</w:t>
-        </w:r>
-      </w:hyperlink>
-    </w:p>
-    <w:p>
-      <w:pPr>
-        <w:pStyle w:val="Encabezado"/>
-        <w:numPr>
-          <w:ilvl w:val="0"/>
-          <w:numId w:val="2"/>
-        </w:numPr>
-        <w:jc w:val="both"/>
-        <w:rPr>
-          <w:rFonts w:cstheme="minorHAnsi"/>
-          <w:color w:val="2C59A6"/>
-          <w:u w:val="single"/>
-        </w:rPr>
-      </w:pPr>
-      <w:r>
-        <w:rPr>
-          <w:rFonts w:cstheme="minorHAnsi"/>
-          <w:color w:val="2C59A6"/>
-          <w:u w:val="single"/>
-        </w:rPr>
-        <w:t>Modelo de trazabilidad adoptado</w:t>
-      </w:r>
-    </w:p>
-    <w:p>
-      <w:pPr>
-        <w:pStyle w:val="Encabezado"/>
-        <w:numPr>
-          <w:ilvl w:val="0"/>
-          <w:numId w:val="89"/>
-        </w:numPr>
-        <w:ind w:left="1587" w:hanging="510"/>
-        <w:jc w:val="both"/>
-        <w:rPr>
-          <w:rFonts w:cstheme="minorHAnsi"/>
-          <w:color w:val="2C59A6"/>
-          <w:u w:val="single"/>
-        </w:rPr>
-      </w:pPr>
-      <w:r>
-        <w:rPr>
-          <w:rFonts w:cstheme="minorHAnsi"/>
-          <w:color w:val="2C59A6"/>
-          <w:u w:val="single"/>
-        </w:rPr>
-        <w:t>Identificación de requisitos (IFR / INFR)</w:t>
-      </w:r>
-    </w:p>
-    <w:p>
-      <w:pPr>
-        <w:pStyle w:val="Encabezado"/>
-        <w:numPr>
-          <w:ilvl w:val="0"/>
-          <w:numId w:val="89"/>
-        </w:numPr>
-        <w:ind w:left="1587" w:hanging="510"/>
-        <w:jc w:val="both"/>
-        <w:rPr>
-          <w:rFonts w:cstheme="minorHAnsi"/>
-          <w:color w:val="2C59A6"/>
-          <w:u w:val="single"/>
-        </w:rPr>
-      </w:pPr>
-      <w:r>
-        <w:rPr>
-          <w:rFonts w:cstheme="minorHAnsi"/>
-          <w:color w:val="2C59A6"/>
-          <w:u w:val="single"/>
-        </w:rPr>
-        <w:t>Identificación de casos de prueba (TC_IFR / TC_INFR / TC_E2E)</w:t>
-      </w:r>
-    </w:p>
-    <w:p>
-      <w:pPr>
-        <w:pStyle w:val="Encabezado"/>
-        <w:numPr>
-          <w:ilvl w:val="0"/>
-          <w:numId w:val="89"/>
-        </w:numPr>
-        <w:ind w:left="1587" w:hanging="510"/>
-        <w:jc w:val="both"/>
-        <w:rPr>
-          <w:rFonts w:cstheme="minorHAnsi"/>
-          <w:color w:val="2C59A6"/>
-          <w:u w:val="single"/>
-        </w:rPr>
-      </w:pPr>
-      <w:r>
-        <w:rPr>
-          <w:rFonts w:cstheme="minorHAnsi"/>
-          <w:color w:val="2C59A6"/>
-          <w:u w:val="single"/>
-        </w:rPr>
-        <w:t>Relación SRS § ↔ SAD § ↔ Plan de Pruebas</w:t>
-      </w:r>
-    </w:p>
-    <w:p>
-      <w:pPr>
-        <w:pStyle w:val="Encabezado"/>
-        <w:numPr>
-          <w:ilvl w:val="0"/>
-          <w:numId w:val="89"/>
-        </w:numPr>
-        <w:ind w:left="1587" w:hanging="510"/>
-        <w:jc w:val="both"/>
-        <w:rPr>
-          <w:rFonts w:cstheme="minorHAnsi"/>
-          <w:color w:val="2C59A6"/>
-          <w:u w:val="single"/>
-        </w:rPr>
-      </w:pPr>
-      <w:r>
-        <w:rPr>
-          <w:rFonts w:cstheme="minorHAnsi"/>
-          <w:color w:val="2C59A6"/>
-          <w:u w:val="single"/>
-        </w:rPr>
-        <w:t>Tipología de verificación</w:t>
-      </w:r>
-    </w:p>
-    <w:p>
-      <w:pPr>
-        <w:pStyle w:val="Encabezado"/>
-        <w:numPr>
-          <w:ilvl w:val="1"/>
-          <w:numId w:val="89"/>
-        </w:numPr>
-        <w:ind w:left="2551" w:hanging="680"/>
-        <w:jc w:val="both"/>
-        <w:rPr>
-          <w:rFonts w:cstheme="minorHAnsi"/>
-          <w:color w:val="2C59A6"/>
-          <w:u w:val="single"/>
-        </w:rPr>
-      </w:pPr>
-      <w:r>
-        <w:rPr>
-          <w:rFonts w:cstheme="minorHAnsi"/>
-          <w:color w:val="2C59A6"/>
-          <w:u w:val="single"/>
-        </w:rPr>
-        <w:t>Ejecutable</w:t>
-      </w:r>
-    </w:p>
-    <w:p>
-      <w:pPr>
-        <w:pStyle w:val="Encabezado"/>
-        <w:numPr>
-          <w:ilvl w:val="1"/>
-          <w:numId w:val="89"/>
-        </w:numPr>
-        <w:ind w:left="2551" w:hanging="680"/>
-        <w:jc w:val="both"/>
-        <w:rPr>
-          <w:rFonts w:cstheme="minorHAnsi"/>
-          <w:color w:val="2C59A6"/>
-          <w:u w:val="single"/>
-        </w:rPr>
-      </w:pPr>
-      <w:r>
-        <w:rPr>
-          <w:rFonts w:cstheme="minorHAnsi"/>
-          <w:color w:val="2C59A6"/>
-          <w:u w:val="single"/>
-        </w:rPr>
-        <w:t>Revisión técnica</w:t>
-      </w:r>
-    </w:p>
-    <w:p>
-      <w:pPr>
-        <w:pStyle w:val="Encabezado"/>
-        <w:numPr>
-          <w:ilvl w:val="1"/>
-          <w:numId w:val="89"/>
-        </w:numPr>
-        <w:ind w:left="2551" w:hanging="680"/>
-        <w:jc w:val="both"/>
-        <w:rPr>
-          <w:rFonts w:cstheme="minorHAnsi"/>
-          <w:color w:val="2C59A6"/>
-          <w:u w:val="single"/>
-        </w:rPr>
-      </w:pPr>
-      <w:r>
-        <w:rPr>
-          <w:rFonts w:cstheme="minorHAnsi"/>
-          <w:color w:val="2C59A6"/>
-          <w:u w:val="single"/>
-        </w:rPr>
-        <w:t>Verificación documental</w:t>
-      </w:r>
-    </w:p>
-    <w:p>
-      <w:pPr>
-        <w:pStyle w:val="Encabezado"/>
-        <w:numPr>
-          <w:ilvl w:val="1"/>
-          <w:numId w:val="89"/>
-        </w:numPr>
-        <w:ind w:left="2551" w:hanging="680"/>
-        <w:jc w:val="both"/>
-        <w:rPr>
-          <w:rFonts w:cstheme="minorHAnsi"/>
-          <w:color w:val="2C59A6"/>
-          <w:u w:val="single"/>
-        </w:rPr>
-      </w:pPr>
-      <w:r>
-        <w:rPr>
-          <w:rFonts w:cstheme="minorHAnsi"/>
-          <w:color w:val="2C59A6"/>
-          <w:u w:val="single"/>
-        </w:rPr>
-        <w:t>Validación contractual/legal</w:t>
-      </w:r>
-    </w:p>
-    <w:p>
-      <w:pPr>
-        <w:pStyle w:val="Encabezado"/>
-        <w:numPr>
-          <w:ilvl w:val="0"/>
-          <w:numId w:val="2"/>
-        </w:numPr>
-        <w:jc w:val="both"/>
-        <w:rPr>
-          <w:rFonts w:cstheme="minorHAnsi"/>
-          <w:color w:val="2C59A6"/>
-          <w:u w:val="single"/>
-        </w:rPr>
-      </w:pPr>
-      <w:hyperlink w:anchor="_OBJETIVOS_Y_ESTRATEGIA" w:history="1">
-        <w:r>
-          <w:rPr>
-            <w:rStyle w:val="Hipervnculo"/>
-            <w:rFonts w:cstheme="minorHAnsi"/>
-          </w:rPr>
-          <w:t>Matriz tridimensional de trazabilidad</w:t>
+          <w:t>ado</w:t>
         </w:r>
       </w:hyperlink>
     </w:p>
@@ -1594,11 +1619,43 @@
       </w:pPr>
       <w:r>
         <w:rPr>
-          <w:rFonts w:cstheme="minorHAnsi"/>
+          <w:rFonts w:cstheme="minorHAnsi" w:hint="eastAsia"/>
           <w:color w:val="2C59A6"/>
           <w:u w:val="single"/>
         </w:rPr>
-        <w:t>Estructura de la matriz</w:t>
+        <w:t xml:space="preserve">Trazabilidad directa (Requisito </w:t>
+      </w:r>
+      <w:r>
+        <w:rPr>
+          <w:rFonts w:cstheme="minorHAnsi" w:hint="eastAsia"/>
+          <w:color w:val="2C59A6"/>
+          <w:u w:val="single"/>
+        </w:rPr>
+        <w:t>→</w:t>
+      </w:r>
+      <w:r>
+        <w:rPr>
+          <w:rFonts w:cstheme="minorHAnsi" w:hint="eastAsia"/>
+          <w:color w:val="2C59A6"/>
+          <w:u w:val="single"/>
+        </w:rPr>
+        <w:t xml:space="preserve"> Arquitectura </w:t>
+      </w:r>
+      <w:r>
+        <w:rPr>
+          <w:rFonts w:cstheme="minorHAnsi" w:hint="eastAsia"/>
+          <w:color w:val="2C59A6"/>
+          <w:u w:val="single"/>
+        </w:rPr>
+        <w:t>→</w:t>
+      </w:r>
+      <w:r>
+        <w:rPr>
+          <w:rFonts w:cstheme="minorHAnsi" w:hint="eastAsia"/>
+          <w:color w:val="2C59A6"/>
+          <w:u w:val="single"/>
+        </w:rPr>
+        <w:t xml:space="preserve"> Prueba)</w:t>
       </w:r>
     </w:p>
     <w:p>
@@ -1618,11 +1675,43 @@
       </w:pPr>
       <w:r>
         <w:rPr>
-          <w:rFonts w:cstheme="minorHAnsi"/>
+          <w:rFonts w:cstheme="minorHAnsi" w:hint="eastAsia"/>
           <w:color w:val="2C59A6"/>
           <w:u w:val="single"/>
         </w:rPr>
-        <w:t>Criterios de estado</w:t>
+        <w:t xml:space="preserve">Trazabilidad inversa (Prueba </w:t>
+      </w:r>
+      <w:r>
+        <w:rPr>
+          <w:rFonts w:cstheme="minorHAnsi" w:hint="eastAsia"/>
+          <w:color w:val="2C59A6"/>
+          <w:u w:val="single"/>
+        </w:rPr>
+        <w:t>→</w:t>
+      </w:r>
+      <w:r>
+        <w:rPr>
+          <w:rFonts w:cstheme="minorHAnsi" w:hint="eastAsia"/>
+          <w:color w:val="2C59A6"/>
+          <w:u w:val="single"/>
+        </w:rPr>
+        <w:t xml:space="preserve"> Requisito </w:t>
+      </w:r>
+      <w:r>
+        <w:rPr>
+          <w:rFonts w:cstheme="minorHAnsi" w:hint="eastAsia"/>
+          <w:color w:val="2C59A6"/>
+          <w:u w:val="single"/>
+        </w:rPr>
+        <w:t>→</w:t>
+      </w:r>
+      <w:r>
+        <w:rPr>
+          <w:rFonts w:cstheme="minorHAnsi" w:hint="eastAsia"/>
+          <w:color w:val="2C59A6"/>
+          <w:u w:val="single"/>
+        </w:rPr>
+        <w:t xml:space="preserve"> Arquitectura)</w:t>
       </w:r>
     </w:p>
     <w:p>
@@ -1642,118 +1731,6 @@
       </w:pPr>
       <w:r>
         <w:rPr>
-          <w:rFonts w:cstheme="minorHAnsi" w:hint="eastAsia"/>
-          <w:color w:val="2C59A6"/>
-          <w:u w:val="single"/>
-        </w:rPr>
-        <w:t xml:space="preserve">Trazabilidad directa (Requisito </w:t>
-      </w:r>
-      <w:r>
-        <w:rPr>
-          <w:rFonts w:cstheme="minorHAnsi" w:hint="eastAsia"/>
-          <w:color w:val="2C59A6"/>
-          <w:u w:val="single"/>
-        </w:rPr>
-        <w:t>→</w:t>
-      </w:r>
-      <w:r>
-        <w:rPr>
-          <w:rFonts w:cstheme="minorHAnsi" w:hint="eastAsia"/>
-          <w:color w:val="2C59A6"/>
-          <w:u w:val="single"/>
-        </w:rPr>
-        <w:t xml:space="preserve"> Arquitectura </w:t>
-      </w:r>
-      <w:r>
-        <w:rPr>
-          <w:rFonts w:cstheme="minorHAnsi" w:hint="eastAsia"/>
-          <w:color w:val="2C59A6"/>
-          <w:u w:val="single"/>
-        </w:rPr>
-        <w:t>→</w:t>
-      </w:r>
-      <w:r>
-        <w:rPr>
-          <w:rFonts w:cstheme="minorHAnsi" w:hint="eastAsia"/>
-          <w:color w:val="2C59A6"/>
-          <w:u w:val="single"/>
-        </w:rPr>
-        <w:t xml:space="preserve"> Prueba)</w:t>
-      </w:r>
-    </w:p>
-    <w:p>
-      <w:pPr>
-        <w:pStyle w:val="Encabezado"/>
-        <w:numPr>
-          <w:ilvl w:val="0"/>
-          <w:numId w:val="122"/>
-        </w:numPr>
-        <w:ind w:left="1587" w:hanging="510"/>
-        <w:jc w:val="both"/>
-        <w:rPr>
-          <w:rFonts w:cstheme="minorHAnsi"/>
-          <w:color w:val="2C59A6"/>
-          <w:u w:val="single"/>
-        </w:rPr>
-      </w:pPr>
-      <w:r>
-        <w:rPr>
-          <w:rFonts w:cstheme="minorHAnsi" w:hint="eastAsia"/>
-          <w:color w:val="2C59A6"/>
-          <w:u w:val="single"/>
-        </w:rPr>
-        <w:t xml:space="preserve">Trazabilidad inversa (Prueba </w:t>
-      </w:r>
-      <w:r>
-        <w:rPr>
-          <w:rFonts w:cstheme="minorHAnsi" w:hint="eastAsia"/>
-          <w:color w:val="2C59A6"/>
-          <w:u w:val="single"/>
-        </w:rPr>
-        <w:t>→</w:t>
-      </w:r>
-      <w:r>
-        <w:rPr>
-          <w:rFonts w:cstheme="minorHAnsi" w:hint="eastAsia"/>
-          <w:color w:val="2C59A6"/>
-          <w:u w:val="single"/>
-        </w:rPr>
-        <w:t xml:space="preserve"> Requisito </w:t>
-      </w:r>
-      <w:r>
-        <w:rPr>
-          <w:rFonts w:cstheme="minorHAnsi" w:hint="eastAsia"/>
-          <w:color w:val="2C59A6"/>
-          <w:u w:val="single"/>
-        </w:rPr>
-        <w:t>→</w:t>
-      </w:r>
-      <w:r>
-        <w:rPr>
-          <w:rFonts w:cstheme="minorHAnsi" w:hint="eastAsia"/>
-          <w:color w:val="2C59A6"/>
-          <w:u w:val="single"/>
-        </w:rPr>
-        <w:t xml:space="preserve"> Arquitectura)</w:t>
-      </w:r>
-    </w:p>
-    <w:p>
-      <w:pPr>
-        <w:pStyle w:val="Encabezado"/>
-        <w:numPr>
-          <w:ilvl w:val="0"/>
-          <w:numId w:val="122"/>
-        </w:numPr>
-        <w:ind w:left="1587" w:hanging="510"/>
-        <w:jc w:val="both"/>
-        <w:rPr>
-          <w:rFonts w:cstheme="minorHAnsi"/>
-          <w:color w:val="2C59A6"/>
-          <w:u w:val="single"/>
-        </w:rPr>
-      </w:pPr>
-      <w:r>
-        <w:rPr>
           <w:rFonts w:cstheme="minorHAnsi"/>
           <w:color w:val="2C59A6"/>
           <w:u w:val="single"/>
@@ -2062,23 +2039,13 @@
           <w:u w:val="single"/>
         </w:rPr>
       </w:pPr>
-      <w:proofErr w:type="spellStart"/>
       <w:r>
         <w:rPr>
           <w:rFonts w:cstheme="minorHAnsi"/>
           <w:color w:val="2C59A6"/>
           <w:u w:val="single"/>
         </w:rPr>
-        <w:t>Plugins</w:t>
-      </w:r>
-      <w:proofErr w:type="spellEnd"/>
-      <w:r>
-        <w:rPr>
-          <w:rFonts w:cstheme="minorHAnsi"/>
-          <w:color w:val="2C59A6"/>
-          <w:u w:val="single"/>
-        </w:rPr>
-        <w:t xml:space="preserve"> nativos y validación asociada</w:t>
+        <w:t>Plugins nativos y validación asociada</w:t>
       </w:r>
     </w:p>
     <w:p>
@@ -2277,19 +2244,7 @@
           <w:rPr>
             <w:rStyle w:val="Hipervnculo"/>
           </w:rPr>
-          <w:t>Estado del doc</w:t>
-        </w:r>
-        <w:r>
-          <w:rPr>
-            <w:rStyle w:val="Hipervnculo"/>
-          </w:rPr>
-          <w:t>u</w:t>
-        </w:r>
-        <w:r>
-          <w:rPr>
-            <w:rStyle w:val="Hipervnculo"/>
-          </w:rPr>
-          <w:t>mento</w:t>
+          <w:t>Estado del documento</w:t>
         </w:r>
       </w:hyperlink>
     </w:p>
@@ -3084,41 +3039,6 @@
                 <w:iCs/>
               </w:rPr>
             </w:pPr>
-            <w:r>
-              <w:rPr>
-                <w:i/>
-                <w:iCs/>
-              </w:rPr>
-              <w:t>16</w:t>
-            </w:r>
-            <w:r>
-              <w:rPr>
-                <w:i/>
-                <w:iCs/>
-              </w:rPr>
-              <w:t>/</w:t>
-            </w:r>
-            <w:r>
-              <w:rPr>
-                <w:i/>
-                <w:iCs/>
-              </w:rPr>
-              <w:t>02</w:t>
-            </w:r>
-            <w:r>
-              <w:rPr>
-                <w:i/>
-                <w:iCs/>
-              </w:rPr>
-              <w:t>/</w:t>
-            </w:r>
-            <w:r>
-              <w:rPr>
-                <w:i/>
-                <w:iCs/>
-              </w:rPr>
-              <w:t>2026</w:t>
-            </w:r>
           </w:p>
         </w:tc>
         <w:tc>
@@ -3343,39 +3263,7 @@
                 <w:sz w:val="18"/>
                 <w:szCs w:val="18"/>
               </w:rPr>
-              <w:t>Criterios de Entrada (</w:t>
-            </w:r>
-            <w:proofErr w:type="spellStart"/>
-            <w:r>
-              <w:rPr>
-                <w:sz w:val="18"/>
-                <w:szCs w:val="18"/>
-              </w:rPr>
-              <w:t>Entry</w:t>
-            </w:r>
-            <w:proofErr w:type="spellEnd"/>
-            <w:r>
-              <w:rPr>
-                <w:sz w:val="18"/>
-                <w:szCs w:val="18"/>
-              </w:rPr>
-              <w:t xml:space="preserve"> </w:t>
-            </w:r>
-            <w:proofErr w:type="spellStart"/>
-            <w:r>
-              <w:rPr>
-                <w:sz w:val="18"/>
-                <w:szCs w:val="18"/>
-              </w:rPr>
-              <w:t>Criteria</w:t>
-            </w:r>
-            <w:proofErr w:type="spellEnd"/>
-            <w:r>
-              <w:rPr>
-                <w:sz w:val="18"/>
-                <w:szCs w:val="18"/>
-              </w:rPr>
-              <w:t>)</w:t>
+              <w:t>Criterios de Entrada (Entry Criteria)</w:t>
             </w:r>
           </w:p>
           <w:p>
@@ -3397,39 +3285,7 @@
                 <w:sz w:val="18"/>
                 <w:szCs w:val="18"/>
               </w:rPr>
-              <w:t>Criterios de Salida (</w:t>
-            </w:r>
-            <w:proofErr w:type="spellStart"/>
-            <w:r>
-              <w:rPr>
-                <w:sz w:val="18"/>
-                <w:szCs w:val="18"/>
-              </w:rPr>
-              <w:t>Exit</w:t>
-            </w:r>
-            <w:proofErr w:type="spellEnd"/>
-            <w:r>
-              <w:rPr>
-                <w:sz w:val="18"/>
-                <w:szCs w:val="18"/>
-              </w:rPr>
-              <w:t xml:space="preserve"> </w:t>
-            </w:r>
-            <w:proofErr w:type="spellStart"/>
-            <w:r>
-              <w:rPr>
-                <w:sz w:val="18"/>
-                <w:szCs w:val="18"/>
-              </w:rPr>
-              <w:t>Criteria</w:t>
-            </w:r>
-            <w:proofErr w:type="spellEnd"/>
-            <w:r>
-              <w:rPr>
-                <w:sz w:val="18"/>
-                <w:szCs w:val="18"/>
-              </w:rPr>
-              <w:t>)</w:t>
+              <w:t>Criterios de Salida (Exit Criteria)</w:t>
             </w:r>
           </w:p>
           <w:p>
@@ -3576,14 +3432,6 @@
                 <w:color w:val="FFFFFF" w:themeColor="background1"/>
               </w:rPr>
             </w:pPr>
-            <w:r>
-              <w:rPr>
-                <w:i/>
-                <w:iCs/>
-                <w:color w:val="FFFFFF" w:themeColor="background1"/>
-              </w:rPr>
-              <w:t>17/02/2026</w:t>
-            </w:r>
           </w:p>
         </w:tc>
         <w:tc>
@@ -3743,13 +3591,6 @@
                 <w:iCs/>
               </w:rPr>
             </w:pPr>
-            <w:r>
-              <w:rPr>
-                <w:i/>
-                <w:iCs/>
-              </w:rPr>
-              <w:t>18/02/2026</w:t>
-            </w:r>
           </w:p>
         </w:tc>
         <w:tc>
@@ -3954,14 +3795,6 @@
                 <w:color w:val="FFFFFF" w:themeColor="background1"/>
               </w:rPr>
             </w:pPr>
-            <w:r>
-              <w:rPr>
-                <w:i/>
-                <w:iCs/>
-                <w:color w:val="FFFFFF" w:themeColor="background1"/>
-              </w:rPr>
-              <w:t>19/02/2026</w:t>
-            </w:r>
           </w:p>
         </w:tc>
         <w:tc>
@@ -4175,6 +4008,7 @@
         <w:rPr>
           <w:rStyle w:val="Ttulo1Car"/>
         </w:rPr>
+        <w:lastRenderedPageBreak/>
         <w:t>MARCO</w:t>
       </w:r>
       <w:r>
@@ -4196,23 +4030,7 @@
             <w:sz w:val="18"/>
             <w:szCs w:val="16"/>
           </w:rPr>
-          <w:t>- ir al í</w:t>
-        </w:r>
-        <w:r>
-          <w:rPr>
-            <w:caps w:val="0"/>
-            <w:sz w:val="18"/>
-            <w:szCs w:val="16"/>
-          </w:rPr>
-          <w:t>n</w:t>
-        </w:r>
-        <w:r>
-          <w:rPr>
-            <w:caps w:val="0"/>
-            <w:sz w:val="18"/>
-            <w:szCs w:val="16"/>
-          </w:rPr>
-          <w:t>dice -</w:t>
+          <w:t>- ir al índice -</w:t>
         </w:r>
       </w:hyperlink>
     </w:p>
@@ -4255,22 +4073,12 @@
         </w:rPr>
         <w:t xml:space="preserve"> </w:t>
       </w:r>
-      <w:proofErr w:type="spellStart"/>
-      <w:r>
-        <w:t>Requirements</w:t>
-      </w:r>
-      <w:proofErr w:type="spellEnd"/>
+      <w:r>
+        <w:t>Requirements Engineering</w:t>
+      </w:r>
       <w:r>
         <w:t xml:space="preserve"> </w:t>
       </w:r>
-      <w:proofErr w:type="spellStart"/>
-      <w:r>
-        <w:t>Engineering</w:t>
-      </w:r>
-      <w:proofErr w:type="spellEnd"/>
-      <w:r>
-        <w:t xml:space="preserve"> </w:t>
-      </w:r>
       <w:r>
         <w:t xml:space="preserve">(forward </w:t>
       </w:r>
@@ -4278,21 +4086,11 @@
         <w:t>&amp;</w:t>
       </w:r>
       <w:r>
-        <w:t xml:space="preserve"> </w:t>
-      </w:r>
-      <w:proofErr w:type="spellStart"/>
-      <w:r>
-        <w:t>backward</w:t>
-      </w:r>
-      <w:proofErr w:type="spellEnd"/>
-      <w:r>
-        <w:t xml:space="preserve"> </w:t>
-      </w:r>
-      <w:proofErr w:type="spellStart"/>
-      <w:r>
-        <w:t>traceability</w:t>
-      </w:r>
-      <w:proofErr w:type="spellEnd"/>
+        <w:t xml:space="preserve"> backward</w:t>
+      </w:r>
+      <w:r>
+        <w:t xml:space="preserve"> traceability</w:t>
+      </w:r>
       <w:r>
         <w:t>)</w:t>
       </w:r>
@@ -4312,40 +4110,8 @@
         <w:t>ISO/IEC/IEEE 42010</w:t>
       </w:r>
       <w:r>
-        <w:t xml:space="preserve">, </w:t>
-      </w:r>
-      <w:r>
-        <w:t xml:space="preserve">Software, </w:t>
-      </w:r>
-      <w:proofErr w:type="spellStart"/>
-      <w:r>
-        <w:t>systems</w:t>
-      </w:r>
-      <w:proofErr w:type="spellEnd"/>
-      <w:r>
-        <w:t xml:space="preserve"> and </w:t>
-      </w:r>
-      <w:proofErr w:type="spellStart"/>
-      <w:r>
-        <w:t>enterprise</w:t>
-      </w:r>
-      <w:proofErr w:type="spellEnd"/>
-      <w:r>
-        <w:t xml:space="preserve"> — </w:t>
-      </w:r>
-      <w:proofErr w:type="spellStart"/>
-      <w:r>
-        <w:t>Architecture</w:t>
-      </w:r>
-      <w:proofErr w:type="spellEnd"/>
-      <w:r>
-        <w:t xml:space="preserve"> </w:t>
-      </w:r>
-      <w:proofErr w:type="spellStart"/>
-      <w:r>
-        <w:t>description</w:t>
-      </w:r>
-      <w:proofErr w:type="spellEnd"/>
+        <w:t>, Software, systems and enterprise — Architecture description</w:t>
+      </w:r>
     </w:p>
     <w:p>
       <w:pPr>
@@ -4362,42 +4128,10 @@
         <w:t>ISO/IEC/IEEE 12207</w:t>
       </w:r>
       <w:r>
-        <w:t>,</w:t>
-      </w:r>
-      <w:r>
-        <w:t xml:space="preserve"> Software Life </w:t>
-      </w:r>
-      <w:proofErr w:type="spellStart"/>
-      <w:r>
-        <w:t>Cycle</w:t>
-      </w:r>
-      <w:proofErr w:type="spellEnd"/>
-      <w:r>
-        <w:t xml:space="preserve"> </w:t>
-      </w:r>
-      <w:proofErr w:type="spellStart"/>
-      <w:r>
-        <w:t>Processes</w:t>
-      </w:r>
-      <w:proofErr w:type="spellEnd"/>
-      <w:r>
-        <w:t xml:space="preserve"> (</w:t>
-      </w:r>
-      <w:proofErr w:type="spellStart"/>
-      <w:r>
-        <w:t>Verification</w:t>
-      </w:r>
-      <w:proofErr w:type="spellEnd"/>
-      <w:r>
-        <w:t xml:space="preserve"> and </w:t>
-      </w:r>
-      <w:proofErr w:type="spellStart"/>
-      <w:r>
-        <w:t>Validation</w:t>
-      </w:r>
-      <w:proofErr w:type="spellEnd"/>
-      <w:r>
-        <w:t>)</w:t>
+        <w:t>, Software Life Cycle Processes</w:t>
+      </w:r>
+      <w:r>
+        <w:t xml:space="preserve"> (Verification and Validation)</w:t>
       </w:r>
     </w:p>
     <w:p>
@@ -4533,16 +4267,7 @@
         <w:t>Y R</w:t>
       </w:r>
       <w:r>
-        <w:t>ol</w:t>
-      </w:r>
-      <w:r>
-        <w:t>es</w:t>
-      </w:r>
-      <w:r>
-        <w:t xml:space="preserve"> secundario</w:t>
-      </w:r>
-      <w:r>
-        <w:t>s</w:t>
+        <w:t>oles secundarios</w:t>
       </w:r>
       <w:r>
         <w:rPr>
@@ -4624,17 +4349,8 @@
           <w:i/>
           <w:iCs/>
         </w:rPr>
-        <w:t xml:space="preserve">Lead </w:t>
-      </w:r>
-      <w:proofErr w:type="spellStart"/>
-      <w:r>
-        <w:rPr>
-          <w:i/>
-          <w:iCs/>
-        </w:rPr>
-        <w:t>developer</w:t>
-      </w:r>
-      <w:proofErr w:type="spellEnd"/>
+        <w:t>Lead developer</w:t>
+      </w:r>
       <w:r>
         <w:rPr>
           <w:b/>
@@ -4842,7 +4558,6 @@
       <w:r>
         <w:t xml:space="preserve">Los flujos </w:t>
       </w:r>
-      <w:proofErr w:type="spellStart"/>
       <w:r>
         <w:rPr>
           <w:i/>
@@ -4850,7 +4565,6 @@
         </w:rPr>
         <w:t>end-to-end</w:t>
       </w:r>
-      <w:proofErr w:type="spellEnd"/>
       <w:r>
         <w:t xml:space="preserve"> deben poder mapearse a múltiples requisitos y componentes arquitectónicos.</w:t>
       </w:r>
@@ -4878,6 +4592,7 @@
         </w:numPr>
       </w:pPr>
       <w:r>
+        <w:lastRenderedPageBreak/>
         <w:t>Correspondencia estructural entre SRS, SAD y Plan de Pruebas.</w:t>
       </w:r>
     </w:p>
@@ -5163,6 +4878,61 @@
       </w:r>
       <w:r>
         <w:t xml:space="preserve"> Arquitectura</w:t>
+      </w:r>
+    </w:p>
+    <w:p>
+      <w:pPr>
+        <w:numPr>
+          <w:ilvl w:val="0"/>
+          <w:numId w:val="118"/>
+        </w:numPr>
+      </w:pPr>
+      <w:r>
+        <w:rPr>
+          <w:b/>
+          <w:bCs/>
+        </w:rPr>
+        <w:t xml:space="preserve">Trazabilidad </w:t>
+      </w:r>
+      <w:r>
+        <w:rPr>
+          <w:b/>
+          <w:bCs/>
+        </w:rPr>
+        <w:t>bidireccional</w:t>
+      </w:r>
+      <w:r>
+        <w:t>: Requisito</w:t>
+      </w:r>
+      <w:r>
+        <w:t xml:space="preserve"> </w:t>
+      </w:r>
+      <w:r>
+        <w:rPr>
+          <w:b/>
+          <w:bCs/>
+          <w:sz w:val="18"/>
+          <w:szCs w:val="18"/>
+        </w:rPr>
+        <w:t>↔</w:t>
+      </w:r>
+      <w:r>
+        <w:t xml:space="preserve"> </w:t>
+      </w:r>
+      <w:r>
+        <w:t xml:space="preserve">Arquitectura </w:t>
+      </w:r>
+      <w:r>
+        <w:rPr>
+          <w:b/>
+          <w:bCs/>
+          <w:sz w:val="18"/>
+          <w:szCs w:val="18"/>
+        </w:rPr>
+        <w:t>↔</w:t>
+      </w:r>
+      <w:r>
+        <w:t xml:space="preserve"> Prueba</w:t>
       </w:r>
     </w:p>
     <w:p>
@@ -5335,7 +5105,10 @@
     </w:p>
     <w:p>
       <w:r>
-        <w:t>Establecer un mecanismo formal de trazabilidad bidireccional entre:</w:t>
+        <w:t>Establecer un marco formal que garantice la correspondencia íntegra entre requisitos, arquitectura y pruebas, asegurando verificabilidad y coherencia estructural</w:t>
+      </w:r>
+      <w:r>
+        <w:t>:</w:t>
       </w:r>
     </w:p>
     <w:p/>
@@ -5438,7 +5211,6 @@
       <w:r>
         <w:t xml:space="preserve">Aplica a la versión 0.1.0 del proyecto </w:t>
       </w:r>
-      <w:proofErr w:type="spellStart"/>
       <w:r>
         <w:rPr>
           <w:b/>
@@ -5446,7 +5218,6 @@
         </w:rPr>
         <w:t>Mexus</w:t>
       </w:r>
-      <w:proofErr w:type="spellEnd"/>
       <w:r>
         <w:t xml:space="preserve"> y cubre:</w:t>
       </w:r>
@@ -5482,6 +5253,7 @@
         </w:numPr>
       </w:pPr>
       <w:r>
+        <w:lastRenderedPageBreak/>
         <w:t>TC_IFR</w:t>
       </w:r>
       <w:r>
@@ -5543,8 +5315,101 @@
     </w:p>
     <w:p/>
     <w:p>
-      <w:r>
-        <w:t>No cubre estado de implementación en código, salvo como referencia informativa.</w:t>
+      <w:pPr>
+        <w:rPr>
+          <w:bCs/>
+          <w:iCs/>
+        </w:rPr>
+      </w:pPr>
+      <w:r>
+        <w:t>No cubre estado de implementación en código, salvo como referencia informativa</w:t>
+      </w:r>
+      <w:r>
+        <w:t xml:space="preserve">, pero sí </w:t>
+      </w:r>
+      <w:r>
+        <w:rPr>
+          <w:bCs/>
+          <w:iCs/>
+        </w:rPr>
+        <w:t>la revisión bidireccional entre:</w:t>
+      </w:r>
+    </w:p>
+    <w:p>
+      <w:pPr>
+        <w:rPr>
+          <w:b/>
+          <w:i/>
+        </w:rPr>
+      </w:pPr>
+    </w:p>
+    <w:p>
+      <w:pPr>
+        <w:numPr>
+          <w:ilvl w:val="0"/>
+          <w:numId w:val="139"/>
+        </w:numPr>
+      </w:pPr>
+      <w:r>
+        <w:t xml:space="preserve">SRS </w:t>
+      </w:r>
+      <w:r>
+        <w:rPr>
+          <w:b/>
+          <w:bCs/>
+          <w:sz w:val="18"/>
+          <w:szCs w:val="18"/>
+        </w:rPr>
+        <w:t>↔</w:t>
+      </w:r>
+      <w:r>
+        <w:t xml:space="preserve"> SAD</w:t>
+      </w:r>
+    </w:p>
+    <w:p>
+      <w:pPr>
+        <w:numPr>
+          <w:ilvl w:val="0"/>
+          <w:numId w:val="139"/>
+        </w:numPr>
+      </w:pPr>
+      <w:r>
+        <w:t xml:space="preserve">SRS </w:t>
+      </w:r>
+      <w:r>
+        <w:rPr>
+          <w:b/>
+          <w:bCs/>
+          <w:sz w:val="18"/>
+          <w:szCs w:val="18"/>
+        </w:rPr>
+        <w:t>↔</w:t>
+      </w:r>
+      <w:r>
+        <w:t xml:space="preserve"> Plan de Pruebas</w:t>
+      </w:r>
+    </w:p>
+    <w:p>
+      <w:pPr>
+        <w:numPr>
+          <w:ilvl w:val="0"/>
+          <w:numId w:val="139"/>
+        </w:numPr>
+      </w:pPr>
+      <w:r>
+        <w:t xml:space="preserve">SAD </w:t>
+      </w:r>
+      <w:r>
+        <w:rPr>
+          <w:b/>
+          <w:bCs/>
+          <w:sz w:val="18"/>
+          <w:szCs w:val="18"/>
+        </w:rPr>
+        <w:t>↔</w:t>
+      </w:r>
+      <w:r>
+        <w:t xml:space="preserve"> Plan de Pruebas</w:t>
       </w:r>
     </w:p>
     <w:p/>
@@ -5639,28 +5504,13 @@
         <w:t>Matriz tridimensional de trazabilidad</w:t>
       </w:r>
     </w:p>
+    <w:p/>
     <w:p>
       <w:pPr>
-        <w:spacing w:after="200" w:line="276" w:lineRule="auto"/>
-        <w:contextualSpacing w:val="0"/>
-        <w:rPr>
-          <w:rFonts w:eastAsiaTheme="minorHAnsi"/>
-          <w:i/>
-          <w:iCs/>
-        </w:rPr>
-      </w:pPr>
-      <w:r>
-        <w:rPr>
-          <w:i/>
-          <w:iCs/>
-        </w:rPr>
-        <w:br w:type="page"/>
-      </w:r>
-    </w:p>
-    <w:p>
-      <w:pPr>
         <w:pStyle w:val="Ttulo1"/>
       </w:pPr>
+      <w:bookmarkStart w:id="20" w:name="_MODELO_DE_TRAZABILIDAD"/>
+      <w:bookmarkEnd w:id="20"/>
       <w:r>
         <w:t>MODELO DE TRAZABILIDAD ADOPTADO</w:t>
       </w:r>
@@ -5677,7 +5527,23 @@
             <w:sz w:val="18"/>
             <w:szCs w:val="16"/>
           </w:rPr>
-          <w:t>- ir al índice -</w:t>
+          <w:t>- ir al</w:t>
+        </w:r>
+        <w:r>
+          <w:rPr>
+            <w:caps w:val="0"/>
+            <w:sz w:val="18"/>
+            <w:szCs w:val="16"/>
+          </w:rPr>
+          <w:t xml:space="preserve"> </w:t>
+        </w:r>
+        <w:r>
+          <w:rPr>
+            <w:caps w:val="0"/>
+            <w:sz w:val="18"/>
+            <w:szCs w:val="16"/>
+          </w:rPr>
+          <w:t>índice -</w:t>
         </w:r>
       </w:hyperlink>
     </w:p>
@@ -5685,6 +5551,8 @@
       <w:pPr>
         <w:pStyle w:val="Ttulo2"/>
       </w:pPr>
+      <w:bookmarkStart w:id="21" w:name="_Identificación_de_requisitos"/>
+      <w:bookmarkEnd w:id="21"/>
       <w:r>
         <w:t>Identificación de requisitos (IFR / INFR)</w:t>
       </w:r>
@@ -5717,7 +5585,13 @@
         <w:t>, para R</w:t>
       </w:r>
       <w:r>
-        <w:t>equisitos funcionales (SRS §6)</w:t>
+        <w:t>equisitos funcionales (</w:t>
+      </w:r>
+      <w:r>
+        <w:t xml:space="preserve">ej: </w:t>
+      </w:r>
+      <w:r>
+        <w:t>SRS §6)</w:t>
       </w:r>
     </w:p>
     <w:p>
@@ -5738,13 +5612,25 @@
         <w:t>, para</w:t>
       </w:r>
       <w:r>
-        <w:t xml:space="preserve"> Requisitos no funcionales (SRS §7)</w:t>
+        <w:t xml:space="preserve"> Requisitos no funcionales (</w:t>
+      </w:r>
+      <w:r>
+        <w:t>ej:</w:t>
+      </w:r>
+      <w:r>
+        <w:t>SRS §7)</w:t>
       </w:r>
     </w:p>
     <w:p/>
     <w:p>
       <w:r>
-        <w:t>Cada requisito debe indicar:</w:t>
+        <w:t>Cada requisito debe indicar</w:t>
+      </w:r>
+      <w:r>
+        <w:t xml:space="preserve"> según SRS</w:t>
+      </w:r>
+      <w:r>
+        <w:t>:</w:t>
       </w:r>
     </w:p>
     <w:p/>
@@ -5752,44 +5638,128 @@
       <w:pPr>
         <w:numPr>
           <w:ilvl w:val="0"/>
-          <w:numId w:val="133"/>
+          <w:numId w:val="141"/>
         </w:numPr>
-      </w:pPr>
-      <w:r>
+        <w:rPr>
+          <w:i/>
+          <w:iCs/>
+        </w:rPr>
+      </w:pPr>
+      <w:r>
+        <w:rPr>
+          <w:i/>
+          <w:iCs/>
+        </w:rPr>
         <w:t>Identificador único</w:t>
       </w:r>
     </w:p>
     <w:p>
       <w:pPr>
+        <w:pStyle w:val="Prrafodelista"/>
         <w:numPr>
           <w:ilvl w:val="0"/>
-          <w:numId w:val="133"/>
+          <w:numId w:val="141"/>
         </w:numPr>
-      </w:pPr>
-      <w:r>
-        <w:t>Descripción formal</w:t>
+        <w:rPr>
+          <w:i/>
+          <w:iCs/>
+        </w:rPr>
+      </w:pPr>
+      <w:r>
+        <w:rPr>
+          <w:i/>
+          <w:iCs/>
+        </w:rPr>
+        <w:t xml:space="preserve">Prioridad </w:t>
+      </w:r>
+      <w:r>
+        <w:rPr>
+          <w:b/>
+          <w:bCs/>
+          <w:i/>
+          <w:iCs/>
+        </w:rPr>
+        <w:t xml:space="preserve">MoSCoW </w:t>
       </w:r>
     </w:p>
     <w:p>
       <w:pPr>
+        <w:pStyle w:val="Prrafodelista"/>
         <w:numPr>
           <w:ilvl w:val="0"/>
-          <w:numId w:val="133"/>
+          <w:numId w:val="141"/>
         </w:numPr>
-      </w:pPr>
-      <w:r>
-        <w:t>Fuente</w:t>
+        <w:rPr>
+          <w:i/>
+          <w:iCs/>
+        </w:rPr>
+      </w:pPr>
+      <w:r>
+        <w:rPr>
+          <w:i/>
+          <w:iCs/>
+        </w:rPr>
+        <w:t xml:space="preserve">Descripción clara y verificable </w:t>
       </w:r>
     </w:p>
     <w:p>
       <w:pPr>
+        <w:pStyle w:val="Prrafodelista"/>
         <w:numPr>
           <w:ilvl w:val="0"/>
-          <w:numId w:val="133"/>
+          <w:numId w:val="141"/>
         </w:numPr>
-      </w:pPr>
-      <w:r>
-        <w:t>Criterio de aceptación</w:t>
+        <w:rPr>
+          <w:i/>
+          <w:iCs/>
+        </w:rPr>
+      </w:pPr>
+      <w:r>
+        <w:rPr>
+          <w:i/>
+          <w:iCs/>
+        </w:rPr>
+        <w:t xml:space="preserve">Razón / objetivo </w:t>
+      </w:r>
+    </w:p>
+    <w:p>
+      <w:pPr>
+        <w:pStyle w:val="Prrafodelista"/>
+        <w:numPr>
+          <w:ilvl w:val="0"/>
+          <w:numId w:val="141"/>
+        </w:numPr>
+        <w:rPr>
+          <w:i/>
+          <w:iCs/>
+        </w:rPr>
+      </w:pPr>
+      <w:r>
+        <w:rPr>
+          <w:i/>
+          <w:iCs/>
+        </w:rPr>
+        <w:t xml:space="preserve">Dependencias </w:t>
+      </w:r>
+    </w:p>
+    <w:p>
+      <w:pPr>
+        <w:pStyle w:val="Prrafodelista"/>
+        <w:numPr>
+          <w:ilvl w:val="0"/>
+          <w:numId w:val="141"/>
+        </w:numPr>
+        <w:rPr>
+          <w:i/>
+          <w:iCs/>
+        </w:rPr>
+      </w:pPr>
+      <w:r>
+        <w:rPr>
+          <w:i/>
+          <w:iCs/>
+        </w:rPr>
+        <w:t xml:space="preserve">Criterios de aceptación </w:t>
       </w:r>
     </w:p>
     <w:p/>
@@ -5797,6 +5767,8 @@
       <w:pPr>
         <w:pStyle w:val="Ttulo2"/>
       </w:pPr>
+      <w:bookmarkStart w:id="22" w:name="_Identificación_de_casos"/>
+      <w:bookmarkEnd w:id="22"/>
       <w:r>
         <w:t>Identificación de casos de prueba (TC_IFR / TC_INFR / TC_E2E)</w:t>
       </w:r>
@@ -5815,6 +5787,10 @@
         </w:numPr>
       </w:pPr>
       <w:r>
+        <w:rPr>
+          <w:i/>
+          <w:iCs/>
+        </w:rPr>
         <w:t>TC_IFRXX_YY</w:t>
       </w:r>
       <w:r>
@@ -5832,6 +5808,10 @@
         </w:numPr>
       </w:pPr>
       <w:r>
+        <w:rPr>
+          <w:i/>
+          <w:iCs/>
+        </w:rPr>
         <w:t>TC_INFRXX_YY</w:t>
       </w:r>
       <w:r>
@@ -5849,6 +5829,10 @@
         </w:numPr>
       </w:pPr>
       <w:r>
+        <w:rPr>
+          <w:i/>
+          <w:iCs/>
+        </w:rPr>
         <w:t>TC_E2E_XX</w:t>
       </w:r>
       <w:r>
@@ -5860,7 +5844,17 @@
     </w:p>
     <w:p/>
     <w:p>
-      <w:r>
+      <w:pPr>
+        <w:spacing w:after="200" w:line="276" w:lineRule="auto"/>
+        <w:contextualSpacing w:val="0"/>
+      </w:pPr>
+      <w:r>
+        <w:br w:type="page"/>
+      </w:r>
+    </w:p>
+    <w:p>
+      <w:r>
+        <w:lastRenderedPageBreak/>
         <w:t>Cada caso de prueba especifica:</w:t>
       </w:r>
     </w:p>
@@ -6150,6 +6144,8 @@
       <w:pPr>
         <w:pStyle w:val="Ttulo2"/>
       </w:pPr>
+      <w:bookmarkStart w:id="23" w:name="_Relación_SRS_§"/>
+      <w:bookmarkEnd w:id="23"/>
       <w:r>
         <w:t>Relación SRS § ↔ SAD § ↔ Plan de Pruebas</w:t>
       </w:r>
@@ -6210,6 +6206,8 @@
       <w:pPr>
         <w:pStyle w:val="Ttulo2"/>
       </w:pPr>
+      <w:bookmarkStart w:id="24" w:name="_Tipología_de_verificación"/>
+      <w:bookmarkEnd w:id="24"/>
       <w:r>
         <w:t>Tipología de verificación</w:t>
       </w:r>
@@ -6218,6 +6216,8 @@
       <w:pPr>
         <w:pStyle w:val="Ttulo3"/>
       </w:pPr>
+      <w:bookmarkStart w:id="25" w:name="_Ejecutable"/>
+      <w:bookmarkEnd w:id="25"/>
       <w:r>
         <w:t>Ejecutable</w:t>
       </w:r>
@@ -6232,6 +6232,8 @@
       <w:pPr>
         <w:pStyle w:val="Ttulo3"/>
       </w:pPr>
+      <w:bookmarkStart w:id="26" w:name="_Revisión_técnica"/>
+      <w:bookmarkEnd w:id="26"/>
       <w:r>
         <w:t>Revisión técnica</w:t>
       </w:r>
@@ -6246,6 +6248,8 @@
       <w:pPr>
         <w:pStyle w:val="Ttulo3"/>
       </w:pPr>
+      <w:bookmarkStart w:id="27" w:name="_Verificación_documental"/>
+      <w:bookmarkEnd w:id="27"/>
       <w:r>
         <w:t>Verificación documental</w:t>
       </w:r>
@@ -6260,6 +6264,8 @@
       <w:pPr>
         <w:pStyle w:val="Ttulo3"/>
       </w:pPr>
+      <w:bookmarkStart w:id="28" w:name="_Validación_contractual/legal"/>
+      <w:bookmarkEnd w:id="28"/>
       <w:r>
         <w:t>Validación contractual/legal</w:t>
       </w:r>
@@ -6274,6 +6280,8 @@
       <w:pPr>
         <w:pStyle w:val="Ttulo1"/>
       </w:pPr>
+      <w:bookmarkStart w:id="29" w:name="_MATRIZ_TRIDIMENSIONAL_DE"/>
+      <w:bookmarkEnd w:id="29"/>
       <w:r>
         <w:rPr>
           <w:caps w:val="0"/>
@@ -6302,12 +6310,107 @@
       <w:pPr>
         <w:pStyle w:val="Ttulo2"/>
       </w:pPr>
+      <w:bookmarkStart w:id="30" w:name="_Estructura_de_la"/>
+      <w:bookmarkEnd w:id="30"/>
       <w:r>
         <w:t>Estructura de la Matriz</w:t>
       </w:r>
     </w:p>
     <w:p>
       <w:r>
+        <w:t>La matriz relaciona:</w:t>
+      </w:r>
+    </w:p>
+    <w:p>
+      <w:pPr>
+        <w:numPr>
+          <w:ilvl w:val="0"/>
+          <w:numId w:val="142"/>
+        </w:numPr>
+      </w:pPr>
+      <w:r>
+        <w:t>Requisito (IFR / INFR)</w:t>
+      </w:r>
+    </w:p>
+    <w:p>
+      <w:pPr>
+        <w:numPr>
+          <w:ilvl w:val="0"/>
+          <w:numId w:val="142"/>
+        </w:numPr>
+      </w:pPr>
+      <w:r>
+        <w:t xml:space="preserve">Sección </w:t>
+      </w:r>
+      <w:r>
+        <w:t xml:space="preserve">del </w:t>
+      </w:r>
+      <w:r>
+        <w:t>S</w:t>
+      </w:r>
+      <w:r>
+        <w:t>RS</w:t>
+      </w:r>
+      <w:r>
+        <w:t xml:space="preserve"> §</w:t>
+      </w:r>
+    </w:p>
+    <w:p>
+      <w:pPr>
+        <w:numPr>
+          <w:ilvl w:val="0"/>
+          <w:numId w:val="142"/>
+        </w:numPr>
+      </w:pPr>
+      <w:r>
+        <w:t>Sección arquitectónica (</w:t>
+      </w:r>
+      <w:r>
+        <w:t xml:space="preserve">del </w:t>
+      </w:r>
+      <w:r>
+        <w:t>SAD §)</w:t>
+      </w:r>
+    </w:p>
+    <w:p>
+      <w:pPr>
+        <w:numPr>
+          <w:ilvl w:val="0"/>
+          <w:numId w:val="142"/>
+        </w:numPr>
+      </w:pPr>
+      <w:r>
+        <w:t>Caso de prueba (TC)</w:t>
+      </w:r>
+    </w:p>
+    <w:p>
+      <w:pPr>
+        <w:numPr>
+          <w:ilvl w:val="0"/>
+          <w:numId w:val="142"/>
+        </w:numPr>
+      </w:pPr>
+      <w:r>
+        <w:t>Tipo</w:t>
+      </w:r>
+    </w:p>
+    <w:p>
+      <w:pPr>
+        <w:numPr>
+          <w:ilvl w:val="0"/>
+          <w:numId w:val="142"/>
+        </w:numPr>
+      </w:pPr>
+      <w:r>
+        <w:t>Estado de cobertura</w:t>
+      </w:r>
+      <w:r>
+        <w:t xml:space="preserve"> (y coherencia cruzada)</w:t>
+      </w:r>
+    </w:p>
+    <w:p>
+      <w:r>
+        <w:lastRenderedPageBreak/>
         <w:t xml:space="preserve">La estructura de la </w:t>
       </w:r>
       <w:r>
@@ -6335,46 +6438,61 @@
         <w:t xml:space="preserve"> será:</w:t>
       </w:r>
     </w:p>
-    <w:p>
-      <w:bookmarkStart w:id="20" w:name="_Objetivos"/>
-      <w:bookmarkEnd w:id="20"/>
-    </w:p>
+    <w:p/>
     <w:tbl>
       <w:tblPr>
+        <w:tblStyle w:val="Tablaconcuadrcula"/>
         <w:tblW w:w="5000" w:type="pct"/>
         <w:jc w:val="center"/>
-        <w:tblCellSpacing w:w="15" w:type="dxa"/>
         <w:tblBorders>
-          <w:bottom w:val="single" w:sz="4" w:space="0" w:color="2C59A6"/>
+          <w:top w:val="none" w:sz="0" w:space="0" w:color="auto"/>
+          <w:left w:val="none" w:sz="0" w:space="0" w:color="auto"/>
+          <w:bottom w:val="none" w:sz="0" w:space="0" w:color="auto"/>
+          <w:right w:val="none" w:sz="0" w:space="0" w:color="auto"/>
+          <w:insideH w:val="none" w:sz="0" w:space="0" w:color="auto"/>
+          <w:insideV w:val="none" w:sz="0" w:space="0" w:color="auto"/>
         </w:tblBorders>
-        <w:tblCellMar>
-          <w:top w:w="15" w:type="dxa"/>
-          <w:left w:w="15" w:type="dxa"/>
-          <w:bottom w:w="15" w:type="dxa"/>
-          <w:right w:w="15" w:type="dxa"/>
-        </w:tblCellMar>
         <w:tblLook w:val="04A0" w:firstRow="1" w:lastRow="0" w:firstColumn="1" w:lastColumn="0" w:noHBand="0" w:noVBand="1"/>
       </w:tblPr>
       <w:tblGrid>
-        <w:gridCol w:w="1091"/>
-        <w:gridCol w:w="537"/>
-        <w:gridCol w:w="1335"/>
-        <w:gridCol w:w="1601"/>
-        <w:gridCol w:w="2007"/>
-        <w:gridCol w:w="2566"/>
-        <w:gridCol w:w="897"/>
+        <w:gridCol w:w="1290"/>
+        <w:gridCol w:w="1142"/>
+        <w:gridCol w:w="1040"/>
+        <w:gridCol w:w="2258"/>
+        <w:gridCol w:w="2952"/>
+        <w:gridCol w:w="1352"/>
       </w:tblGrid>
       <w:tr>
         <w:trPr>
-          <w:tblHeader/>
-          <w:tblCellSpacing w:w="15" w:type="dxa"/>
           <w:jc w:val="center"/>
         </w:trPr>
         <w:tc>
           <w:tcPr>
-            <w:tcW w:w="0" w:type="auto"/>
+            <w:tcW w:w="1188" w:type="dxa"/>
+            <w:tcBorders>
+              <w:bottom w:val="single" w:sz="12" w:space="0" w:color="2C59A6"/>
+              <w:right w:val="single" w:sz="2" w:space="0" w:color="2C59A6"/>
+            </w:tcBorders>
             <w:vAlign w:val="center"/>
-            <w:hideMark/>
+          </w:tcPr>
+          <w:p>
+            <w:r>
+              <w:rPr>
+                <w:color w:val="242D5B"/>
+              </w:rPr>
+              <w:t>Requisito</w:t>
+            </w:r>
+          </w:p>
+        </w:tc>
+        <w:tc>
+          <w:tcPr>
+            <w:tcW w:w="1051" w:type="dxa"/>
+            <w:tcBorders>
+              <w:left w:val="single" w:sz="2" w:space="0" w:color="2C59A6"/>
+              <w:bottom w:val="single" w:sz="12" w:space="0" w:color="2C59A6"/>
+              <w:right w:val="single" w:sz="2" w:space="0" w:color="2C59A6"/>
+            </w:tcBorders>
+            <w:vAlign w:val="center"/>
           </w:tcPr>
           <w:p>
             <w:pPr>
@@ -6386,15 +6504,31 @@
               <w:rPr>
                 <w:color w:val="242D5B"/>
               </w:rPr>
-              <w:t>Requisito</w:t>
+              <w:t>SRS</w:t>
+            </w:r>
+            <w:r>
+              <w:rPr>
+                <w:color w:val="242D5B"/>
+              </w:rPr>
+              <w:t xml:space="preserve"> </w:t>
+            </w:r>
+            <w:r>
+              <w:rPr>
+                <w:color w:val="242D5B"/>
+              </w:rPr>
+              <w:t>§</w:t>
             </w:r>
           </w:p>
         </w:tc>
         <w:tc>
           <w:tcPr>
-            <w:tcW w:w="0" w:type="auto"/>
+            <w:tcW w:w="957" w:type="dxa"/>
+            <w:tcBorders>
+              <w:left w:val="single" w:sz="2" w:space="0" w:color="2C59A6"/>
+              <w:bottom w:val="single" w:sz="12" w:space="0" w:color="2C59A6"/>
+              <w:right w:val="single" w:sz="2" w:space="0" w:color="2C59A6"/>
+            </w:tcBorders>
             <w:vAlign w:val="center"/>
-            <w:hideMark/>
           </w:tcPr>
           <w:p>
             <w:pPr>
@@ -6406,110 +6540,57 @@
               <w:rPr>
                 <w:color w:val="242D5B"/>
               </w:rPr>
-              <w:t>Tipo</w:t>
+              <w:t>SAD</w:t>
+            </w:r>
+            <w:r>
+              <w:rPr>
+                <w:color w:val="242D5B"/>
+              </w:rPr>
+              <w:t xml:space="preserve"> </w:t>
+            </w:r>
+            <w:r>
+              <w:rPr>
+                <w:color w:val="242D5B"/>
+              </w:rPr>
+              <w:t>§</w:t>
             </w:r>
           </w:p>
         </w:tc>
         <w:tc>
           <w:tcPr>
-            <w:tcW w:w="0" w:type="auto"/>
+            <w:tcW w:w="2078" w:type="dxa"/>
+            <w:tcBorders>
+              <w:left w:val="single" w:sz="2" w:space="0" w:color="2C59A6"/>
+              <w:bottom w:val="single" w:sz="12" w:space="0" w:color="2C59A6"/>
+              <w:right w:val="single" w:sz="2" w:space="0" w:color="2C59A6"/>
+            </w:tcBorders>
             <w:vAlign w:val="center"/>
-            <w:hideMark/>
           </w:tcPr>
           <w:p>
-            <w:pPr>
+            <w:r>
               <w:rPr>
                 <w:color w:val="242D5B"/>
               </w:rPr>
-            </w:pPr>
+              <w:t>TC asociado</w:t>
+            </w:r>
+          </w:p>
+        </w:tc>
+        <w:tc>
+          <w:tcPr>
+            <w:tcW w:w="2717" w:type="dxa"/>
+            <w:tcBorders>
+              <w:left w:val="single" w:sz="2" w:space="0" w:color="2C59A6"/>
+              <w:bottom w:val="single" w:sz="12" w:space="0" w:color="2C59A6"/>
+              <w:right w:val="single" w:sz="2" w:space="0" w:color="2C59A6"/>
+            </w:tcBorders>
+            <w:vAlign w:val="center"/>
+          </w:tcPr>
+          <w:p>
             <w:r>
               <w:rPr>
                 <w:color w:val="242D5B"/>
               </w:rPr>
-              <w:t>Sección SRS</w:t>
-            </w:r>
-          </w:p>
-        </w:tc>
-        <w:tc>
-          <w:tcPr>
-            <w:tcW w:w="0" w:type="auto"/>
-            <w:vAlign w:val="center"/>
-            <w:hideMark/>
-          </w:tcPr>
-          <w:p>
-            <w:pPr>
-              <w:rPr>
-                <w:color w:val="242D5B"/>
-              </w:rPr>
-            </w:pPr>
-            <w:r>
-              <w:rPr>
-                <w:color w:val="242D5B"/>
-              </w:rPr>
-              <w:t>Elemento SAD</w:t>
-            </w:r>
-          </w:p>
-        </w:tc>
-        <w:tc>
-          <w:tcPr>
-            <w:tcW w:w="0" w:type="auto"/>
-            <w:vAlign w:val="center"/>
-            <w:hideMark/>
-          </w:tcPr>
-          <w:p>
-            <w:pPr>
-              <w:rPr>
-                <w:color w:val="242D5B"/>
-              </w:rPr>
-            </w:pPr>
-            <w:r>
-              <w:rPr>
-                <w:color w:val="242D5B"/>
-              </w:rPr>
-              <w:t>Caso(s) de prueba</w:t>
-            </w:r>
-          </w:p>
-        </w:tc>
-        <w:tc>
-          <w:tcPr>
-            <w:tcW w:w="0" w:type="auto"/>
-            <w:vAlign w:val="center"/>
-            <w:hideMark/>
-          </w:tcPr>
-          <w:p>
-            <w:pPr>
-              <w:rPr>
-                <w:color w:val="242D5B"/>
-              </w:rPr>
-            </w:pPr>
-            <w:r>
-              <w:rPr>
-                <w:color w:val="242D5B"/>
-              </w:rPr>
-              <w:t>Método de verificación</w:t>
-            </w:r>
-          </w:p>
-        </w:tc>
-        <w:tc>
-          <w:tcPr>
-            <w:tcW w:w="0" w:type="auto"/>
-            <w:vAlign w:val="center"/>
-            <w:hideMark/>
-          </w:tcPr>
-          <w:p>
-            <w:pPr>
-              <w:rPr>
-                <w:b/>
-                <w:bCs/>
-                <w:color w:val="242D5B"/>
-                <w:vertAlign w:val="superscript"/>
-              </w:rPr>
-            </w:pPr>
-            <w:r>
-              <w:rPr>
-                <w:color w:val="242D5B"/>
-              </w:rPr>
-              <w:t>Estado</w:t>
+              <w:t>Tipo</w:t>
             </w:r>
             <w:r>
               <w:rPr>
@@ -6522,9 +6603,38 @@
             </w:r>
           </w:p>
         </w:tc>
+        <w:tc>
+          <w:tcPr>
+            <w:tcW w:w="1244" w:type="dxa"/>
+            <w:tcBorders>
+              <w:left w:val="single" w:sz="2" w:space="0" w:color="2C59A6"/>
+              <w:bottom w:val="single" w:sz="12" w:space="0" w:color="2C59A6"/>
+            </w:tcBorders>
+            <w:vAlign w:val="center"/>
+          </w:tcPr>
+          <w:p>
+            <w:r>
+              <w:rPr>
+                <w:color w:val="242D5B"/>
+              </w:rPr>
+              <w:t>Estado</w:t>
+            </w:r>
+          </w:p>
+        </w:tc>
       </w:tr>
     </w:tbl>
-    <w:p/>
+    <w:p>
+      <w:pPr>
+        <w:rPr>
+          <w:i/>
+          <w:iCs/>
+          <w:sz w:val="20"/>
+          <w:szCs w:val="20"/>
+        </w:rPr>
+      </w:pPr>
+      <w:bookmarkStart w:id="31" w:name="_Objetivos"/>
+      <w:bookmarkEnd w:id="31"/>
+    </w:p>
     <w:p>
       <w:pPr>
         <w:rPr>
@@ -6551,7 +6661,6 @@
         </w:rPr>
         <w:t xml:space="preserve"> </w:t>
       </w:r>
-      <w:proofErr w:type="gramStart"/>
       <w:r>
         <w:rPr>
           <w:i/>
@@ -6559,9 +6668,39 @@
           <w:sz w:val="20"/>
           <w:szCs w:val="20"/>
         </w:rPr>
-        <w:t>Estado</w:t>
-      </w:r>
-      <w:proofErr w:type="gramEnd"/>
+        <w:t>tipo</w:t>
+      </w:r>
+      <w:r>
+        <w:rPr>
+          <w:sz w:val="20"/>
+          <w:szCs w:val="20"/>
+        </w:rPr>
+        <w:t xml:space="preserve"> según el documento de Plande pruebas &amp; estrategias</w:t>
+      </w:r>
+      <w:r>
+        <w:rPr>
+          <w:sz w:val="20"/>
+          <w:szCs w:val="20"/>
+        </w:rPr>
+        <w:t>:</w:t>
+      </w:r>
+    </w:p>
+    <w:p>
+      <w:pPr>
+        <w:pStyle w:val="Prrafodelista"/>
+        <w:numPr>
+          <w:ilvl w:val="0"/>
+          <w:numId w:val="25"/>
+        </w:numPr>
+        <w:rPr>
+          <w:b/>
+          <w:bCs/>
+          <w:i/>
+          <w:iCs/>
+          <w:sz w:val="20"/>
+          <w:szCs w:val="20"/>
+        </w:rPr>
+      </w:pPr>
       <w:r>
         <w:rPr>
           <w:i/>
@@ -6569,8 +6708,25 @@
           <w:sz w:val="20"/>
           <w:szCs w:val="20"/>
         </w:rPr>
-        <w:t xml:space="preserve"> de cobertura y coherencia cruzada entre SRS ↔ SAD ↔ Plan de Pruebas</w:t>
-      </w:r>
+        <w:t>Funcional</w:t>
+      </w:r>
+    </w:p>
+    <w:p>
+      <w:pPr>
+        <w:pStyle w:val="Prrafodelista"/>
+        <w:numPr>
+          <w:ilvl w:val="0"/>
+          <w:numId w:val="25"/>
+        </w:numPr>
+        <w:rPr>
+          <w:b/>
+          <w:bCs/>
+          <w:i/>
+          <w:iCs/>
+          <w:sz w:val="20"/>
+          <w:szCs w:val="20"/>
+        </w:rPr>
+      </w:pPr>
       <w:r>
         <w:rPr>
           <w:i/>
@@ -6578,6 +6734,243 @@
           <w:sz w:val="20"/>
           <w:szCs w:val="20"/>
         </w:rPr>
+        <w:t>Integración</w:t>
+      </w:r>
+    </w:p>
+    <w:p>
+      <w:pPr>
+        <w:pStyle w:val="Prrafodelista"/>
+        <w:numPr>
+          <w:ilvl w:val="0"/>
+          <w:numId w:val="25"/>
+        </w:numPr>
+        <w:rPr>
+          <w:b/>
+          <w:bCs/>
+          <w:i/>
+          <w:iCs/>
+          <w:sz w:val="20"/>
+          <w:szCs w:val="20"/>
+        </w:rPr>
+      </w:pPr>
+      <w:r>
+        <w:rPr>
+          <w:i/>
+          <w:iCs/>
+          <w:sz w:val="20"/>
+          <w:szCs w:val="20"/>
+        </w:rPr>
+        <w:t>Robustez</w:t>
+      </w:r>
+    </w:p>
+    <w:p>
+      <w:pPr>
+        <w:pStyle w:val="Prrafodelista"/>
+        <w:numPr>
+          <w:ilvl w:val="0"/>
+          <w:numId w:val="25"/>
+        </w:numPr>
+        <w:rPr>
+          <w:b/>
+          <w:bCs/>
+          <w:i/>
+          <w:iCs/>
+          <w:sz w:val="20"/>
+          <w:szCs w:val="20"/>
+        </w:rPr>
+      </w:pPr>
+      <w:r>
+        <w:rPr>
+          <w:i/>
+          <w:iCs/>
+          <w:sz w:val="20"/>
+          <w:szCs w:val="20"/>
+        </w:rPr>
+        <w:t>No funcional</w:t>
+      </w:r>
+    </w:p>
+    <w:p>
+      <w:pPr>
+        <w:pStyle w:val="Prrafodelista"/>
+        <w:numPr>
+          <w:ilvl w:val="1"/>
+          <w:numId w:val="25"/>
+        </w:numPr>
+        <w:ind w:left="1077" w:hanging="357"/>
+        <w:rPr>
+          <w:i/>
+          <w:iCs/>
+          <w:sz w:val="20"/>
+          <w:szCs w:val="20"/>
+        </w:rPr>
+      </w:pPr>
+      <w:r>
+        <w:rPr>
+          <w:i/>
+          <w:iCs/>
+          <w:sz w:val="20"/>
+          <w:szCs w:val="20"/>
+        </w:rPr>
+        <w:t>Arquitectura</w:t>
+      </w:r>
+    </w:p>
+    <w:p>
+      <w:pPr>
+        <w:pStyle w:val="Prrafodelista"/>
+        <w:numPr>
+          <w:ilvl w:val="1"/>
+          <w:numId w:val="25"/>
+        </w:numPr>
+        <w:ind w:left="1077" w:hanging="357"/>
+        <w:rPr>
+          <w:i/>
+          <w:iCs/>
+          <w:sz w:val="20"/>
+          <w:szCs w:val="20"/>
+        </w:rPr>
+      </w:pPr>
+      <w:r>
+        <w:rPr>
+          <w:i/>
+          <w:iCs/>
+          <w:sz w:val="20"/>
+          <w:szCs w:val="20"/>
+        </w:rPr>
+        <w:t>Configuración técnica</w:t>
+      </w:r>
+    </w:p>
+    <w:p>
+      <w:pPr>
+        <w:pStyle w:val="Prrafodelista"/>
+        <w:numPr>
+          <w:ilvl w:val="1"/>
+          <w:numId w:val="25"/>
+        </w:numPr>
+        <w:ind w:left="1077" w:hanging="357"/>
+        <w:rPr>
+          <w:i/>
+          <w:iCs/>
+          <w:sz w:val="20"/>
+          <w:szCs w:val="20"/>
+        </w:rPr>
+      </w:pPr>
+      <w:r>
+        <w:rPr>
+          <w:i/>
+          <w:iCs/>
+          <w:sz w:val="20"/>
+          <w:szCs w:val="20"/>
+        </w:rPr>
+        <w:t>Verificación técnica</w:t>
+      </w:r>
+    </w:p>
+    <w:p>
+      <w:pPr>
+        <w:pStyle w:val="Prrafodelista"/>
+        <w:numPr>
+          <w:ilvl w:val="1"/>
+          <w:numId w:val="25"/>
+        </w:numPr>
+        <w:ind w:left="1077" w:hanging="357"/>
+        <w:rPr>
+          <w:i/>
+          <w:iCs/>
+          <w:sz w:val="20"/>
+          <w:szCs w:val="20"/>
+        </w:rPr>
+      </w:pPr>
+      <w:r>
+        <w:rPr>
+          <w:i/>
+          <w:iCs/>
+          <w:sz w:val="20"/>
+          <w:szCs w:val="20"/>
+        </w:rPr>
+        <w:t>Documental</w:t>
+      </w:r>
+    </w:p>
+    <w:p>
+      <w:pPr>
+        <w:pStyle w:val="Prrafodelista"/>
+        <w:numPr>
+          <w:ilvl w:val="1"/>
+          <w:numId w:val="25"/>
+        </w:numPr>
+        <w:ind w:left="1077" w:hanging="357"/>
+        <w:rPr>
+          <w:i/>
+          <w:iCs/>
+          <w:sz w:val="20"/>
+          <w:szCs w:val="20"/>
+        </w:rPr>
+      </w:pPr>
+      <w:r>
+        <w:rPr>
+          <w:i/>
+          <w:iCs/>
+          <w:sz w:val="20"/>
+          <w:szCs w:val="20"/>
+        </w:rPr>
+        <w:t>Legal</w:t>
+      </w:r>
+    </w:p>
+    <w:p>
+      <w:pPr>
+        <w:rPr>
+          <w:sz w:val="20"/>
+          <w:szCs w:val="20"/>
+        </w:rPr>
+      </w:pPr>
+    </w:p>
+    <w:p>
+      <w:pPr>
+        <w:pStyle w:val="Ttulo2"/>
+      </w:pPr>
+      <w:bookmarkStart w:id="32" w:name="_Criterios_de_estado"/>
+      <w:bookmarkEnd w:id="32"/>
+      <w:r>
+        <w:t>Criterios de estado</w:t>
+      </w:r>
+    </w:p>
+    <w:p>
+      <w:pPr>
+        <w:rPr>
+          <w:i/>
+          <w:iCs/>
+        </w:rPr>
+      </w:pPr>
+      <w:r>
+        <w:rPr>
+          <w:sz w:val="24"/>
+          <w:szCs w:val="24"/>
+        </w:rPr>
+        <w:t>Cada</w:t>
+      </w:r>
+      <w:r>
+        <w:rPr>
+          <w:sz w:val="24"/>
+          <w:szCs w:val="24"/>
+        </w:rPr>
+        <w:t xml:space="preserve"> relación se clasifica según el </w:t>
+      </w:r>
+      <w:r>
+        <w:rPr>
+          <w:i/>
+          <w:iCs/>
+        </w:rPr>
+        <w:t>estado de cobertura y coherencia cruzada</w:t>
+      </w:r>
+      <w:r>
+        <w:t xml:space="preserve"> entre SRS ↔ SAD ↔ Plan de Pruebas</w:t>
+      </w:r>
+      <w:r>
+        <w:t xml:space="preserve"> y puede ser</w:t>
+      </w:r>
+      <w:r>
+        <w:rPr>
+          <w:i/>
+          <w:iCs/>
+        </w:rPr>
         <w:t>:</w:t>
       </w:r>
     </w:p>
@@ -6589,16 +6982,16 @@
           <w:numId w:val="99"/>
         </w:numPr>
         <w:rPr>
-          <w:sz w:val="20"/>
-          <w:szCs w:val="20"/>
+          <w:i/>
+          <w:iCs/>
         </w:rPr>
       </w:pPr>
       <w:r>
         <w:rPr>
-          <w:sz w:val="20"/>
-          <w:szCs w:val="20"/>
+          <w:i/>
+          <w:iCs/>
         </w:rPr>
-        <w:t>Coherente</w:t>
+        <w:t>Cubierto</w:t>
       </w:r>
     </w:p>
     <w:p>
@@ -6609,14 +7002,14 @@
           <w:numId w:val="99"/>
         </w:numPr>
         <w:rPr>
-          <w:sz w:val="20"/>
-          <w:szCs w:val="20"/>
+          <w:i/>
+          <w:iCs/>
         </w:rPr>
       </w:pPr>
       <w:r>
         <w:rPr>
-          <w:sz w:val="20"/>
-          <w:szCs w:val="20"/>
+          <w:i/>
+          <w:iCs/>
         </w:rPr>
         <w:t>Cobertura parcial</w:t>
       </w:r>
@@ -6629,16 +7022,16 @@
           <w:numId w:val="99"/>
         </w:numPr>
         <w:rPr>
-          <w:sz w:val="20"/>
-          <w:szCs w:val="20"/>
+          <w:i/>
+          <w:iCs/>
         </w:rPr>
       </w:pPr>
       <w:r>
         <w:rPr>
-          <w:sz w:val="20"/>
-          <w:szCs w:val="20"/>
+          <w:i/>
+          <w:iCs/>
         </w:rPr>
-        <w:t>Inconsistencia detectada</w:t>
+        <w:t>No cubierto</w:t>
       </w:r>
     </w:p>
     <w:p>
@@ -6649,56 +7042,16 @@
           <w:numId w:val="99"/>
         </w:numPr>
         <w:rPr>
-          <w:sz w:val="20"/>
-          <w:szCs w:val="20"/>
+          <w:i/>
+          <w:iCs/>
         </w:rPr>
       </w:pPr>
       <w:r>
         <w:rPr>
-          <w:sz w:val="20"/>
-          <w:szCs w:val="20"/>
+          <w:i/>
+          <w:iCs/>
         </w:rPr>
-        <w:t>Ambiguo</w:t>
-      </w:r>
-    </w:p>
-    <w:p>
-      <w:pPr>
-        <w:pStyle w:val="Prrafodelista"/>
-        <w:numPr>
-          <w:ilvl w:val="0"/>
-          <w:numId w:val="99"/>
-        </w:numPr>
-        <w:rPr>
-          <w:sz w:val="20"/>
-          <w:szCs w:val="20"/>
-        </w:rPr>
-      </w:pPr>
-      <w:r>
-        <w:rPr>
-          <w:sz w:val="20"/>
-          <w:szCs w:val="20"/>
-        </w:rPr>
-        <w:t>Sin cobertura de prueba</w:t>
-      </w:r>
-    </w:p>
-    <w:p>
-      <w:pPr>
-        <w:pStyle w:val="Prrafodelista"/>
-        <w:numPr>
-          <w:ilvl w:val="0"/>
-          <w:numId w:val="99"/>
-        </w:numPr>
-        <w:rPr>
-          <w:sz w:val="20"/>
-          <w:szCs w:val="20"/>
-        </w:rPr>
-      </w:pPr>
-      <w:r>
-        <w:rPr>
-          <w:sz w:val="20"/>
-          <w:szCs w:val="20"/>
-        </w:rPr>
-        <w:t>Sin reflejo arquitectónico</w:t>
+        <w:t>No aplicable</w:t>
       </w:r>
     </w:p>
     <w:p>
@@ -6707,6 +7060,45 @@
           <w:u w:val="single"/>
         </w:rPr>
       </w:pPr>
+    </w:p>
+    <w:p>
+      <w:pPr>
+        <w:pStyle w:val="Ttulo2"/>
+      </w:pPr>
+      <w:r>
+        <w:rPr>
+          <w:rFonts w:hint="eastAsia"/>
+        </w:rPr>
+        <w:t xml:space="preserve">Trazabilidad directa (Requisito </w:t>
+      </w:r>
+      <w:r>
+        <w:rPr>
+          <w:rFonts w:hint="eastAsia"/>
+          <w:sz w:val="28"/>
+          <w:szCs w:val="22"/>
+        </w:rPr>
+        <w:t>→</w:t>
+      </w:r>
+      <w:r>
+        <w:rPr>
+          <w:rFonts w:hint="eastAsia"/>
+        </w:rPr>
+        <w:t xml:space="preserve"> Arquitectura </w:t>
+      </w:r>
+      <w:r>
+        <w:rPr>
+          <w:rFonts w:hint="eastAsia"/>
+          <w:sz w:val="28"/>
+          <w:szCs w:val="22"/>
+        </w:rPr>
+        <w:t>→</w:t>
+      </w:r>
+      <w:r>
+        <w:rPr>
+          <w:rFonts w:hint="eastAsia"/>
+        </w:rPr>
+        <w:t xml:space="preserve"> Prueba)</w:t>
+      </w:r>
     </w:p>
     <w:p>
       <w:pPr>
@@ -6739,12 +7131,12 @@
         <w:tblLook w:val="04A0" w:firstRow="1" w:lastRow="0" w:firstColumn="1" w:lastColumn="0" w:noHBand="0" w:noVBand="1"/>
       </w:tblPr>
       <w:tblGrid>
-        <w:gridCol w:w="1132"/>
-        <w:gridCol w:w="992"/>
-        <w:gridCol w:w="1275"/>
-        <w:gridCol w:w="1844"/>
-        <w:gridCol w:w="3117"/>
-        <w:gridCol w:w="1664"/>
+        <w:gridCol w:w="1174"/>
+        <w:gridCol w:w="1029"/>
+        <w:gridCol w:w="1321"/>
+        <w:gridCol w:w="1546"/>
+        <w:gridCol w:w="3230"/>
+        <w:gridCol w:w="1724"/>
       </w:tblGrid>
       <w:tr>
         <w:trPr>
@@ -6754,7 +7146,7 @@
         <w:tc>
           <w:tcPr>
             <w:cnfStyle w:val="001000000000" w:firstRow="0" w:lastRow="0" w:firstColumn="1" w:lastColumn="0" w:oddVBand="0" w:evenVBand="0" w:oddHBand="0" w:evenHBand="0" w:firstRowFirstColumn="0" w:firstRowLastColumn="0" w:lastRowFirstColumn="0" w:lastRowLastColumn="0"/>
-            <w:tcW w:w="564" w:type="pct"/>
+            <w:tcW w:w="585" w:type="pct"/>
             <w:tcBorders>
               <w:bottom w:val="single" w:sz="12" w:space="0" w:color="2C59A6"/>
               <w:right w:val="single" w:sz="2" w:space="0" w:color="2C59A6"/>
@@ -6778,7 +7170,7 @@
         </w:tc>
         <w:tc>
           <w:tcPr>
-            <w:tcW w:w="495" w:type="pct"/>
+            <w:tcW w:w="513" w:type="pct"/>
             <w:tcBorders>
               <w:left w:val="single" w:sz="2" w:space="0" w:color="2C59A6"/>
               <w:bottom w:val="single" w:sz="12" w:space="0" w:color="2C59A6"/>
@@ -6803,7 +7195,7 @@
         </w:tc>
         <w:tc>
           <w:tcPr>
-            <w:tcW w:w="636" w:type="pct"/>
+            <w:tcW w:w="659" w:type="pct"/>
             <w:tcBorders>
               <w:bottom w:val="single" w:sz="12" w:space="0" w:color="2C59A6"/>
             </w:tcBorders>
@@ -6827,7 +7219,7 @@
         </w:tc>
         <w:tc>
           <w:tcPr>
-            <w:tcW w:w="920" w:type="pct"/>
+            <w:tcW w:w="771" w:type="pct"/>
             <w:tcBorders>
               <w:bottom w:val="single" w:sz="12" w:space="0" w:color="2C59A6"/>
             </w:tcBorders>
@@ -6851,7 +7243,7 @@
         </w:tc>
         <w:tc>
           <w:tcPr>
-            <w:tcW w:w="1555" w:type="pct"/>
+            <w:tcW w:w="1611" w:type="pct"/>
             <w:tcBorders>
               <w:bottom w:val="single" w:sz="12" w:space="0" w:color="2C59A6"/>
             </w:tcBorders>
@@ -6875,7 +7267,7 @@
         </w:tc>
         <w:tc>
           <w:tcPr>
-            <w:tcW w:w="831" w:type="pct"/>
+            <w:tcW w:w="860" w:type="pct"/>
             <w:tcBorders>
               <w:bottom w:val="single" w:sz="12" w:space="0" w:color="2C59A6"/>
             </w:tcBorders>
@@ -6906,11 +7298,11 @@
         <w:tc>
           <w:tcPr>
             <w:cnfStyle w:val="001000000000" w:firstRow="0" w:lastRow="0" w:firstColumn="1" w:lastColumn="0" w:oddVBand="0" w:evenVBand="0" w:oddHBand="0" w:evenHBand="0" w:firstRowFirstColumn="0" w:firstRowLastColumn="0" w:lastRowFirstColumn="0" w:lastRowLastColumn="0"/>
-            <w:tcW w:w="564" w:type="pct"/>
+            <w:tcW w:w="585" w:type="pct"/>
             <w:tcBorders>
               <w:top w:val="single" w:sz="12" w:space="0" w:color="2C59A6"/>
-              <w:left w:val="nil"/>
-              <w:bottom w:val="nil"/>
+              <w:left w:val="single" w:sz="4" w:space="0" w:color="BFBFBF" w:themeColor="background1" w:themeShade="BF"/>
+              <w:bottom w:val="single" w:sz="4" w:space="0" w:color="BFBFBF" w:themeColor="background1" w:themeShade="BF"/>
               <w:right w:val="single" w:sz="2" w:space="0" w:color="2C59A6"/>
             </w:tcBorders>
             <w:hideMark/>
@@ -6923,12 +7315,12 @@
         </w:tc>
         <w:tc>
           <w:tcPr>
-            <w:tcW w:w="495" w:type="pct"/>
+            <w:tcW w:w="513" w:type="pct"/>
             <w:tcBorders>
               <w:top w:val="single" w:sz="12" w:space="0" w:color="2C59A6"/>
               <w:left w:val="single" w:sz="2" w:space="0" w:color="2C59A6"/>
-              <w:bottom w:val="nil"/>
-              <w:right w:val="nil"/>
+              <w:bottom w:val="single" w:sz="4" w:space="0" w:color="BFBFBF" w:themeColor="background1" w:themeShade="BF"/>
+              <w:right w:val="single" w:sz="4" w:space="0" w:color="BFBFBF" w:themeColor="background1" w:themeShade="BF"/>
             </w:tcBorders>
             <w:hideMark/>
           </w:tcPr>
@@ -6943,12 +7335,12 @@
         </w:tc>
         <w:tc>
           <w:tcPr>
-            <w:tcW w:w="636" w:type="pct"/>
+            <w:tcW w:w="659" w:type="pct"/>
             <w:tcBorders>
               <w:top w:val="single" w:sz="12" w:space="0" w:color="2C59A6"/>
-              <w:left w:val="nil"/>
-              <w:bottom w:val="nil"/>
-              <w:right w:val="nil"/>
+              <w:left w:val="single" w:sz="4" w:space="0" w:color="BFBFBF" w:themeColor="background1" w:themeShade="BF"/>
+              <w:bottom w:val="single" w:sz="4" w:space="0" w:color="BFBFBF" w:themeColor="background1" w:themeShade="BF"/>
+              <w:right w:val="single" w:sz="4" w:space="0" w:color="BFBFBF" w:themeColor="background1" w:themeShade="BF"/>
             </w:tcBorders>
             <w:hideMark/>
           </w:tcPr>
@@ -6963,12 +7355,12 @@
         </w:tc>
         <w:tc>
           <w:tcPr>
-            <w:tcW w:w="920" w:type="pct"/>
+            <w:tcW w:w="771" w:type="pct"/>
             <w:tcBorders>
               <w:top w:val="single" w:sz="12" w:space="0" w:color="2C59A6"/>
-              <w:left w:val="nil"/>
-              <w:bottom w:val="nil"/>
-              <w:right w:val="nil"/>
+              <w:left w:val="single" w:sz="4" w:space="0" w:color="BFBFBF" w:themeColor="background1" w:themeShade="BF"/>
+              <w:bottom w:val="single" w:sz="4" w:space="0" w:color="BFBFBF" w:themeColor="background1" w:themeShade="BF"/>
+              <w:right w:val="single" w:sz="4" w:space="0" w:color="BFBFBF" w:themeColor="background1" w:themeShade="BF"/>
             </w:tcBorders>
             <w:hideMark/>
           </w:tcPr>
@@ -6983,12 +7375,12 @@
         </w:tc>
         <w:tc>
           <w:tcPr>
-            <w:tcW w:w="1555" w:type="pct"/>
+            <w:tcW w:w="1611" w:type="pct"/>
             <w:tcBorders>
               <w:top w:val="single" w:sz="12" w:space="0" w:color="2C59A6"/>
-              <w:left w:val="nil"/>
-              <w:bottom w:val="nil"/>
-              <w:right w:val="nil"/>
+              <w:left w:val="single" w:sz="4" w:space="0" w:color="BFBFBF" w:themeColor="background1" w:themeShade="BF"/>
+              <w:bottom w:val="single" w:sz="4" w:space="0" w:color="BFBFBF" w:themeColor="background1" w:themeShade="BF"/>
+              <w:right w:val="single" w:sz="4" w:space="0" w:color="BFBFBF" w:themeColor="background1" w:themeShade="BF"/>
             </w:tcBorders>
             <w:hideMark/>
           </w:tcPr>
@@ -6997,18 +7389,18 @@
               <w:cnfStyle w:val="000000100000" w:firstRow="0" w:lastRow="0" w:firstColumn="0" w:lastColumn="0" w:oddVBand="0" w:evenVBand="0" w:oddHBand="1" w:evenHBand="0" w:firstRowFirstColumn="0" w:firstRowLastColumn="0" w:lastRowFirstColumn="0" w:lastRowLastColumn="0"/>
             </w:pPr>
             <w:r>
-              <w:t>Ejecutable</w:t>
+              <w:t>Funcional</w:t>
             </w:r>
           </w:p>
         </w:tc>
         <w:tc>
           <w:tcPr>
-            <w:tcW w:w="831" w:type="pct"/>
+            <w:tcW w:w="860" w:type="pct"/>
             <w:tcBorders>
               <w:top w:val="single" w:sz="12" w:space="0" w:color="2C59A6"/>
-              <w:left w:val="nil"/>
-              <w:bottom w:val="nil"/>
-              <w:right w:val="nil"/>
+              <w:left w:val="single" w:sz="4" w:space="0" w:color="BFBFBF" w:themeColor="background1" w:themeShade="BF"/>
+              <w:bottom w:val="single" w:sz="4" w:space="0" w:color="BFBFBF" w:themeColor="background1" w:themeShade="BF"/>
+              <w:right w:val="single" w:sz="4" w:space="0" w:color="BFBFBF" w:themeColor="background1" w:themeShade="BF"/>
             </w:tcBorders>
             <w:hideMark/>
           </w:tcPr>
@@ -7029,11 +7421,11 @@
         <w:tc>
           <w:tcPr>
             <w:cnfStyle w:val="001000000000" w:firstRow="0" w:lastRow="0" w:firstColumn="1" w:lastColumn="0" w:oddVBand="0" w:evenVBand="0" w:oddHBand="0" w:evenHBand="0" w:firstRowFirstColumn="0" w:firstRowLastColumn="0" w:lastRowFirstColumn="0" w:lastRowLastColumn="0"/>
-            <w:tcW w:w="564" w:type="pct"/>
+            <w:tcW w:w="585" w:type="pct"/>
             <w:tcBorders>
-              <w:top w:val="nil"/>
-              <w:left w:val="nil"/>
-              <w:bottom w:val="nil"/>
+              <w:top w:val="single" w:sz="4" w:space="0" w:color="BFBFBF" w:themeColor="background1" w:themeShade="BF"/>
+              <w:left w:val="single" w:sz="4" w:space="0" w:color="BFBFBF" w:themeColor="background1" w:themeShade="BF"/>
+              <w:bottom w:val="single" w:sz="4" w:space="0" w:color="BFBFBF" w:themeColor="background1" w:themeShade="BF"/>
               <w:right w:val="single" w:sz="2" w:space="0" w:color="2C59A6"/>
             </w:tcBorders>
           </w:tcPr>
@@ -7053,12 +7445,12 @@
         </w:tc>
         <w:tc>
           <w:tcPr>
-            <w:tcW w:w="495" w:type="pct"/>
+            <w:tcW w:w="513" w:type="pct"/>
             <w:tcBorders>
-              <w:top w:val="nil"/>
+              <w:top w:val="single" w:sz="4" w:space="0" w:color="BFBFBF" w:themeColor="background1" w:themeShade="BF"/>
               <w:left w:val="single" w:sz="2" w:space="0" w:color="2C59A6"/>
-              <w:bottom w:val="nil"/>
-              <w:right w:val="nil"/>
+              <w:bottom w:val="single" w:sz="4" w:space="0" w:color="BFBFBF" w:themeColor="background1" w:themeShade="BF"/>
+              <w:right w:val="single" w:sz="4" w:space="0" w:color="BFBFBF" w:themeColor="background1" w:themeShade="BF"/>
             </w:tcBorders>
           </w:tcPr>
           <w:p>
@@ -7078,12 +7470,12 @@
         </w:tc>
         <w:tc>
           <w:tcPr>
-            <w:tcW w:w="636" w:type="pct"/>
+            <w:tcW w:w="659" w:type="pct"/>
             <w:tcBorders>
-              <w:top w:val="nil"/>
-              <w:left w:val="nil"/>
-              <w:bottom w:val="nil"/>
-              <w:right w:val="nil"/>
+              <w:top w:val="single" w:sz="4" w:space="0" w:color="BFBFBF" w:themeColor="background1" w:themeShade="BF"/>
+              <w:left w:val="single" w:sz="4" w:space="0" w:color="BFBFBF" w:themeColor="background1" w:themeShade="BF"/>
+              <w:bottom w:val="single" w:sz="4" w:space="0" w:color="BFBFBF" w:themeColor="background1" w:themeShade="BF"/>
+              <w:right w:val="single" w:sz="4" w:space="0" w:color="BFBFBF" w:themeColor="background1" w:themeShade="BF"/>
             </w:tcBorders>
           </w:tcPr>
           <w:p>
@@ -7103,12 +7495,12 @@
         </w:tc>
         <w:tc>
           <w:tcPr>
-            <w:tcW w:w="920" w:type="pct"/>
+            <w:tcW w:w="771" w:type="pct"/>
             <w:tcBorders>
-              <w:top w:val="nil"/>
-              <w:left w:val="nil"/>
-              <w:bottom w:val="nil"/>
-              <w:right w:val="nil"/>
+              <w:top w:val="single" w:sz="4" w:space="0" w:color="BFBFBF" w:themeColor="background1" w:themeShade="BF"/>
+              <w:left w:val="single" w:sz="4" w:space="0" w:color="BFBFBF" w:themeColor="background1" w:themeShade="BF"/>
+              <w:bottom w:val="single" w:sz="4" w:space="0" w:color="BFBFBF" w:themeColor="background1" w:themeShade="BF"/>
+              <w:right w:val="single" w:sz="4" w:space="0" w:color="BFBFBF" w:themeColor="background1" w:themeShade="BF"/>
             </w:tcBorders>
           </w:tcPr>
           <w:p>
@@ -7122,12 +7514,12 @@
         </w:tc>
         <w:tc>
           <w:tcPr>
-            <w:tcW w:w="1555" w:type="pct"/>
+            <w:tcW w:w="1611" w:type="pct"/>
             <w:tcBorders>
-              <w:top w:val="nil"/>
-              <w:left w:val="nil"/>
-              <w:bottom w:val="nil"/>
-              <w:right w:val="nil"/>
+              <w:top w:val="single" w:sz="4" w:space="0" w:color="BFBFBF" w:themeColor="background1" w:themeShade="BF"/>
+              <w:left w:val="single" w:sz="4" w:space="0" w:color="BFBFBF" w:themeColor="background1" w:themeShade="BF"/>
+              <w:bottom w:val="single" w:sz="4" w:space="0" w:color="BFBFBF" w:themeColor="background1" w:themeShade="BF"/>
+              <w:right w:val="single" w:sz="4" w:space="0" w:color="BFBFBF" w:themeColor="background1" w:themeShade="BF"/>
             </w:tcBorders>
           </w:tcPr>
           <w:p>
@@ -7147,12 +7539,12 @@
         </w:tc>
         <w:tc>
           <w:tcPr>
-            <w:tcW w:w="831" w:type="pct"/>
+            <w:tcW w:w="860" w:type="pct"/>
             <w:tcBorders>
-              <w:top w:val="nil"/>
-              <w:left w:val="nil"/>
-              <w:bottom w:val="nil"/>
-              <w:right w:val="nil"/>
+              <w:top w:val="single" w:sz="4" w:space="0" w:color="BFBFBF" w:themeColor="background1" w:themeShade="BF"/>
+              <w:left w:val="single" w:sz="4" w:space="0" w:color="BFBFBF" w:themeColor="background1" w:themeShade="BF"/>
+              <w:bottom w:val="single" w:sz="4" w:space="0" w:color="BFBFBF" w:themeColor="background1" w:themeShade="BF"/>
+              <w:right w:val="single" w:sz="4" w:space="0" w:color="BFBFBF" w:themeColor="background1" w:themeShade="BF"/>
             </w:tcBorders>
           </w:tcPr>
           <w:p>
@@ -7179,9 +7571,9 @@
         <w:tc>
           <w:tcPr>
             <w:cnfStyle w:val="001000000000" w:firstRow="0" w:lastRow="0" w:firstColumn="1" w:lastColumn="0" w:oddVBand="0" w:evenVBand="0" w:oddHBand="0" w:evenHBand="0" w:firstRowFirstColumn="0" w:firstRowLastColumn="0" w:lastRowFirstColumn="0" w:lastRowLastColumn="0"/>
-            <w:tcW w:w="564" w:type="pct"/>
+            <w:tcW w:w="585" w:type="pct"/>
             <w:tcBorders>
-              <w:top w:val="nil"/>
+              <w:top w:val="single" w:sz="4" w:space="0" w:color="BFBFBF" w:themeColor="background1" w:themeShade="BF"/>
               <w:right w:val="single" w:sz="2" w:space="0" w:color="2C59A6"/>
             </w:tcBorders>
           </w:tcPr>
@@ -7201,9 +7593,9 @@
         </w:tc>
         <w:tc>
           <w:tcPr>
-            <w:tcW w:w="495" w:type="pct"/>
+            <w:tcW w:w="513" w:type="pct"/>
             <w:tcBorders>
-              <w:top w:val="nil"/>
+              <w:top w:val="single" w:sz="4" w:space="0" w:color="BFBFBF" w:themeColor="background1" w:themeShade="BF"/>
               <w:left w:val="single" w:sz="2" w:space="0" w:color="2C59A6"/>
             </w:tcBorders>
           </w:tcPr>
@@ -7224,9 +7616,9 @@
         </w:tc>
         <w:tc>
           <w:tcPr>
-            <w:tcW w:w="636" w:type="pct"/>
+            <w:tcW w:w="659" w:type="pct"/>
             <w:tcBorders>
-              <w:top w:val="nil"/>
+              <w:top w:val="single" w:sz="4" w:space="0" w:color="BFBFBF" w:themeColor="background1" w:themeShade="BF"/>
             </w:tcBorders>
           </w:tcPr>
           <w:p>
@@ -7246,9 +7638,9 @@
         </w:tc>
         <w:tc>
           <w:tcPr>
-            <w:tcW w:w="920" w:type="pct"/>
+            <w:tcW w:w="771" w:type="pct"/>
             <w:tcBorders>
-              <w:top w:val="nil"/>
+              <w:top w:val="single" w:sz="4" w:space="0" w:color="BFBFBF" w:themeColor="background1" w:themeShade="BF"/>
             </w:tcBorders>
           </w:tcPr>
           <w:p>
@@ -7262,9 +7654,9 @@
         </w:tc>
         <w:tc>
           <w:tcPr>
-            <w:tcW w:w="1555" w:type="pct"/>
+            <w:tcW w:w="1611" w:type="pct"/>
             <w:tcBorders>
-              <w:top w:val="nil"/>
+              <w:top w:val="single" w:sz="4" w:space="0" w:color="BFBFBF" w:themeColor="background1" w:themeShade="BF"/>
             </w:tcBorders>
           </w:tcPr>
           <w:p>
@@ -7284,9 +7676,9 @@
         </w:tc>
         <w:tc>
           <w:tcPr>
-            <w:tcW w:w="831" w:type="pct"/>
+            <w:tcW w:w="860" w:type="pct"/>
             <w:tcBorders>
-              <w:top w:val="nil"/>
+              <w:top w:val="single" w:sz="4" w:space="0" w:color="BFBFBF" w:themeColor="background1" w:themeShade="BF"/>
             </w:tcBorders>
           </w:tcPr>
           <w:p>
@@ -7312,7 +7704,7 @@
         <w:tc>
           <w:tcPr>
             <w:cnfStyle w:val="001000000000" w:firstRow="0" w:lastRow="0" w:firstColumn="1" w:lastColumn="0" w:oddVBand="0" w:evenVBand="0" w:oddHBand="0" w:evenHBand="0" w:firstRowFirstColumn="0" w:firstRowLastColumn="0" w:lastRowFirstColumn="0" w:lastRowLastColumn="0"/>
-            <w:tcW w:w="564" w:type="pct"/>
+            <w:tcW w:w="585" w:type="pct"/>
             <w:tcBorders>
               <w:right w:val="single" w:sz="2" w:space="0" w:color="2C59A6"/>
             </w:tcBorders>
@@ -7326,7 +7718,7 @@
         </w:tc>
         <w:tc>
           <w:tcPr>
-            <w:tcW w:w="495" w:type="pct"/>
+            <w:tcW w:w="513" w:type="pct"/>
             <w:tcBorders>
               <w:left w:val="single" w:sz="2" w:space="0" w:color="2C59A6"/>
             </w:tcBorders>
@@ -7343,7 +7735,7 @@
         </w:tc>
         <w:tc>
           <w:tcPr>
-            <w:tcW w:w="636" w:type="pct"/>
+            <w:tcW w:w="659" w:type="pct"/>
             <w:hideMark/>
           </w:tcPr>
           <w:p>
@@ -7357,7 +7749,7 @@
         </w:tc>
         <w:tc>
           <w:tcPr>
-            <w:tcW w:w="920" w:type="pct"/>
+            <w:tcW w:w="771" w:type="pct"/>
             <w:hideMark/>
           </w:tcPr>
           <w:p>
@@ -7371,7 +7763,7 @@
         </w:tc>
         <w:tc>
           <w:tcPr>
-            <w:tcW w:w="1555" w:type="pct"/>
+            <w:tcW w:w="1611" w:type="pct"/>
             <w:hideMark/>
           </w:tcPr>
           <w:p>
@@ -7379,13 +7771,13 @@
               <w:cnfStyle w:val="000000000000" w:firstRow="0" w:lastRow="0" w:firstColumn="0" w:lastColumn="0" w:oddVBand="0" w:evenVBand="0" w:oddHBand="0" w:evenHBand="0" w:firstRowFirstColumn="0" w:firstRowLastColumn="0" w:lastRowFirstColumn="0" w:lastRowLastColumn="0"/>
             </w:pPr>
             <w:r>
-              <w:t>Ejecutable</w:t>
+              <w:t>Funcional</w:t>
             </w:r>
           </w:p>
         </w:tc>
         <w:tc>
           <w:tcPr>
-            <w:tcW w:w="831" w:type="pct"/>
+            <w:tcW w:w="860" w:type="pct"/>
             <w:hideMark/>
           </w:tcPr>
           <w:p>
@@ -7406,7 +7798,7 @@
         <w:tc>
           <w:tcPr>
             <w:cnfStyle w:val="001000000000" w:firstRow="0" w:lastRow="0" w:firstColumn="1" w:lastColumn="0" w:oddVBand="0" w:evenVBand="0" w:oddHBand="0" w:evenHBand="0" w:firstRowFirstColumn="0" w:firstRowLastColumn="0" w:lastRowFirstColumn="0" w:lastRowLastColumn="0"/>
-            <w:tcW w:w="564" w:type="pct"/>
+            <w:tcW w:w="585" w:type="pct"/>
             <w:tcBorders>
               <w:right w:val="single" w:sz="2" w:space="0" w:color="2C59A6"/>
             </w:tcBorders>
@@ -7420,7 +7812,7 @@
         </w:tc>
         <w:tc>
           <w:tcPr>
-            <w:tcW w:w="495" w:type="pct"/>
+            <w:tcW w:w="513" w:type="pct"/>
             <w:tcBorders>
               <w:left w:val="single" w:sz="2" w:space="0" w:color="2C59A6"/>
             </w:tcBorders>
@@ -7437,7 +7829,7 @@
         </w:tc>
         <w:tc>
           <w:tcPr>
-            <w:tcW w:w="636" w:type="pct"/>
+            <w:tcW w:w="659" w:type="pct"/>
             <w:hideMark/>
           </w:tcPr>
           <w:p>
@@ -7451,7 +7843,7 @@
         </w:tc>
         <w:tc>
           <w:tcPr>
-            <w:tcW w:w="920" w:type="pct"/>
+            <w:tcW w:w="771" w:type="pct"/>
             <w:hideMark/>
           </w:tcPr>
           <w:p>
@@ -7465,7 +7857,7 @@
         </w:tc>
         <w:tc>
           <w:tcPr>
-            <w:tcW w:w="1555" w:type="pct"/>
+            <w:tcW w:w="1611" w:type="pct"/>
             <w:hideMark/>
           </w:tcPr>
           <w:p>
@@ -7473,13 +7865,13 @@
               <w:cnfStyle w:val="000000100000" w:firstRow="0" w:lastRow="0" w:firstColumn="0" w:lastColumn="0" w:oddVBand="0" w:evenVBand="0" w:oddHBand="1" w:evenHBand="0" w:firstRowFirstColumn="0" w:firstRowLastColumn="0" w:lastRowFirstColumn="0" w:lastRowLastColumn="0"/>
             </w:pPr>
             <w:r>
-              <w:t>Ejecutable</w:t>
+              <w:t>Funcional</w:t>
             </w:r>
           </w:p>
         </w:tc>
         <w:tc>
           <w:tcPr>
-            <w:tcW w:w="831" w:type="pct"/>
+            <w:tcW w:w="860" w:type="pct"/>
             <w:hideMark/>
           </w:tcPr>
           <w:p>
@@ -7499,7 +7891,7 @@
         <w:tc>
           <w:tcPr>
             <w:cnfStyle w:val="001000000000" w:firstRow="0" w:lastRow="0" w:firstColumn="1" w:lastColumn="0" w:oddVBand="0" w:evenVBand="0" w:oddHBand="0" w:evenHBand="0" w:firstRowFirstColumn="0" w:firstRowLastColumn="0" w:lastRowFirstColumn="0" w:lastRowLastColumn="0"/>
-            <w:tcW w:w="564" w:type="pct"/>
+            <w:tcW w:w="585" w:type="pct"/>
             <w:tcBorders>
               <w:right w:val="single" w:sz="2" w:space="0" w:color="2C59A6"/>
             </w:tcBorders>
@@ -7520,7 +7912,7 @@
         </w:tc>
         <w:tc>
           <w:tcPr>
-            <w:tcW w:w="495" w:type="pct"/>
+            <w:tcW w:w="513" w:type="pct"/>
             <w:tcBorders>
               <w:left w:val="single" w:sz="2" w:space="0" w:color="2C59A6"/>
             </w:tcBorders>
@@ -7542,7 +7934,7 @@
         </w:tc>
         <w:tc>
           <w:tcPr>
-            <w:tcW w:w="636" w:type="pct"/>
+            <w:tcW w:w="659" w:type="pct"/>
           </w:tcPr>
           <w:p>
             <w:pPr>
@@ -7561,7 +7953,7 @@
         </w:tc>
         <w:tc>
           <w:tcPr>
-            <w:tcW w:w="920" w:type="pct"/>
+            <w:tcW w:w="771" w:type="pct"/>
           </w:tcPr>
           <w:p>
             <w:pPr>
@@ -7574,7 +7966,7 @@
         </w:tc>
         <w:tc>
           <w:tcPr>
-            <w:tcW w:w="1555" w:type="pct"/>
+            <w:tcW w:w="1611" w:type="pct"/>
           </w:tcPr>
           <w:p>
             <w:pPr>
@@ -7593,7 +7985,7 @@
         </w:tc>
         <w:tc>
           <w:tcPr>
-            <w:tcW w:w="831" w:type="pct"/>
+            <w:tcW w:w="860" w:type="pct"/>
           </w:tcPr>
           <w:p>
             <w:pPr>
@@ -7619,7 +8011,7 @@
         <w:tc>
           <w:tcPr>
             <w:cnfStyle w:val="001000000000" w:firstRow="0" w:lastRow="0" w:firstColumn="1" w:lastColumn="0" w:oddVBand="0" w:evenVBand="0" w:oddHBand="0" w:evenHBand="0" w:firstRowFirstColumn="0" w:firstRowLastColumn="0" w:lastRowFirstColumn="0" w:lastRowLastColumn="0"/>
-            <w:tcW w:w="564" w:type="pct"/>
+            <w:tcW w:w="585" w:type="pct"/>
             <w:tcBorders>
               <w:right w:val="single" w:sz="2" w:space="0" w:color="2C59A6"/>
             </w:tcBorders>
@@ -7633,7 +8025,7 @@
         </w:tc>
         <w:tc>
           <w:tcPr>
-            <w:tcW w:w="495" w:type="pct"/>
+            <w:tcW w:w="513" w:type="pct"/>
             <w:tcBorders>
               <w:left w:val="single" w:sz="2" w:space="0" w:color="2C59A6"/>
             </w:tcBorders>
@@ -7650,7 +8042,7 @@
         </w:tc>
         <w:tc>
           <w:tcPr>
-            <w:tcW w:w="636" w:type="pct"/>
+            <w:tcW w:w="659" w:type="pct"/>
             <w:hideMark/>
           </w:tcPr>
           <w:p>
@@ -7664,7 +8056,7 @@
         </w:tc>
         <w:tc>
           <w:tcPr>
-            <w:tcW w:w="920" w:type="pct"/>
+            <w:tcW w:w="771" w:type="pct"/>
             <w:hideMark/>
           </w:tcPr>
           <w:p>
@@ -7678,7 +8070,7 @@
         </w:tc>
         <w:tc>
           <w:tcPr>
-            <w:tcW w:w="1555" w:type="pct"/>
+            <w:tcW w:w="1611" w:type="pct"/>
             <w:hideMark/>
           </w:tcPr>
           <w:p>
@@ -7686,13 +8078,13 @@
               <w:cnfStyle w:val="000000100000" w:firstRow="0" w:lastRow="0" w:firstColumn="0" w:lastColumn="0" w:oddVBand="0" w:evenVBand="0" w:oddHBand="1" w:evenHBand="0" w:firstRowFirstColumn="0" w:firstRowLastColumn="0" w:lastRowFirstColumn="0" w:lastRowLastColumn="0"/>
             </w:pPr>
             <w:r>
-              <w:t>Revisión técnica</w:t>
+              <w:t>Integración</w:t>
             </w:r>
           </w:p>
         </w:tc>
         <w:tc>
           <w:tcPr>
-            <w:tcW w:w="831" w:type="pct"/>
+            <w:tcW w:w="860" w:type="pct"/>
             <w:hideMark/>
           </w:tcPr>
           <w:p>
@@ -7712,7 +8104,7 @@
         <w:tc>
           <w:tcPr>
             <w:cnfStyle w:val="001000000000" w:firstRow="0" w:lastRow="0" w:firstColumn="1" w:lastColumn="0" w:oddVBand="0" w:evenVBand="0" w:oddHBand="0" w:evenHBand="0" w:firstRowFirstColumn="0" w:firstRowLastColumn="0" w:lastRowFirstColumn="0" w:lastRowLastColumn="0"/>
-            <w:tcW w:w="564" w:type="pct"/>
+            <w:tcW w:w="585" w:type="pct"/>
             <w:tcBorders>
               <w:right w:val="single" w:sz="2" w:space="0" w:color="2C59A6"/>
             </w:tcBorders>
@@ -7720,14 +8112,13 @@
           </w:tcPr>
           <w:p>
             <w:r>
-              <w:lastRenderedPageBreak/>
               <w:t>IFR_05</w:t>
             </w:r>
           </w:p>
         </w:tc>
         <w:tc>
           <w:tcPr>
-            <w:tcW w:w="495" w:type="pct"/>
+            <w:tcW w:w="513" w:type="pct"/>
             <w:tcBorders>
               <w:left w:val="single" w:sz="2" w:space="0" w:color="2C59A6"/>
             </w:tcBorders>
@@ -7744,7 +8135,7 @@
         </w:tc>
         <w:tc>
           <w:tcPr>
-            <w:tcW w:w="636" w:type="pct"/>
+            <w:tcW w:w="659" w:type="pct"/>
             <w:hideMark/>
           </w:tcPr>
           <w:p>
@@ -7758,7 +8149,7 @@
         </w:tc>
         <w:tc>
           <w:tcPr>
-            <w:tcW w:w="920" w:type="pct"/>
+            <w:tcW w:w="771" w:type="pct"/>
             <w:hideMark/>
           </w:tcPr>
           <w:p>
@@ -7772,7 +8163,7 @@
         </w:tc>
         <w:tc>
           <w:tcPr>
-            <w:tcW w:w="1555" w:type="pct"/>
+            <w:tcW w:w="1611" w:type="pct"/>
             <w:hideMark/>
           </w:tcPr>
           <w:p>
@@ -7780,13 +8171,13 @@
               <w:cnfStyle w:val="000000000000" w:firstRow="0" w:lastRow="0" w:firstColumn="0" w:lastColumn="0" w:oddVBand="0" w:evenVBand="0" w:oddHBand="0" w:evenHBand="0" w:firstRowFirstColumn="0" w:firstRowLastColumn="0" w:lastRowFirstColumn="0" w:lastRowLastColumn="0"/>
             </w:pPr>
             <w:r>
-              <w:t>Ejecutable</w:t>
+              <w:t>Funcional</w:t>
             </w:r>
           </w:p>
         </w:tc>
         <w:tc>
           <w:tcPr>
-            <w:tcW w:w="831" w:type="pct"/>
+            <w:tcW w:w="860" w:type="pct"/>
             <w:hideMark/>
           </w:tcPr>
           <w:p>
@@ -7807,7 +8198,7 @@
         <w:tc>
           <w:tcPr>
             <w:cnfStyle w:val="001000000000" w:firstRow="0" w:lastRow="0" w:firstColumn="1" w:lastColumn="0" w:oddVBand="0" w:evenVBand="0" w:oddHBand="0" w:evenHBand="0" w:firstRowFirstColumn="0" w:firstRowLastColumn="0" w:lastRowFirstColumn="0" w:lastRowLastColumn="0"/>
-            <w:tcW w:w="564" w:type="pct"/>
+            <w:tcW w:w="585" w:type="pct"/>
             <w:tcBorders>
               <w:right w:val="single" w:sz="2" w:space="0" w:color="2C59A6"/>
             </w:tcBorders>
@@ -7821,7 +8212,7 @@
         </w:tc>
         <w:tc>
           <w:tcPr>
-            <w:tcW w:w="495" w:type="pct"/>
+            <w:tcW w:w="513" w:type="pct"/>
             <w:tcBorders>
               <w:left w:val="single" w:sz="2" w:space="0" w:color="2C59A6"/>
             </w:tcBorders>
@@ -7838,7 +8229,7 @@
         </w:tc>
         <w:tc>
           <w:tcPr>
-            <w:tcW w:w="636" w:type="pct"/>
+            <w:tcW w:w="659" w:type="pct"/>
             <w:hideMark/>
           </w:tcPr>
           <w:p>
@@ -7852,7 +8243,7 @@
         </w:tc>
         <w:tc>
           <w:tcPr>
-            <w:tcW w:w="920" w:type="pct"/>
+            <w:tcW w:w="771" w:type="pct"/>
             <w:hideMark/>
           </w:tcPr>
           <w:p>
@@ -7866,7 +8257,7 @@
         </w:tc>
         <w:tc>
           <w:tcPr>
-            <w:tcW w:w="1555" w:type="pct"/>
+            <w:tcW w:w="1611" w:type="pct"/>
             <w:hideMark/>
           </w:tcPr>
           <w:p>
@@ -7874,13 +8265,13 @@
               <w:cnfStyle w:val="000000100000" w:firstRow="0" w:lastRow="0" w:firstColumn="0" w:lastColumn="0" w:oddVBand="0" w:evenVBand="0" w:oddHBand="1" w:evenHBand="0" w:firstRowFirstColumn="0" w:firstRowLastColumn="0" w:lastRowFirstColumn="0" w:lastRowLastColumn="0"/>
             </w:pPr>
             <w:r>
-              <w:t>Ejecutable</w:t>
+              <w:t>Funcional</w:t>
             </w:r>
           </w:p>
         </w:tc>
         <w:tc>
           <w:tcPr>
-            <w:tcW w:w="831" w:type="pct"/>
+            <w:tcW w:w="860" w:type="pct"/>
             <w:hideMark/>
           </w:tcPr>
           <w:p>
@@ -7900,7 +8291,7 @@
         <w:tc>
           <w:tcPr>
             <w:cnfStyle w:val="001000000000" w:firstRow="0" w:lastRow="0" w:firstColumn="1" w:lastColumn="0" w:oddVBand="0" w:evenVBand="0" w:oddHBand="0" w:evenHBand="0" w:firstRowFirstColumn="0" w:firstRowLastColumn="0" w:lastRowFirstColumn="0" w:lastRowLastColumn="0"/>
-            <w:tcW w:w="564" w:type="pct"/>
+            <w:tcW w:w="585" w:type="pct"/>
             <w:tcBorders>
               <w:right w:val="single" w:sz="2" w:space="0" w:color="2C59A6"/>
             </w:tcBorders>
@@ -7914,7 +8305,7 @@
         </w:tc>
         <w:tc>
           <w:tcPr>
-            <w:tcW w:w="495" w:type="pct"/>
+            <w:tcW w:w="513" w:type="pct"/>
             <w:tcBorders>
               <w:left w:val="single" w:sz="2" w:space="0" w:color="2C59A6"/>
             </w:tcBorders>
@@ -7931,7 +8322,7 @@
         </w:tc>
         <w:tc>
           <w:tcPr>
-            <w:tcW w:w="636" w:type="pct"/>
+            <w:tcW w:w="659" w:type="pct"/>
             <w:hideMark/>
           </w:tcPr>
           <w:p>
@@ -7945,7 +8336,7 @@
         </w:tc>
         <w:tc>
           <w:tcPr>
-            <w:tcW w:w="920" w:type="pct"/>
+            <w:tcW w:w="771" w:type="pct"/>
             <w:hideMark/>
           </w:tcPr>
           <w:p>
@@ -7959,7 +8350,7 @@
         </w:tc>
         <w:tc>
           <w:tcPr>
-            <w:tcW w:w="1555" w:type="pct"/>
+            <w:tcW w:w="1611" w:type="pct"/>
             <w:hideMark/>
           </w:tcPr>
           <w:p>
@@ -7967,13 +8358,13 @@
               <w:cnfStyle w:val="000000000000" w:firstRow="0" w:lastRow="0" w:firstColumn="0" w:lastColumn="0" w:oddVBand="0" w:evenVBand="0" w:oddHBand="0" w:evenHBand="0" w:firstRowFirstColumn="0" w:firstRowLastColumn="0" w:lastRowFirstColumn="0" w:lastRowLastColumn="0"/>
             </w:pPr>
             <w:r>
-              <w:t>Ejecutable</w:t>
+              <w:t>Funcional</w:t>
             </w:r>
           </w:p>
         </w:tc>
         <w:tc>
           <w:tcPr>
-            <w:tcW w:w="831" w:type="pct"/>
+            <w:tcW w:w="860" w:type="pct"/>
             <w:hideMark/>
           </w:tcPr>
           <w:p>
@@ -7994,7 +8385,7 @@
         <w:tc>
           <w:tcPr>
             <w:cnfStyle w:val="001000000000" w:firstRow="0" w:lastRow="0" w:firstColumn="1" w:lastColumn="0" w:oddVBand="0" w:evenVBand="0" w:oddHBand="0" w:evenHBand="0" w:firstRowFirstColumn="0" w:firstRowLastColumn="0" w:lastRowFirstColumn="0" w:lastRowLastColumn="0"/>
-            <w:tcW w:w="564" w:type="pct"/>
+            <w:tcW w:w="585" w:type="pct"/>
             <w:tcBorders>
               <w:right w:val="single" w:sz="2" w:space="0" w:color="2C59A6"/>
             </w:tcBorders>
@@ -8015,7 +8406,7 @@
         </w:tc>
         <w:tc>
           <w:tcPr>
-            <w:tcW w:w="495" w:type="pct"/>
+            <w:tcW w:w="513" w:type="pct"/>
             <w:tcBorders>
               <w:left w:val="single" w:sz="2" w:space="0" w:color="2C59A6"/>
             </w:tcBorders>
@@ -8037,7 +8428,7 @@
         </w:tc>
         <w:tc>
           <w:tcPr>
-            <w:tcW w:w="636" w:type="pct"/>
+            <w:tcW w:w="659" w:type="pct"/>
           </w:tcPr>
           <w:p>
             <w:pPr>
@@ -8056,7 +8447,7 @@
         </w:tc>
         <w:tc>
           <w:tcPr>
-            <w:tcW w:w="920" w:type="pct"/>
+            <w:tcW w:w="771" w:type="pct"/>
           </w:tcPr>
           <w:p>
             <w:pPr>
@@ -8069,7 +8460,7 @@
         </w:tc>
         <w:tc>
           <w:tcPr>
-            <w:tcW w:w="1555" w:type="pct"/>
+            <w:tcW w:w="1611" w:type="pct"/>
           </w:tcPr>
           <w:p>
             <w:pPr>
@@ -8088,7 +8479,7 @@
         </w:tc>
         <w:tc>
           <w:tcPr>
-            <w:tcW w:w="831" w:type="pct"/>
+            <w:tcW w:w="860" w:type="pct"/>
           </w:tcPr>
           <w:p>
             <w:pPr>
@@ -8113,7 +8504,7 @@
         <w:tc>
           <w:tcPr>
             <w:cnfStyle w:val="001000000000" w:firstRow="0" w:lastRow="0" w:firstColumn="1" w:lastColumn="0" w:oddVBand="0" w:evenVBand="0" w:oddHBand="0" w:evenHBand="0" w:firstRowFirstColumn="0" w:firstRowLastColumn="0" w:lastRowFirstColumn="0" w:lastRowLastColumn="0"/>
-            <w:tcW w:w="564" w:type="pct"/>
+            <w:tcW w:w="585" w:type="pct"/>
             <w:tcBorders>
               <w:right w:val="single" w:sz="2" w:space="0" w:color="2C59A6"/>
             </w:tcBorders>
@@ -8127,7 +8518,7 @@
         </w:tc>
         <w:tc>
           <w:tcPr>
-            <w:tcW w:w="495" w:type="pct"/>
+            <w:tcW w:w="513" w:type="pct"/>
             <w:tcBorders>
               <w:left w:val="single" w:sz="2" w:space="0" w:color="2C59A6"/>
             </w:tcBorders>
@@ -8144,7 +8535,7 @@
         </w:tc>
         <w:tc>
           <w:tcPr>
-            <w:tcW w:w="636" w:type="pct"/>
+            <w:tcW w:w="659" w:type="pct"/>
             <w:hideMark/>
           </w:tcPr>
           <w:p>
@@ -8158,7 +8549,7 @@
         </w:tc>
         <w:tc>
           <w:tcPr>
-            <w:tcW w:w="920" w:type="pct"/>
+            <w:tcW w:w="771" w:type="pct"/>
             <w:hideMark/>
           </w:tcPr>
           <w:p>
@@ -8172,7 +8563,7 @@
         </w:tc>
         <w:tc>
           <w:tcPr>
-            <w:tcW w:w="1555" w:type="pct"/>
+            <w:tcW w:w="1611" w:type="pct"/>
             <w:hideMark/>
           </w:tcPr>
           <w:p>
@@ -8180,13 +8571,13 @@
               <w:cnfStyle w:val="000000000000" w:firstRow="0" w:lastRow="0" w:firstColumn="0" w:lastColumn="0" w:oddVBand="0" w:evenVBand="0" w:oddHBand="0" w:evenHBand="0" w:firstRowFirstColumn="0" w:firstRowLastColumn="0" w:lastRowFirstColumn="0" w:lastRowLastColumn="0"/>
             </w:pPr>
             <w:r>
-              <w:t>Ejecutable</w:t>
+              <w:t>Funcional</w:t>
             </w:r>
           </w:p>
         </w:tc>
         <w:tc>
           <w:tcPr>
-            <w:tcW w:w="831" w:type="pct"/>
+            <w:tcW w:w="860" w:type="pct"/>
             <w:hideMark/>
           </w:tcPr>
           <w:p>
@@ -8207,7 +8598,7 @@
         <w:tc>
           <w:tcPr>
             <w:cnfStyle w:val="001000000000" w:firstRow="0" w:lastRow="0" w:firstColumn="1" w:lastColumn="0" w:oddVBand="0" w:evenVBand="0" w:oddHBand="0" w:evenHBand="0" w:firstRowFirstColumn="0" w:firstRowLastColumn="0" w:lastRowFirstColumn="0" w:lastRowLastColumn="0"/>
-            <w:tcW w:w="564" w:type="pct"/>
+            <w:tcW w:w="585" w:type="pct"/>
             <w:tcBorders>
               <w:right w:val="single" w:sz="2" w:space="0" w:color="2C59A6"/>
             </w:tcBorders>
@@ -8228,7 +8619,7 @@
         </w:tc>
         <w:tc>
           <w:tcPr>
-            <w:tcW w:w="495" w:type="pct"/>
+            <w:tcW w:w="513" w:type="pct"/>
             <w:tcBorders>
               <w:left w:val="single" w:sz="2" w:space="0" w:color="2C59A6"/>
             </w:tcBorders>
@@ -8250,7 +8641,7 @@
         </w:tc>
         <w:tc>
           <w:tcPr>
-            <w:tcW w:w="636" w:type="pct"/>
+            <w:tcW w:w="659" w:type="pct"/>
           </w:tcPr>
           <w:p>
             <w:pPr>
@@ -8269,7 +8660,7 @@
         </w:tc>
         <w:tc>
           <w:tcPr>
-            <w:tcW w:w="920" w:type="pct"/>
+            <w:tcW w:w="771" w:type="pct"/>
           </w:tcPr>
           <w:p>
             <w:pPr>
@@ -8282,7 +8673,7 @@
         </w:tc>
         <w:tc>
           <w:tcPr>
-            <w:tcW w:w="1555" w:type="pct"/>
+            <w:tcW w:w="1611" w:type="pct"/>
           </w:tcPr>
           <w:p>
             <w:pPr>
@@ -8301,7 +8692,7 @@
         </w:tc>
         <w:tc>
           <w:tcPr>
-            <w:tcW w:w="831" w:type="pct"/>
+            <w:tcW w:w="860" w:type="pct"/>
           </w:tcPr>
           <w:p>
             <w:pPr>
@@ -8326,7 +8717,7 @@
         <w:tc>
           <w:tcPr>
             <w:cnfStyle w:val="001000000000" w:firstRow="0" w:lastRow="0" w:firstColumn="1" w:lastColumn="0" w:oddVBand="0" w:evenVBand="0" w:oddHBand="0" w:evenHBand="0" w:firstRowFirstColumn="0" w:firstRowLastColumn="0" w:lastRowFirstColumn="0" w:lastRowLastColumn="0"/>
-            <w:tcW w:w="564" w:type="pct"/>
+            <w:tcW w:w="585" w:type="pct"/>
             <w:tcBorders>
               <w:right w:val="single" w:sz="2" w:space="0" w:color="2C59A6"/>
             </w:tcBorders>
@@ -8340,7 +8731,7 @@
         </w:tc>
         <w:tc>
           <w:tcPr>
-            <w:tcW w:w="495" w:type="pct"/>
+            <w:tcW w:w="513" w:type="pct"/>
             <w:tcBorders>
               <w:left w:val="single" w:sz="2" w:space="0" w:color="2C59A6"/>
             </w:tcBorders>
@@ -8357,7 +8748,7 @@
         </w:tc>
         <w:tc>
           <w:tcPr>
-            <w:tcW w:w="636" w:type="pct"/>
+            <w:tcW w:w="659" w:type="pct"/>
             <w:hideMark/>
           </w:tcPr>
           <w:p>
@@ -8371,7 +8762,7 @@
         </w:tc>
         <w:tc>
           <w:tcPr>
-            <w:tcW w:w="920" w:type="pct"/>
+            <w:tcW w:w="771" w:type="pct"/>
             <w:hideMark/>
           </w:tcPr>
           <w:p>
@@ -8385,7 +8776,7 @@
         </w:tc>
         <w:tc>
           <w:tcPr>
-            <w:tcW w:w="1555" w:type="pct"/>
+            <w:tcW w:w="1611" w:type="pct"/>
             <w:hideMark/>
           </w:tcPr>
           <w:p>
@@ -8393,13 +8784,13 @@
               <w:cnfStyle w:val="000000000000" w:firstRow="0" w:lastRow="0" w:firstColumn="0" w:lastColumn="0" w:oddVBand="0" w:evenVBand="0" w:oddHBand="0" w:evenHBand="0" w:firstRowFirstColumn="0" w:firstRowLastColumn="0" w:lastRowFirstColumn="0" w:lastRowLastColumn="0"/>
             </w:pPr>
             <w:r>
-              <w:t>Ejecutable</w:t>
+              <w:t>Funcional</w:t>
             </w:r>
           </w:p>
         </w:tc>
         <w:tc>
           <w:tcPr>
-            <w:tcW w:w="831" w:type="pct"/>
+            <w:tcW w:w="860" w:type="pct"/>
             <w:hideMark/>
           </w:tcPr>
           <w:p>
@@ -8420,7 +8811,7 @@
         <w:tc>
           <w:tcPr>
             <w:cnfStyle w:val="001000000000" w:firstRow="0" w:lastRow="0" w:firstColumn="1" w:lastColumn="0" w:oddVBand="0" w:evenVBand="0" w:oddHBand="0" w:evenHBand="0" w:firstRowFirstColumn="0" w:firstRowLastColumn="0" w:lastRowFirstColumn="0" w:lastRowLastColumn="0"/>
-            <w:tcW w:w="564" w:type="pct"/>
+            <w:tcW w:w="585" w:type="pct"/>
             <w:tcBorders>
               <w:right w:val="single" w:sz="2" w:space="0" w:color="2C59A6"/>
             </w:tcBorders>
@@ -8434,7 +8825,7 @@
         </w:tc>
         <w:tc>
           <w:tcPr>
-            <w:tcW w:w="495" w:type="pct"/>
+            <w:tcW w:w="513" w:type="pct"/>
             <w:tcBorders>
               <w:left w:val="single" w:sz="2" w:space="0" w:color="2C59A6"/>
             </w:tcBorders>
@@ -8451,7 +8842,7 @@
         </w:tc>
         <w:tc>
           <w:tcPr>
-            <w:tcW w:w="636" w:type="pct"/>
+            <w:tcW w:w="659" w:type="pct"/>
             <w:hideMark/>
           </w:tcPr>
           <w:p>
@@ -8465,7 +8856,7 @@
         </w:tc>
         <w:tc>
           <w:tcPr>
-            <w:tcW w:w="920" w:type="pct"/>
+            <w:tcW w:w="771" w:type="pct"/>
             <w:hideMark/>
           </w:tcPr>
           <w:p>
@@ -8479,7 +8870,7 @@
         </w:tc>
         <w:tc>
           <w:tcPr>
-            <w:tcW w:w="1555" w:type="pct"/>
+            <w:tcW w:w="1611" w:type="pct"/>
             <w:hideMark/>
           </w:tcPr>
           <w:p>
@@ -8487,13 +8878,13 @@
               <w:cnfStyle w:val="000000100000" w:firstRow="0" w:lastRow="0" w:firstColumn="0" w:lastColumn="0" w:oddVBand="0" w:evenVBand="0" w:oddHBand="1" w:evenHBand="0" w:firstRowFirstColumn="0" w:firstRowLastColumn="0" w:lastRowFirstColumn="0" w:lastRowLastColumn="0"/>
             </w:pPr>
             <w:r>
-              <w:t>Ejecutable</w:t>
+              <w:t>Funcional</w:t>
             </w:r>
           </w:p>
         </w:tc>
         <w:tc>
           <w:tcPr>
-            <w:tcW w:w="831" w:type="pct"/>
+            <w:tcW w:w="860" w:type="pct"/>
             <w:hideMark/>
           </w:tcPr>
           <w:p>
@@ -8513,7 +8904,7 @@
         <w:tc>
           <w:tcPr>
             <w:cnfStyle w:val="001000000000" w:firstRow="0" w:lastRow="0" w:firstColumn="1" w:lastColumn="0" w:oddVBand="0" w:evenVBand="0" w:oddHBand="0" w:evenHBand="0" w:firstRowFirstColumn="0" w:firstRowLastColumn="0" w:lastRowFirstColumn="0" w:lastRowLastColumn="0"/>
-            <w:tcW w:w="564" w:type="pct"/>
+            <w:tcW w:w="585" w:type="pct"/>
             <w:tcBorders>
               <w:right w:val="single" w:sz="2" w:space="0" w:color="2C59A6"/>
             </w:tcBorders>
@@ -8534,7 +8925,7 @@
         </w:tc>
         <w:tc>
           <w:tcPr>
-            <w:tcW w:w="495" w:type="pct"/>
+            <w:tcW w:w="513" w:type="pct"/>
             <w:tcBorders>
               <w:left w:val="single" w:sz="2" w:space="0" w:color="2C59A6"/>
             </w:tcBorders>
@@ -8556,7 +8947,7 @@
         </w:tc>
         <w:tc>
           <w:tcPr>
-            <w:tcW w:w="636" w:type="pct"/>
+            <w:tcW w:w="659" w:type="pct"/>
           </w:tcPr>
           <w:p>
             <w:pPr>
@@ -8575,7 +8966,7 @@
         </w:tc>
         <w:tc>
           <w:tcPr>
-            <w:tcW w:w="920" w:type="pct"/>
+            <w:tcW w:w="771" w:type="pct"/>
           </w:tcPr>
           <w:p>
             <w:pPr>
@@ -8588,7 +8979,7 @@
         </w:tc>
         <w:tc>
           <w:tcPr>
-            <w:tcW w:w="1555" w:type="pct"/>
+            <w:tcW w:w="1611" w:type="pct"/>
           </w:tcPr>
           <w:p>
             <w:pPr>
@@ -8607,7 +8998,7 @@
         </w:tc>
         <w:tc>
           <w:tcPr>
-            <w:tcW w:w="831" w:type="pct"/>
+            <w:tcW w:w="860" w:type="pct"/>
           </w:tcPr>
           <w:p>
             <w:pPr>
@@ -8633,7 +9024,7 @@
         <w:tc>
           <w:tcPr>
             <w:cnfStyle w:val="001000000000" w:firstRow="0" w:lastRow="0" w:firstColumn="1" w:lastColumn="0" w:oddVBand="0" w:evenVBand="0" w:oddHBand="0" w:evenHBand="0" w:firstRowFirstColumn="0" w:firstRowLastColumn="0" w:lastRowFirstColumn="0" w:lastRowLastColumn="0"/>
-            <w:tcW w:w="564" w:type="pct"/>
+            <w:tcW w:w="585" w:type="pct"/>
             <w:tcBorders>
               <w:right w:val="single" w:sz="2" w:space="0" w:color="2C59A6"/>
             </w:tcBorders>
@@ -8647,7 +9038,7 @@
         </w:tc>
         <w:tc>
           <w:tcPr>
-            <w:tcW w:w="495" w:type="pct"/>
+            <w:tcW w:w="513" w:type="pct"/>
             <w:tcBorders>
               <w:left w:val="single" w:sz="2" w:space="0" w:color="2C59A6"/>
             </w:tcBorders>
@@ -8664,7 +9055,7 @@
         </w:tc>
         <w:tc>
           <w:tcPr>
-            <w:tcW w:w="636" w:type="pct"/>
+            <w:tcW w:w="659" w:type="pct"/>
             <w:hideMark/>
           </w:tcPr>
           <w:p>
@@ -8678,7 +9069,7 @@
         </w:tc>
         <w:tc>
           <w:tcPr>
-            <w:tcW w:w="920" w:type="pct"/>
+            <w:tcW w:w="771" w:type="pct"/>
             <w:hideMark/>
           </w:tcPr>
           <w:p>
@@ -8692,7 +9083,7 @@
         </w:tc>
         <w:tc>
           <w:tcPr>
-            <w:tcW w:w="1555" w:type="pct"/>
+            <w:tcW w:w="1611" w:type="pct"/>
             <w:hideMark/>
           </w:tcPr>
           <w:p>
@@ -8700,13 +9091,13 @@
               <w:cnfStyle w:val="000000100000" w:firstRow="0" w:lastRow="0" w:firstColumn="0" w:lastColumn="0" w:oddVBand="0" w:evenVBand="0" w:oddHBand="1" w:evenHBand="0" w:firstRowFirstColumn="0" w:firstRowLastColumn="0" w:lastRowFirstColumn="0" w:lastRowLastColumn="0"/>
             </w:pPr>
             <w:r>
-              <w:t>Ejecutable</w:t>
+              <w:t>Funcional</w:t>
             </w:r>
           </w:p>
         </w:tc>
         <w:tc>
           <w:tcPr>
-            <w:tcW w:w="831" w:type="pct"/>
+            <w:tcW w:w="860" w:type="pct"/>
             <w:hideMark/>
           </w:tcPr>
           <w:p>
@@ -8726,7 +9117,7 @@
         <w:tc>
           <w:tcPr>
             <w:cnfStyle w:val="001000000000" w:firstRow="0" w:lastRow="0" w:firstColumn="1" w:lastColumn="0" w:oddVBand="0" w:evenVBand="0" w:oddHBand="0" w:evenHBand="0" w:firstRowFirstColumn="0" w:firstRowLastColumn="0" w:lastRowFirstColumn="0" w:lastRowLastColumn="0"/>
-            <w:tcW w:w="564" w:type="pct"/>
+            <w:tcW w:w="585" w:type="pct"/>
             <w:tcBorders>
               <w:right w:val="single" w:sz="2" w:space="0" w:color="2C59A6"/>
             </w:tcBorders>
@@ -8747,7 +9138,7 @@
         </w:tc>
         <w:tc>
           <w:tcPr>
-            <w:tcW w:w="495" w:type="pct"/>
+            <w:tcW w:w="513" w:type="pct"/>
             <w:tcBorders>
               <w:left w:val="single" w:sz="2" w:space="0" w:color="2C59A6"/>
             </w:tcBorders>
@@ -8769,7 +9160,7 @@
         </w:tc>
         <w:tc>
           <w:tcPr>
-            <w:tcW w:w="636" w:type="pct"/>
+            <w:tcW w:w="659" w:type="pct"/>
           </w:tcPr>
           <w:p>
             <w:pPr>
@@ -8788,7 +9179,7 @@
         </w:tc>
         <w:tc>
           <w:tcPr>
-            <w:tcW w:w="920" w:type="pct"/>
+            <w:tcW w:w="771" w:type="pct"/>
           </w:tcPr>
           <w:p>
             <w:pPr>
@@ -8801,7 +9192,7 @@
         </w:tc>
         <w:tc>
           <w:tcPr>
-            <w:tcW w:w="1555" w:type="pct"/>
+            <w:tcW w:w="1611" w:type="pct"/>
           </w:tcPr>
           <w:p>
             <w:pPr>
@@ -8820,7 +9211,7 @@
         </w:tc>
         <w:tc>
           <w:tcPr>
-            <w:tcW w:w="831" w:type="pct"/>
+            <w:tcW w:w="860" w:type="pct"/>
           </w:tcPr>
           <w:p>
             <w:pPr>
@@ -8846,7 +9237,7 @@
         <w:tc>
           <w:tcPr>
             <w:cnfStyle w:val="001000000000" w:firstRow="0" w:lastRow="0" w:firstColumn="1" w:lastColumn="0" w:oddVBand="0" w:evenVBand="0" w:oddHBand="0" w:evenHBand="0" w:firstRowFirstColumn="0" w:firstRowLastColumn="0" w:lastRowFirstColumn="0" w:lastRowLastColumn="0"/>
-            <w:tcW w:w="564" w:type="pct"/>
+            <w:tcW w:w="585" w:type="pct"/>
             <w:tcBorders>
               <w:bottom w:val="single" w:sz="4" w:space="0" w:color="BFBFBF" w:themeColor="background1" w:themeShade="BF"/>
               <w:right w:val="single" w:sz="2" w:space="0" w:color="2C59A6"/>
@@ -8861,7 +9252,7 @@
         </w:tc>
         <w:tc>
           <w:tcPr>
-            <w:tcW w:w="495" w:type="pct"/>
+            <w:tcW w:w="513" w:type="pct"/>
             <w:tcBorders>
               <w:left w:val="single" w:sz="2" w:space="0" w:color="2C59A6"/>
               <w:bottom w:val="single" w:sz="4" w:space="0" w:color="BFBFBF" w:themeColor="background1" w:themeShade="BF"/>
@@ -8879,7 +9270,7 @@
         </w:tc>
         <w:tc>
           <w:tcPr>
-            <w:tcW w:w="636" w:type="pct"/>
+            <w:tcW w:w="659" w:type="pct"/>
             <w:tcBorders>
               <w:bottom w:val="single" w:sz="4" w:space="0" w:color="BFBFBF" w:themeColor="background1" w:themeShade="BF"/>
             </w:tcBorders>
@@ -8896,7 +9287,7 @@
         </w:tc>
         <w:tc>
           <w:tcPr>
-            <w:tcW w:w="920" w:type="pct"/>
+            <w:tcW w:w="771" w:type="pct"/>
             <w:tcBorders>
               <w:bottom w:val="single" w:sz="4" w:space="0" w:color="BFBFBF" w:themeColor="background1" w:themeShade="BF"/>
             </w:tcBorders>
@@ -8913,7 +9304,7 @@
         </w:tc>
         <w:tc>
           <w:tcPr>
-            <w:tcW w:w="1555" w:type="pct"/>
+            <w:tcW w:w="1611" w:type="pct"/>
             <w:tcBorders>
               <w:bottom w:val="single" w:sz="4" w:space="0" w:color="BFBFBF" w:themeColor="background1" w:themeShade="BF"/>
             </w:tcBorders>
@@ -8924,13 +9315,13 @@
               <w:cnfStyle w:val="000000100000" w:firstRow="0" w:lastRow="0" w:firstColumn="0" w:lastColumn="0" w:oddVBand="0" w:evenVBand="0" w:oddHBand="1" w:evenHBand="0" w:firstRowFirstColumn="0" w:firstRowLastColumn="0" w:lastRowFirstColumn="0" w:lastRowLastColumn="0"/>
             </w:pPr>
             <w:r>
-              <w:t>Ejecutable</w:t>
+              <w:t>Funcional</w:t>
             </w:r>
           </w:p>
         </w:tc>
         <w:tc>
           <w:tcPr>
-            <w:tcW w:w="831" w:type="pct"/>
+            <w:tcW w:w="860" w:type="pct"/>
             <w:tcBorders>
               <w:bottom w:val="single" w:sz="4" w:space="0" w:color="BFBFBF" w:themeColor="background1" w:themeShade="BF"/>
             </w:tcBorders>
@@ -8953,7 +9344,7 @@
         <w:tc>
           <w:tcPr>
             <w:cnfStyle w:val="001000000000" w:firstRow="0" w:lastRow="0" w:firstColumn="1" w:lastColumn="0" w:oddVBand="0" w:evenVBand="0" w:oddHBand="0" w:evenHBand="0" w:firstRowFirstColumn="0" w:firstRowLastColumn="0" w:lastRowFirstColumn="0" w:lastRowLastColumn="0"/>
-            <w:tcW w:w="564" w:type="pct"/>
+            <w:tcW w:w="585" w:type="pct"/>
             <w:tcBorders>
               <w:bottom w:val="single" w:sz="2" w:space="0" w:color="2C59A6"/>
               <w:right w:val="single" w:sz="2" w:space="0" w:color="2C59A6"/>
@@ -8968,7 +9359,7 @@
         </w:tc>
         <w:tc>
           <w:tcPr>
-            <w:tcW w:w="495" w:type="pct"/>
+            <w:tcW w:w="513" w:type="pct"/>
             <w:tcBorders>
               <w:left w:val="single" w:sz="2" w:space="0" w:color="2C59A6"/>
               <w:bottom w:val="single" w:sz="2" w:space="0" w:color="2C59A6"/>
@@ -8986,7 +9377,7 @@
         </w:tc>
         <w:tc>
           <w:tcPr>
-            <w:tcW w:w="636" w:type="pct"/>
+            <w:tcW w:w="659" w:type="pct"/>
             <w:tcBorders>
               <w:bottom w:val="single" w:sz="2" w:space="0" w:color="2C59A6"/>
             </w:tcBorders>
@@ -9003,7 +9394,7 @@
         </w:tc>
         <w:tc>
           <w:tcPr>
-            <w:tcW w:w="920" w:type="pct"/>
+            <w:tcW w:w="771" w:type="pct"/>
             <w:tcBorders>
               <w:bottom w:val="single" w:sz="2" w:space="0" w:color="2C59A6"/>
             </w:tcBorders>
@@ -9020,7 +9411,7 @@
         </w:tc>
         <w:tc>
           <w:tcPr>
-            <w:tcW w:w="1555" w:type="pct"/>
+            <w:tcW w:w="1611" w:type="pct"/>
             <w:tcBorders>
               <w:bottom w:val="single" w:sz="2" w:space="0" w:color="2C59A6"/>
             </w:tcBorders>
@@ -9031,13 +9422,16 @@
               <w:cnfStyle w:val="000000000000" w:firstRow="0" w:lastRow="0" w:firstColumn="0" w:lastColumn="0" w:oddVBand="0" w:evenVBand="0" w:oddHBand="0" w:evenHBand="0" w:firstRowFirstColumn="0" w:firstRowLastColumn="0" w:lastRowFirstColumn="0" w:lastRowLastColumn="0"/>
             </w:pPr>
             <w:r>
-              <w:t>Revisión técnica</w:t>
+              <w:t>No funcional/Verificación</w:t>
+            </w:r>
+            <w:r>
+              <w:t xml:space="preserve"> técnica</w:t>
             </w:r>
           </w:p>
         </w:tc>
         <w:tc>
           <w:tcPr>
-            <w:tcW w:w="831" w:type="pct"/>
+            <w:tcW w:w="860" w:type="pct"/>
             <w:tcBorders>
               <w:bottom w:val="single" w:sz="2" w:space="0" w:color="2C59A6"/>
             </w:tcBorders>
@@ -9060,13 +9454,11 @@
         <w:pStyle w:val="Ttulo2"/>
       </w:pPr>
       <w:r>
+        <w:lastRenderedPageBreak/>
         <w:t xml:space="preserve">Tabla </w:t>
       </w:r>
       <w:r>
-        <w:t>2</w:t>
-      </w:r>
-      <w:r>
-        <w:t>:</w:t>
+        <w:t>2:</w:t>
       </w:r>
       <w:r>
         <w:t xml:space="preserve"> </w:t>
@@ -9093,8 +9485,8 @@
         <w:gridCol w:w="880"/>
         <w:gridCol w:w="1385"/>
         <w:gridCol w:w="1760"/>
-        <w:gridCol w:w="3250"/>
-        <w:gridCol w:w="1578"/>
+        <w:gridCol w:w="3538"/>
+        <w:gridCol w:w="1290"/>
       </w:tblGrid>
       <w:tr>
         <w:trPr>
@@ -9334,7 +9726,7 @@
               <w:cnfStyle w:val="000000100000" w:firstRow="0" w:lastRow="0" w:firstColumn="0" w:lastColumn="0" w:oddVBand="0" w:evenVBand="0" w:oddHBand="1" w:evenHBand="0" w:firstRowFirstColumn="0" w:firstRowLastColumn="0" w:lastRowFirstColumn="0" w:lastRowLastColumn="0"/>
             </w:pPr>
             <w:r>
-              <w:t>Ejecutable</w:t>
+              <w:t>Funcional</w:t>
             </w:r>
           </w:p>
         </w:tc>
@@ -9430,7 +9822,7 @@
               <w:cnfStyle w:val="000000000000" w:firstRow="0" w:lastRow="0" w:firstColumn="0" w:lastColumn="0" w:oddVBand="0" w:evenVBand="0" w:oddHBand="0" w:evenHBand="0" w:firstRowFirstColumn="0" w:firstRowLastColumn="0" w:lastRowFirstColumn="0" w:lastRowLastColumn="0"/>
             </w:pPr>
             <w:r>
-              <w:t>Ejecutable</w:t>
+              <w:t>Funcional</w:t>
             </w:r>
           </w:p>
         </w:tc>
@@ -9524,7 +9916,7 @@
               <w:cnfStyle w:val="000000100000" w:firstRow="0" w:lastRow="0" w:firstColumn="0" w:lastColumn="0" w:oddVBand="0" w:evenVBand="0" w:oddHBand="1" w:evenHBand="0" w:firstRowFirstColumn="0" w:firstRowLastColumn="0" w:lastRowFirstColumn="0" w:lastRowLastColumn="0"/>
             </w:pPr>
             <w:r>
-              <w:t>Ejecutable</w:t>
+              <w:t>Funcional</w:t>
             </w:r>
           </w:p>
         </w:tc>
@@ -9617,7 +10009,7 @@
               <w:cnfStyle w:val="000000000000" w:firstRow="0" w:lastRow="0" w:firstColumn="0" w:lastColumn="0" w:oddVBand="0" w:evenVBand="0" w:oddHBand="0" w:evenHBand="0" w:firstRowFirstColumn="0" w:firstRowLastColumn="0" w:lastRowFirstColumn="0" w:lastRowLastColumn="0"/>
             </w:pPr>
             <w:r>
-              <w:t>Ejecutable</w:t>
+              <w:t>Funcional</w:t>
             </w:r>
           </w:p>
         </w:tc>
@@ -9711,7 +10103,7 @@
               <w:cnfStyle w:val="000000100000" w:firstRow="0" w:lastRow="0" w:firstColumn="0" w:lastColumn="0" w:oddVBand="0" w:evenVBand="0" w:oddHBand="1" w:evenHBand="0" w:firstRowFirstColumn="0" w:firstRowLastColumn="0" w:lastRowFirstColumn="0" w:lastRowLastColumn="0"/>
             </w:pPr>
             <w:r>
-              <w:t>Ejecutable</w:t>
+              <w:t>Funcional</w:t>
             </w:r>
           </w:p>
         </w:tc>
@@ -9804,7 +10196,10 @@
               <w:cnfStyle w:val="000000000000" w:firstRow="0" w:lastRow="0" w:firstColumn="0" w:lastColumn="0" w:oddVBand="0" w:evenVBand="0" w:oddHBand="0" w:evenHBand="0" w:firstRowFirstColumn="0" w:firstRowLastColumn="0" w:lastRowFirstColumn="0" w:lastRowLastColumn="0"/>
             </w:pPr>
             <w:r>
-              <w:t>Revisión técnica</w:t>
+              <w:t>No funcional/Verificación</w:t>
+            </w:r>
+            <w:r>
+              <w:t xml:space="preserve"> técnica</w:t>
             </w:r>
           </w:p>
         </w:tc>
@@ -9898,7 +10293,7 @@
               <w:cnfStyle w:val="000000100000" w:firstRow="0" w:lastRow="0" w:firstColumn="0" w:lastColumn="0" w:oddVBand="0" w:evenVBand="0" w:oddHBand="1" w:evenHBand="0" w:firstRowFirstColumn="0" w:firstRowLastColumn="0" w:lastRowFirstColumn="0" w:lastRowLastColumn="0"/>
             </w:pPr>
             <w:r>
-              <w:t>Ejecutable</w:t>
+              <w:t>Funcional</w:t>
             </w:r>
           </w:p>
         </w:tc>
@@ -9991,7 +10386,7 @@
               <w:cnfStyle w:val="000000000000" w:firstRow="0" w:lastRow="0" w:firstColumn="0" w:lastColumn="0" w:oddVBand="0" w:evenVBand="0" w:oddHBand="0" w:evenHBand="0" w:firstRowFirstColumn="0" w:firstRowLastColumn="0" w:lastRowFirstColumn="0" w:lastRowLastColumn="0"/>
             </w:pPr>
             <w:r>
-              <w:t>Ejecutable</w:t>
+              <w:t>Funcional</w:t>
             </w:r>
           </w:p>
         </w:tc>
@@ -10085,7 +10480,7 @@
               <w:cnfStyle w:val="000000100000" w:firstRow="0" w:lastRow="0" w:firstColumn="0" w:lastColumn="0" w:oddVBand="0" w:evenVBand="0" w:oddHBand="1" w:evenHBand="0" w:firstRowFirstColumn="0" w:firstRowLastColumn="0" w:lastRowFirstColumn="0" w:lastRowLastColumn="0"/>
             </w:pPr>
             <w:r>
-              <w:t>Ejecutable</w:t>
+              <w:t>Funcional</w:t>
             </w:r>
           </w:p>
         </w:tc>
@@ -10178,7 +10573,7 @@
               <w:cnfStyle w:val="000000000000" w:firstRow="0" w:lastRow="0" w:firstColumn="0" w:lastColumn="0" w:oddVBand="0" w:evenVBand="0" w:oddHBand="0" w:evenHBand="0" w:firstRowFirstColumn="0" w:firstRowLastColumn="0" w:lastRowFirstColumn="0" w:lastRowLastColumn="0"/>
             </w:pPr>
             <w:r>
-              <w:t>Ejecutable</w:t>
+              <w:t>Funcional</w:t>
             </w:r>
           </w:p>
         </w:tc>
@@ -10272,7 +10667,10 @@
               <w:cnfStyle w:val="000000100000" w:firstRow="0" w:lastRow="0" w:firstColumn="0" w:lastColumn="0" w:oddVBand="0" w:evenVBand="0" w:oddHBand="1" w:evenHBand="0" w:firstRowFirstColumn="0" w:firstRowLastColumn="0" w:lastRowFirstColumn="0" w:lastRowLastColumn="0"/>
             </w:pPr>
             <w:r>
-              <w:t>Revisión técnica</w:t>
+              <w:t>No funcional/Verificación</w:t>
+            </w:r>
+            <w:r>
+              <w:t xml:space="preserve"> técnica</w:t>
             </w:r>
           </w:p>
         </w:tc>
@@ -10365,7 +10763,10 @@
               <w:cnfStyle w:val="000000000000" w:firstRow="0" w:lastRow="0" w:firstColumn="0" w:lastColumn="0" w:oddVBand="0" w:evenVBand="0" w:oddHBand="0" w:evenHBand="0" w:firstRowFirstColumn="0" w:firstRowLastColumn="0" w:lastRowFirstColumn="0" w:lastRowLastColumn="0"/>
             </w:pPr>
             <w:r>
-              <w:t>Revisión técnica</w:t>
+              <w:t>No funcional/Verificación</w:t>
+            </w:r>
+            <w:r>
+              <w:t xml:space="preserve"> técnica</w:t>
             </w:r>
           </w:p>
         </w:tc>
@@ -10459,7 +10860,13 @@
               <w:cnfStyle w:val="000000100000" w:firstRow="0" w:lastRow="0" w:firstColumn="0" w:lastColumn="0" w:oddVBand="0" w:evenVBand="0" w:oddHBand="1" w:evenHBand="0" w:firstRowFirstColumn="0" w:firstRowLastColumn="0" w:lastRowFirstColumn="0" w:lastRowLastColumn="0"/>
             </w:pPr>
             <w:r>
-              <w:t>Validación legal</w:t>
+              <w:t>No funcional/</w:t>
+            </w:r>
+            <w:r>
+              <w:t>L</w:t>
+            </w:r>
+            <w:r>
+              <w:t>egal</w:t>
             </w:r>
           </w:p>
         </w:tc>
@@ -10552,7 +10959,10 @@
               <w:cnfStyle w:val="000000000000" w:firstRow="0" w:lastRow="0" w:firstColumn="0" w:lastColumn="0" w:oddVBand="0" w:evenVBand="0" w:oddHBand="0" w:evenHBand="0" w:firstRowFirstColumn="0" w:firstRowLastColumn="0" w:lastRowFirstColumn="0" w:lastRowLastColumn="0"/>
             </w:pPr>
             <w:r>
-              <w:t>Validación legal</w:t>
+              <w:t>No funcional/L</w:t>
+            </w:r>
+            <w:r>
+              <w:t>egal</w:t>
             </w:r>
           </w:p>
         </w:tc>
@@ -10646,7 +11056,13 @@
               <w:cnfStyle w:val="000000100000" w:firstRow="0" w:lastRow="0" w:firstColumn="0" w:lastColumn="0" w:oddVBand="0" w:evenVBand="0" w:oddHBand="1" w:evenHBand="0" w:firstRowFirstColumn="0" w:firstRowLastColumn="0" w:lastRowFirstColumn="0" w:lastRowLastColumn="0"/>
             </w:pPr>
             <w:r>
-              <w:t>Verificación documental</w:t>
+              <w:t>No funcional/</w:t>
+            </w:r>
+            <w:r>
+              <w:t>D</w:t>
+            </w:r>
+            <w:r>
+              <w:t>ocumental</w:t>
             </w:r>
           </w:p>
         </w:tc>
@@ -10739,7 +11155,10 @@
               <w:cnfStyle w:val="000000000000" w:firstRow="0" w:lastRow="0" w:firstColumn="0" w:lastColumn="0" w:oddVBand="0" w:evenVBand="0" w:oddHBand="0" w:evenHBand="0" w:firstRowFirstColumn="0" w:firstRowLastColumn="0" w:lastRowFirstColumn="0" w:lastRowLastColumn="0"/>
             </w:pPr>
             <w:r>
-              <w:t>Validación legal</w:t>
+              <w:t>No funcional/L</w:t>
+            </w:r>
+            <w:r>
+              <w:t>egal</w:t>
             </w:r>
           </w:p>
         </w:tc>
@@ -10833,7 +11252,10 @@
               <w:cnfStyle w:val="000000100000" w:firstRow="0" w:lastRow="0" w:firstColumn="0" w:lastColumn="0" w:oddVBand="0" w:evenVBand="0" w:oddHBand="1" w:evenHBand="0" w:firstRowFirstColumn="0" w:firstRowLastColumn="0" w:lastRowFirstColumn="0" w:lastRowLastColumn="0"/>
             </w:pPr>
             <w:r>
-              <w:t>Verificación documental</w:t>
+              <w:t>No funcional/D</w:t>
+            </w:r>
+            <w:r>
+              <w:t>ocumental</w:t>
             </w:r>
           </w:p>
         </w:tc>
@@ -10926,7 +11348,10 @@
               <w:cnfStyle w:val="000000000000" w:firstRow="0" w:lastRow="0" w:firstColumn="0" w:lastColumn="0" w:oddVBand="0" w:evenVBand="0" w:oddHBand="0" w:evenHBand="0" w:firstRowFirstColumn="0" w:firstRowLastColumn="0" w:lastRowFirstColumn="0" w:lastRowLastColumn="0"/>
             </w:pPr>
             <w:r>
-              <w:t>Revisión técnica</w:t>
+              <w:t>No funcional/Verificación</w:t>
+            </w:r>
+            <w:r>
+              <w:t xml:space="preserve"> técnica</w:t>
             </w:r>
           </w:p>
         </w:tc>
@@ -11031,7 +11456,10 @@
               <w:cnfStyle w:val="000000100000" w:firstRow="0" w:lastRow="0" w:firstColumn="0" w:lastColumn="0" w:oddVBand="0" w:evenVBand="0" w:oddHBand="1" w:evenHBand="0" w:firstRowFirstColumn="0" w:firstRowLastColumn="0" w:lastRowFirstColumn="0" w:lastRowLastColumn="0"/>
             </w:pPr>
             <w:r>
-              <w:t>Revisión técnica</w:t>
+              <w:t>No funcional/Verificación</w:t>
+            </w:r>
+            <w:r>
+              <w:t xml:space="preserve"> técnica</w:t>
             </w:r>
           </w:p>
         </w:tc>
@@ -11057,14 +11485,14 @@
     <w:p>
       <w:r>
         <w:pict w14:anchorId="55E849F6">
-          <v:rect id="_x0000_i1143" style="width:0;height:1.5pt" o:hralign="center" o:hrstd="t" o:hr="t" fillcolor="#a0a0a0" stroked="f"/>
+          <v:rect id="_x0000_i1025" style="width:0;height:1.5pt" o:hralign="center" o:hrstd="t" o:hr="t" fillcolor="#a0a0a0" stroked="f"/>
         </w:pict>
       </w:r>
     </w:p>
     <w:p>
       <w:r>
         <w:pict w14:anchorId="4B6A4A38">
-          <v:rect id="_x0000_i1144" style="width:0;height:1.5pt" o:hralign="center" o:hrstd="t" o:hr="t" fillcolor="#a0a0a0" stroked="f"/>
+          <v:rect id="_x0000_i1026" style="width:0;height:1.5pt" o:hralign="center" o:hrstd="t" o:hr="t" fillcolor="#a0a0a0" stroked="f"/>
         </w:pict>
       </w:r>
     </w:p>
@@ -11482,7 +11910,7 @@
     <w:p>
       <w:r>
         <w:pict w14:anchorId="47AE16BE">
-          <v:rect id="_x0000_i1145" style="width:0;height:1.5pt" o:hralign="center" o:hrstd="t" o:hr="t" fillcolor="#a0a0a0" stroked="f"/>
+          <v:rect id="_x0000_i1027" style="width:0;height:1.5pt" o:hralign="center" o:hrstd="t" o:hr="t" fillcolor="#a0a0a0" stroked="f"/>
         </w:pict>
       </w:r>
     </w:p>
@@ -11536,15 +11964,7 @@
         </w:numPr>
       </w:pPr>
       <w:r>
-        <w:t xml:space="preserve">La separación de </w:t>
-      </w:r>
-      <w:proofErr w:type="spellStart"/>
-      <w:r>
-        <w:t>plugins</w:t>
-      </w:r>
-      <w:proofErr w:type="spellEnd"/>
-      <w:r>
-        <w:t xml:space="preserve"> (IFR_04) está correctamente representada en SAD §7.</w:t>
+        <w:t>La separación de plugins (IFR_04) está correctamente representada en SAD §7.</w:t>
       </w:r>
     </w:p>
     <w:p>
@@ -11560,7 +11980,6 @@
     </w:p>
     <w:p>
       <w:r>
-        <w:lastRenderedPageBreak/>
         <w:t>Conclusión: coherencia estructural adecuada.</w:t>
       </w:r>
     </w:p>
@@ -11649,7 +12068,7 @@
     <w:p>
       <w:r>
         <w:pict w14:anchorId="7CAB4D0A">
-          <v:rect id="_x0000_i1146" style="width:0;height:1.5pt" o:hralign="center" o:hrstd="t" o:hr="t" fillcolor="#a0a0a0" stroked="f"/>
+          <v:rect id="_x0000_i1028" style="width:0;height:1.5pt" o:hralign="center" o:hrstd="t" o:hr="t" fillcolor="#a0a0a0" stroked="f"/>
         </w:pict>
       </w:r>
     </w:p>
@@ -11698,6 +12117,7 @@
         </w:numPr>
       </w:pPr>
       <w:r>
+        <w:lastRenderedPageBreak/>
         <w:t>Los requisitos legales poseen validación específica.</w:t>
       </w:r>
     </w:p>
@@ -11802,7 +12222,7 @@
     <w:p>
       <w:r>
         <w:pict w14:anchorId="52B7668D">
-          <v:rect id="_x0000_i1147" style="width:0;height:1.5pt" o:hralign="center" o:hrstd="t" o:hr="t" fillcolor="#a0a0a0" stroked="f"/>
+          <v:rect id="_x0000_i1029" style="width:0;height:1.5pt" o:hralign="center" o:hrstd="t" o:hr="t" fillcolor="#a0a0a0" stroked="f"/>
         </w:pict>
       </w:r>
     </w:p>
@@ -11839,13 +12259,8 @@
           <w:numId w:val="114"/>
         </w:numPr>
       </w:pPr>
-      <w:proofErr w:type="spellStart"/>
-      <w:r>
-        <w:t>Plugins</w:t>
-      </w:r>
-      <w:proofErr w:type="spellEnd"/>
-      <w:r>
-        <w:t xml:space="preserve"> nativos cubiertos por TC_IFR04, TC_IFR12.</w:t>
+      <w:r>
+        <w:t>Plugins nativos cubiertos por TC_IFR04, TC_IFR12.</w:t>
       </w:r>
     </w:p>
     <w:p>
@@ -11855,13 +12270,8 @@
           <w:numId w:val="114"/>
         </w:numPr>
       </w:pPr>
-      <w:proofErr w:type="spellStart"/>
-      <w:r>
-        <w:t>Logging</w:t>
-      </w:r>
-      <w:proofErr w:type="spellEnd"/>
-      <w:r>
-        <w:t xml:space="preserve"> validado por TC_IFR13.</w:t>
+      <w:r>
+        <w:t>Logging validado por TC_IFR13.</w:t>
       </w:r>
     </w:p>
     <w:p>
@@ -11913,23 +12323,7 @@
           <w:b/>
           <w:bCs/>
         </w:rPr>
-        <w:t xml:space="preserve">8.2 </w:t>
-      </w:r>
-      <w:proofErr w:type="spellStart"/>
-      <w:r>
-        <w:rPr>
-          <w:b/>
-          <w:bCs/>
-        </w:rPr>
-        <w:t>Plugins</w:t>
-      </w:r>
-      <w:proofErr w:type="spellEnd"/>
-      <w:r>
-        <w:rPr>
-          <w:b/>
-          <w:bCs/>
-        </w:rPr>
-        <w:t xml:space="preserve"> nativos y validación asociada</w:t>
+        <w:t>8.2 Plugins nativos y validación asociada</w:t>
       </w:r>
     </w:p>
     <w:p>
@@ -11961,7 +12355,7 @@
     <w:p>
       <w:r>
         <w:pict w14:anchorId="60E61B0B">
-          <v:rect id="_x0000_i1148" style="width:0;height:1.5pt" o:hralign="center" o:hrstd="t" o:hr="t" fillcolor="#a0a0a0" stroked="f"/>
+          <v:rect id="_x0000_i1030" style="width:0;height:1.5pt" o:hralign="center" o:hrstd="t" o:hr="t" fillcolor="#a0a0a0" stroked="f"/>
         </w:pict>
       </w:r>
     </w:p>
@@ -12035,7 +12429,6 @@
     </w:p>
     <w:p>
       <w:r>
-        <w:lastRenderedPageBreak/>
         <w:t>% de INFR cubiertos mediante decisiones arquitectónicas y validación.</w:t>
       </w:r>
     </w:p>
@@ -12102,7 +12495,7 @@
     <w:p>
       <w:r>
         <w:pict w14:anchorId="76A85D71">
-          <v:rect id="_x0000_i1149" style="width:0;height:1.5pt" o:hralign="center" o:hrstd="t" o:hr="t" fillcolor="#a0a0a0" stroked="f"/>
+          <v:rect id="_x0000_i1031" style="width:0;height:1.5pt" o:hralign="center" o:hrstd="t" o:hr="t" fillcolor="#a0a0a0" stroked="f"/>
         </w:pict>
       </w:r>
     </w:p>
@@ -12173,6 +12566,7 @@
     <w:p/>
     <w:p>
       <w:r>
+        <w:lastRenderedPageBreak/>
         <w:t>El análisis integral permite determinar:</w:t>
       </w:r>
     </w:p>
@@ -12222,8 +12616,8 @@
     </w:p>
     <w:p/>
     <w:p>
-      <w:bookmarkStart w:id="21" w:name="_TIPOS_DE_PRUEBAS"/>
-      <w:bookmarkEnd w:id="21"/>
+      <w:bookmarkStart w:id="33" w:name="_TIPOS_DE_PRUEBAS"/>
+      <w:bookmarkEnd w:id="33"/>
     </w:p>
     <w:p/>
     <w:p/>
@@ -12231,8 +12625,8 @@
       <w:pPr>
         <w:pStyle w:val="Ttulo1"/>
       </w:pPr>
-      <w:bookmarkStart w:id="22" w:name="_APROBACIÓN_-_ir"/>
-      <w:bookmarkEnd w:id="22"/>
+      <w:bookmarkStart w:id="34" w:name="_APROBACIÓN_-_ir"/>
+      <w:bookmarkEnd w:id="34"/>
       <w:r>
         <w:t>APROBACIÓN</w:t>
       </w:r>
@@ -12724,8 +13118,8 @@
       <w:pPr>
         <w:pStyle w:val="Ttulo1"/>
       </w:pPr>
-      <w:bookmarkStart w:id="23" w:name="_ESTADO_DEL_DOCUMENTO"/>
-      <w:bookmarkEnd w:id="23"/>
+      <w:bookmarkStart w:id="35" w:name="_ESTADO_DEL_DOCUMENTO"/>
+      <w:bookmarkEnd w:id="35"/>
       <w:r>
         <w:t xml:space="preserve">ESTADO DEL DOCUMENTO </w:t>
       </w:r>
@@ -12735,21 +13129,7 @@
             <w:rStyle w:val="HipervnculoalndiceCar"/>
             <w:caps w:val="0"/>
           </w:rPr>
-          <w:t xml:space="preserve">- ir al </w:t>
-        </w:r>
-        <w:r>
-          <w:rPr>
-            <w:rStyle w:val="HipervnculoalndiceCar"/>
-            <w:caps w:val="0"/>
-          </w:rPr>
-          <w:t>í</w:t>
-        </w:r>
-        <w:r>
-          <w:rPr>
-            <w:rStyle w:val="HipervnculoalndiceCar"/>
-            <w:caps w:val="0"/>
-          </w:rPr>
-          <w:t>ndice -</w:t>
+          <w:t>- ir al índice -</w:t>
         </w:r>
       </w:hyperlink>
     </w:p>
@@ -13479,7 +13859,6 @@
               <w:i/>
             </w:rPr>
           </w:pPr>
-          <w:proofErr w:type="spellStart"/>
           <w:r>
             <w:rPr>
               <w:b/>
@@ -13488,7 +13867,6 @@
             </w:rPr>
             <w:t>Mexus</w:t>
           </w:r>
-          <w:proofErr w:type="spellEnd"/>
         </w:p>
       </w:tc>
     </w:tr>
@@ -13519,6 +13897,57 @@
 <file path=word/numbering.xml><?xml version="1.0" encoding="utf-8"?>
 <w:numbering xmlns:wpc="http://schemas.microsoft.com/office/word/2010/wordprocessingCanvas" xmlns:cx="http://schemas.microsoft.com/office/drawing/2014/chartex" xmlns:cx1="http://schemas.microsoft.com/office/drawing/2015/9/8/chartex" xmlns:cx2="http://schemas.microsoft.com/office/drawing/2015/10/21/chartex" xmlns:cx3="http://schemas.microsoft.com/office/drawing/2016/5/9/chartex" xmlns:cx4="http://schemas.microsoft.com/office/drawing/2016/5/10/chartex" xmlns:cx5="http://schemas.microsoft.com/office/drawing/2016/5/11/chartex" xmlns:cx6="http://schemas.microsoft.com/office/drawing/2016/5/12/chartex" xmlns:cx7="http://schemas.microsoft.com/office/drawing/2016/5/13/chartex" xmlns:cx8="http://schemas.microsoft.com/office/drawing/2016/5/14/chartex" xmlns:mc="http://schemas.openxmlformats.org/markup-compatibility/2006" xmlns:aink="http://schemas.microsoft.com/office/drawing/2016/ink" xmlns:am3d="http://schemas.microsoft.com/office/drawing/2017/model3d" xmlns:o="urn:schemas-microsoft-com:office:office" xmlns:oel="http://schemas.microsoft.com/office/2019/extlst" xmlns:r="http://schemas.openxmlformats.org/officeDocument/2006/relationships" xmlns:m="http://schemas.openxmlformats.org/officeDocument/2006/math" xmlns:v="urn:schemas-microsoft-com:vml" xmlns:wp14="http://schemas.microsoft.com/office/word/2010/wordprocessingDrawing" xmlns:wp="http://schemas.openxmlformats.org/drawingml/2006/wordprocessingDrawing" xmlns:w10="urn:schemas-microsoft-com:office:word" xmlns:w="http://schemas.openxmlformats.org/wordprocessingml/2006/main" xmlns:w14="http://schemas.microsoft.com/office/word/2010/wordml" xmlns:w15="http://schemas.microsoft.com/office/word/2012/wordml" xmlns:w16cex="http://schemas.microsoft.com/office/word/2018/wordml/cex" xmlns:w16cid="http://schemas.microsoft.com/office/word/2016/wordml/cid" xmlns:w16="http://schemas.microsoft.com/office/word/2018/wordml" xmlns:w16du="http://schemas.microsoft.com/office/word/2023/wordml/word16du" xmlns:w16sdtdh="http://schemas.microsoft.com/office/word/2020/wordml/sdtdatahash" xmlns:w16sdtfl="http://schemas.microsoft.com/office/word/2024/wordml/sdtformatlock" xmlns:w16se="http://schemas.microsoft.com/office/word/2015/wordml/symex" xmlns:wpg="http://schemas.microsoft.com/office/word/2010/wordprocessingGroup" xmlns:wpi="http://schemas.microsoft.com/office/word/2010/wordprocessingInk" xmlns:wne="http://schemas.microsoft.com/office/word/2006/wordml" xmlns:wps="http://schemas.microsoft.com/office/word/2010/wordprocessingShape" mc:Ignorable="w14 w15 w16se w16cid w16 w16cex w16sdtdh w16sdtfl w16du wp14">
   <w:abstractNum w:abstractNumId="0" w15:restartNumberingAfterBreak="0">
+    <w:nsid w:val="D5720D25"/>
+    <w:multiLevelType w:val="hybridMultilevel"/>
+    <w:tmpl w:val="FFFFFFFF"/>
+    <w:lvl w:ilvl="0" w:tplc="FFFFFFFF">
+      <w:start w:val="1"/>
+      <w:numFmt w:val="bullet"/>
+      <w:lvlText w:val="•"/>
+      <w:lvlJc w:val="left"/>
+    </w:lvl>
+    <w:lvl w:ilvl="1" w:tplc="FFFFFFFF">
+      <w:numFmt w:val="decimal"/>
+      <w:lvlText w:val=""/>
+      <w:lvlJc w:val="left"/>
+    </w:lvl>
+    <w:lvl w:ilvl="2" w:tplc="FFFFFFFF">
+      <w:numFmt w:val="decimal"/>
+      <w:lvlText w:val=""/>
+      <w:lvlJc w:val="left"/>
+    </w:lvl>
+    <w:lvl w:ilvl="3" w:tplc="FFFFFFFF">
+      <w:numFmt w:val="decimal"/>
+      <w:lvlText w:val=""/>
+      <w:lvlJc w:val="left"/>
+    </w:lvl>
+    <w:lvl w:ilvl="4" w:tplc="FFFFFFFF">
+      <w:numFmt w:val="decimal"/>
+      <w:lvlText w:val=""/>
+      <w:lvlJc w:val="left"/>
+    </w:lvl>
+    <w:lvl w:ilvl="5" w:tplc="FFFFFFFF">
+      <w:numFmt w:val="decimal"/>
+      <w:lvlText w:val=""/>
+      <w:lvlJc w:val="left"/>
+    </w:lvl>
+    <w:lvl w:ilvl="6" w:tplc="FFFFFFFF">
+      <w:numFmt w:val="decimal"/>
+      <w:lvlText w:val=""/>
+      <w:lvlJc w:val="left"/>
+    </w:lvl>
+    <w:lvl w:ilvl="7" w:tplc="FFFFFFFF">
+      <w:numFmt w:val="decimal"/>
+      <w:lvlText w:val=""/>
+      <w:lvlJc w:val="left"/>
+    </w:lvl>
+    <w:lvl w:ilvl="8" w:tplc="FFFFFFFF">
+      <w:numFmt w:val="decimal"/>
+      <w:lvlText w:val=""/>
+      <w:lvlJc w:val="left"/>
+    </w:lvl>
+  </w:abstractNum>
+  <w:abstractNum w:abstractNumId="1" w15:restartNumberingAfterBreak="0">
     <w:nsid w:val="0053243C"/>
     <w:multiLevelType w:val="multilevel"/>
     <w:tmpl w:val="9D58AB86"/>
@@ -13667,7 +14096,7 @@
       </w:rPr>
     </w:lvl>
   </w:abstractNum>
-  <w:abstractNum w:abstractNumId="1" w15:restartNumberingAfterBreak="0">
+  <w:abstractNum w:abstractNumId="2" w15:restartNumberingAfterBreak="0">
     <w:nsid w:val="005732A5"/>
     <w:multiLevelType w:val="multilevel"/>
     <w:tmpl w:val="49EC39BA"/>
@@ -13785,7 +14214,7 @@
       </w:pPr>
     </w:lvl>
   </w:abstractNum>
-  <w:abstractNum w:abstractNumId="2" w15:restartNumberingAfterBreak="0">
+  <w:abstractNum w:abstractNumId="3" w15:restartNumberingAfterBreak="0">
     <w:nsid w:val="007074F9"/>
     <w:multiLevelType w:val="multilevel"/>
     <w:tmpl w:val="15D6FF5C"/>
@@ -13904,7 +14333,156 @@
       </w:pPr>
     </w:lvl>
   </w:abstractNum>
-  <w:abstractNum w:abstractNumId="3" w15:restartNumberingAfterBreak="0">
+  <w:abstractNum w:abstractNumId="4" w15:restartNumberingAfterBreak="0">
+    <w:nsid w:val="02470050"/>
+    <w:multiLevelType w:val="multilevel"/>
+    <w:tmpl w:val="45704BD4"/>
+    <w:lvl w:ilvl="0">
+      <w:start w:val="1"/>
+      <w:numFmt w:val="bullet"/>
+      <w:lvlText w:val=""/>
+      <w:lvlJc w:val="left"/>
+      <w:pPr>
+        <w:tabs>
+          <w:tab w:val="num" w:pos="720"/>
+        </w:tabs>
+        <w:ind w:left="720" w:hanging="360"/>
+      </w:pPr>
+      <w:rPr>
+        <w:rFonts w:ascii="Symbol" w:hAnsi="Symbol" w:hint="default"/>
+        <w:sz w:val="20"/>
+      </w:rPr>
+    </w:lvl>
+    <w:lvl w:ilvl="1" w:tentative="1">
+      <w:start w:val="1"/>
+      <w:numFmt w:val="bullet"/>
+      <w:lvlText w:val="o"/>
+      <w:lvlJc w:val="left"/>
+      <w:pPr>
+        <w:tabs>
+          <w:tab w:val="num" w:pos="1440"/>
+        </w:tabs>
+        <w:ind w:left="1440" w:hanging="360"/>
+      </w:pPr>
+      <w:rPr>
+        <w:rFonts w:ascii="Courier New" w:hAnsi="Courier New" w:hint="default"/>
+        <w:sz w:val="20"/>
+      </w:rPr>
+    </w:lvl>
+    <w:lvl w:ilvl="2" w:tentative="1">
+      <w:start w:val="1"/>
+      <w:numFmt w:val="bullet"/>
+      <w:lvlText w:val=""/>
+      <w:lvlJc w:val="left"/>
+      <w:pPr>
+        <w:tabs>
+          <w:tab w:val="num" w:pos="2160"/>
+        </w:tabs>
+        <w:ind w:left="2160" w:hanging="360"/>
+      </w:pPr>
+      <w:rPr>
+        <w:rFonts w:ascii="Wingdings" w:hAnsi="Wingdings" w:hint="default"/>
+        <w:sz w:val="20"/>
+      </w:rPr>
+    </w:lvl>
+    <w:lvl w:ilvl="3" w:tentative="1">
+      <w:start w:val="1"/>
+      <w:numFmt w:val="bullet"/>
+      <w:lvlText w:val=""/>
+      <w:lvlJc w:val="left"/>
+      <w:pPr>
+        <w:tabs>
+          <w:tab w:val="num" w:pos="2880"/>
+        </w:tabs>
+        <w:ind w:left="2880" w:hanging="360"/>
+      </w:pPr>
+      <w:rPr>
+        <w:rFonts w:ascii="Wingdings" w:hAnsi="Wingdings" w:hint="default"/>
+        <w:sz w:val="20"/>
+      </w:rPr>
+    </w:lvl>
+    <w:lvl w:ilvl="4" w:tentative="1">
+      <w:start w:val="1"/>
+      <w:numFmt w:val="bullet"/>
+      <w:lvlText w:val=""/>
+      <w:lvlJc w:val="left"/>
+      <w:pPr>
+        <w:tabs>
+          <w:tab w:val="num" w:pos="3600"/>
+        </w:tabs>
+        <w:ind w:left="3600" w:hanging="360"/>
+      </w:pPr>
+      <w:rPr>
+        <w:rFonts w:ascii="Wingdings" w:hAnsi="Wingdings" w:hint="default"/>
+        <w:sz w:val="20"/>
+      </w:rPr>
+    </w:lvl>
+    <w:lvl w:ilvl="5" w:tentative="1">
+      <w:start w:val="1"/>
+      <w:numFmt w:val="bullet"/>
+      <w:lvlText w:val=""/>
+      <w:lvlJc w:val="left"/>
+      <w:pPr>
+        <w:tabs>
+          <w:tab w:val="num" w:pos="4320"/>
+        </w:tabs>
+        <w:ind w:left="4320" w:hanging="360"/>
+      </w:pPr>
+      <w:rPr>
+        <w:rFonts w:ascii="Wingdings" w:hAnsi="Wingdings" w:hint="default"/>
+        <w:sz w:val="20"/>
+      </w:rPr>
+    </w:lvl>
+    <w:lvl w:ilvl="6" w:tentative="1">
+      <w:start w:val="1"/>
+      <w:numFmt w:val="bullet"/>
+      <w:lvlText w:val=""/>
+      <w:lvlJc w:val="left"/>
+      <w:pPr>
+        <w:tabs>
+          <w:tab w:val="num" w:pos="5040"/>
+        </w:tabs>
+        <w:ind w:left="5040" w:hanging="360"/>
+      </w:pPr>
+      <w:rPr>
+        <w:rFonts w:ascii="Wingdings" w:hAnsi="Wingdings" w:hint="default"/>
+        <w:sz w:val="20"/>
+      </w:rPr>
+    </w:lvl>
+    <w:lvl w:ilvl="7" w:tentative="1">
+      <w:start w:val="1"/>
+      <w:numFmt w:val="bullet"/>
+      <w:lvlText w:val=""/>
+      <w:lvlJc w:val="left"/>
+      <w:pPr>
+        <w:tabs>
+          <w:tab w:val="num" w:pos="5760"/>
+        </w:tabs>
+        <w:ind w:left="5760" w:hanging="360"/>
+      </w:pPr>
+      <w:rPr>
+        <w:rFonts w:ascii="Wingdings" w:hAnsi="Wingdings" w:hint="default"/>
+        <w:sz w:val="20"/>
+      </w:rPr>
+    </w:lvl>
+    <w:lvl w:ilvl="8" w:tentative="1">
+      <w:start w:val="1"/>
+      <w:numFmt w:val="bullet"/>
+      <w:lvlText w:val=""/>
+      <w:lvlJc w:val="left"/>
+      <w:pPr>
+        <w:tabs>
+          <w:tab w:val="num" w:pos="6480"/>
+        </w:tabs>
+        <w:ind w:left="6480" w:hanging="360"/>
+      </w:pPr>
+      <w:rPr>
+        <w:rFonts w:ascii="Wingdings" w:hAnsi="Wingdings" w:hint="default"/>
+        <w:sz w:val="20"/>
+      </w:rPr>
+    </w:lvl>
+  </w:abstractNum>
+  <w:abstractNum w:abstractNumId="5" w15:restartNumberingAfterBreak="0">
     <w:nsid w:val="02523258"/>
     <w:multiLevelType w:val="multilevel"/>
     <w:tmpl w:val="49EC39BA"/>
@@ -14022,7 +14600,7 @@
       </w:pPr>
     </w:lvl>
   </w:abstractNum>
-  <w:abstractNum w:abstractNumId="4" w15:restartNumberingAfterBreak="0">
+  <w:abstractNum w:abstractNumId="6" w15:restartNumberingAfterBreak="0">
     <w:nsid w:val="02AC3C51"/>
     <w:multiLevelType w:val="hybridMultilevel"/>
     <w:tmpl w:val="440E1DF0"/>
@@ -14111,7 +14689,7 @@
       </w:pPr>
     </w:lvl>
   </w:abstractNum>
-  <w:abstractNum w:abstractNumId="5" w15:restartNumberingAfterBreak="0">
+  <w:abstractNum w:abstractNumId="7" w15:restartNumberingAfterBreak="0">
     <w:nsid w:val="03812D25"/>
     <w:multiLevelType w:val="multilevel"/>
     <w:tmpl w:val="DA740D64"/>
@@ -14261,7 +14839,7 @@
       </w:rPr>
     </w:lvl>
   </w:abstractNum>
-  <w:abstractNum w:abstractNumId="6" w15:restartNumberingAfterBreak="0">
+  <w:abstractNum w:abstractNumId="8" w15:restartNumberingAfterBreak="0">
     <w:nsid w:val="05205390"/>
     <w:multiLevelType w:val="hybridMultilevel"/>
     <w:tmpl w:val="054A61C2"/>
@@ -14351,7 +14929,7 @@
       </w:pPr>
     </w:lvl>
   </w:abstractNum>
-  <w:abstractNum w:abstractNumId="7" w15:restartNumberingAfterBreak="0">
+  <w:abstractNum w:abstractNumId="9" w15:restartNumberingAfterBreak="0">
     <w:nsid w:val="05385778"/>
     <w:multiLevelType w:val="multilevel"/>
     <w:tmpl w:val="B21C93B4"/>
@@ -14500,7 +15078,7 @@
       </w:rPr>
     </w:lvl>
   </w:abstractNum>
-  <w:abstractNum w:abstractNumId="8" w15:restartNumberingAfterBreak="0">
+  <w:abstractNum w:abstractNumId="10" w15:restartNumberingAfterBreak="0">
     <w:nsid w:val="05537FBE"/>
     <w:multiLevelType w:val="hybridMultilevel"/>
     <w:tmpl w:val="A07671BC"/>
@@ -14589,7 +15167,7 @@
       </w:pPr>
     </w:lvl>
   </w:abstractNum>
-  <w:abstractNum w:abstractNumId="9" w15:restartNumberingAfterBreak="0">
+  <w:abstractNum w:abstractNumId="11" w15:restartNumberingAfterBreak="0">
     <w:nsid w:val="05803126"/>
     <w:multiLevelType w:val="multilevel"/>
     <w:tmpl w:val="741A8EAA"/>
@@ -14738,7 +15316,7 @@
       </w:rPr>
     </w:lvl>
   </w:abstractNum>
-  <w:abstractNum w:abstractNumId="10" w15:restartNumberingAfterBreak="0">
+  <w:abstractNum w:abstractNumId="12" w15:restartNumberingAfterBreak="0">
     <w:nsid w:val="05AC4AC3"/>
     <w:multiLevelType w:val="multilevel"/>
     <w:tmpl w:val="49EC39BA"/>
@@ -14856,7 +15434,7 @@
       </w:pPr>
     </w:lvl>
   </w:abstractNum>
-  <w:abstractNum w:abstractNumId="11" w15:restartNumberingAfterBreak="0">
+  <w:abstractNum w:abstractNumId="13" w15:restartNumberingAfterBreak="0">
     <w:nsid w:val="08265B10"/>
     <w:multiLevelType w:val="hybridMultilevel"/>
     <w:tmpl w:val="585AD172"/>
@@ -14945,7 +15523,7 @@
       </w:pPr>
     </w:lvl>
   </w:abstractNum>
-  <w:abstractNum w:abstractNumId="12" w15:restartNumberingAfterBreak="0">
+  <w:abstractNum w:abstractNumId="14" w15:restartNumberingAfterBreak="0">
     <w:nsid w:val="09401578"/>
     <w:multiLevelType w:val="multilevel"/>
     <w:tmpl w:val="49EC39BA"/>
@@ -15063,7 +15641,7 @@
       </w:pPr>
     </w:lvl>
   </w:abstractNum>
-  <w:abstractNum w:abstractNumId="13" w15:restartNumberingAfterBreak="0">
+  <w:abstractNum w:abstractNumId="15" w15:restartNumberingAfterBreak="0">
     <w:nsid w:val="09EA0C02"/>
     <w:multiLevelType w:val="multilevel"/>
     <w:tmpl w:val="3AB4690E"/>
@@ -15213,7 +15791,7 @@
       </w:rPr>
     </w:lvl>
   </w:abstractNum>
-  <w:abstractNum w:abstractNumId="14" w15:restartNumberingAfterBreak="0">
+  <w:abstractNum w:abstractNumId="16" w15:restartNumberingAfterBreak="0">
     <w:nsid w:val="0C10648D"/>
     <w:multiLevelType w:val="multilevel"/>
     <w:tmpl w:val="49EC39BA"/>
@@ -15331,7 +15909,7 @@
       </w:pPr>
     </w:lvl>
   </w:abstractNum>
-  <w:abstractNum w:abstractNumId="15" w15:restartNumberingAfterBreak="0">
+  <w:abstractNum w:abstractNumId="17" w15:restartNumberingAfterBreak="0">
     <w:nsid w:val="0E6B52F6"/>
     <w:multiLevelType w:val="multilevel"/>
     <w:tmpl w:val="49EC39BA"/>
@@ -15449,7 +16027,7 @@
       </w:pPr>
     </w:lvl>
   </w:abstractNum>
-  <w:abstractNum w:abstractNumId="16" w15:restartNumberingAfterBreak="0">
+  <w:abstractNum w:abstractNumId="18" w15:restartNumberingAfterBreak="0">
     <w:nsid w:val="0E771750"/>
     <w:multiLevelType w:val="multilevel"/>
     <w:tmpl w:val="0FEE6D44"/>
@@ -15598,7 +16176,7 @@
       </w:rPr>
     </w:lvl>
   </w:abstractNum>
-  <w:abstractNum w:abstractNumId="17" w15:restartNumberingAfterBreak="0">
+  <w:abstractNum w:abstractNumId="19" w15:restartNumberingAfterBreak="0">
     <w:nsid w:val="0F6B3F14"/>
     <w:multiLevelType w:val="multilevel"/>
     <w:tmpl w:val="39F6E1E2"/>
@@ -15747,7 +16325,7 @@
       </w:rPr>
     </w:lvl>
   </w:abstractNum>
-  <w:abstractNum w:abstractNumId="18" w15:restartNumberingAfterBreak="0">
+  <w:abstractNum w:abstractNumId="20" w15:restartNumberingAfterBreak="0">
     <w:nsid w:val="0FDA4FB2"/>
     <w:multiLevelType w:val="multilevel"/>
     <w:tmpl w:val="3000F2D2"/>
@@ -15896,7 +16474,7 @@
       </w:rPr>
     </w:lvl>
   </w:abstractNum>
-  <w:abstractNum w:abstractNumId="19" w15:restartNumberingAfterBreak="0">
+  <w:abstractNum w:abstractNumId="21" w15:restartNumberingAfterBreak="0">
     <w:nsid w:val="102468C9"/>
     <w:multiLevelType w:val="multilevel"/>
     <w:tmpl w:val="698EED68"/>
@@ -16045,7 +16623,7 @@
       </w:rPr>
     </w:lvl>
   </w:abstractNum>
-  <w:abstractNum w:abstractNumId="20" w15:restartNumberingAfterBreak="0">
+  <w:abstractNum w:abstractNumId="22" w15:restartNumberingAfterBreak="0">
     <w:nsid w:val="10693378"/>
     <w:multiLevelType w:val="multilevel"/>
     <w:tmpl w:val="49EC39BA"/>
@@ -16163,7 +16741,7 @@
       </w:pPr>
     </w:lvl>
   </w:abstractNum>
-  <w:abstractNum w:abstractNumId="21" w15:restartNumberingAfterBreak="0">
+  <w:abstractNum w:abstractNumId="23" w15:restartNumberingAfterBreak="0">
     <w:nsid w:val="10FD6C9B"/>
     <w:multiLevelType w:val="multilevel"/>
     <w:tmpl w:val="6BC85262"/>
@@ -16312,7 +16890,7 @@
       </w:rPr>
     </w:lvl>
   </w:abstractNum>
-  <w:abstractNum w:abstractNumId="22" w15:restartNumberingAfterBreak="0">
+  <w:abstractNum w:abstractNumId="24" w15:restartNumberingAfterBreak="0">
     <w:nsid w:val="12765F68"/>
     <w:multiLevelType w:val="hybridMultilevel"/>
     <w:tmpl w:val="A10E2F80"/>
@@ -16427,7 +17005,7 @@
       </w:rPr>
     </w:lvl>
   </w:abstractNum>
-  <w:abstractNum w:abstractNumId="23" w15:restartNumberingAfterBreak="0">
+  <w:abstractNum w:abstractNumId="25" w15:restartNumberingAfterBreak="0">
     <w:nsid w:val="12A16818"/>
     <w:multiLevelType w:val="multilevel"/>
     <w:tmpl w:val="76AE8EBC"/>
@@ -16576,7 +17154,7 @@
       </w:rPr>
     </w:lvl>
   </w:abstractNum>
-  <w:abstractNum w:abstractNumId="24" w15:restartNumberingAfterBreak="0">
+  <w:abstractNum w:abstractNumId="26" w15:restartNumberingAfterBreak="0">
     <w:nsid w:val="1640507E"/>
     <w:multiLevelType w:val="multilevel"/>
     <w:tmpl w:val="49EC39BA"/>
@@ -16694,7 +17272,7 @@
       </w:pPr>
     </w:lvl>
   </w:abstractNum>
-  <w:abstractNum w:abstractNumId="25" w15:restartNumberingAfterBreak="0">
+  <w:abstractNum w:abstractNumId="27" w15:restartNumberingAfterBreak="0">
     <w:nsid w:val="1648787B"/>
     <w:multiLevelType w:val="multilevel"/>
     <w:tmpl w:val="0D42E55A"/>
@@ -16844,7 +17422,7 @@
       </w:rPr>
     </w:lvl>
   </w:abstractNum>
-  <w:abstractNum w:abstractNumId="26" w15:restartNumberingAfterBreak="0">
+  <w:abstractNum w:abstractNumId="28" w15:restartNumberingAfterBreak="0">
     <w:nsid w:val="165C046B"/>
     <w:multiLevelType w:val="multilevel"/>
     <w:tmpl w:val="15D6FF5C"/>
@@ -16963,7 +17541,7 @@
       </w:pPr>
     </w:lvl>
   </w:abstractNum>
-  <w:abstractNum w:abstractNumId="27" w15:restartNumberingAfterBreak="0">
+  <w:abstractNum w:abstractNumId="29" w15:restartNumberingAfterBreak="0">
     <w:nsid w:val="18325D48"/>
     <w:multiLevelType w:val="hybridMultilevel"/>
     <w:tmpl w:val="D6146876"/>
@@ -17051,7 +17629,7 @@
       </w:pPr>
     </w:lvl>
   </w:abstractNum>
-  <w:abstractNum w:abstractNumId="28" w15:restartNumberingAfterBreak="0">
+  <w:abstractNum w:abstractNumId="30" w15:restartNumberingAfterBreak="0">
     <w:nsid w:val="18F770EB"/>
     <w:multiLevelType w:val="hybridMultilevel"/>
     <w:tmpl w:val="52781714"/>
@@ -17164,7 +17742,7 @@
       </w:rPr>
     </w:lvl>
   </w:abstractNum>
-  <w:abstractNum w:abstractNumId="29" w15:restartNumberingAfterBreak="0">
+  <w:abstractNum w:abstractNumId="31" w15:restartNumberingAfterBreak="0">
     <w:nsid w:val="19562A54"/>
     <w:multiLevelType w:val="multilevel"/>
     <w:tmpl w:val="49EC39BA"/>
@@ -17282,7 +17860,7 @@
       </w:pPr>
     </w:lvl>
   </w:abstractNum>
-  <w:abstractNum w:abstractNumId="30" w15:restartNumberingAfterBreak="0">
+  <w:abstractNum w:abstractNumId="32" w15:restartNumberingAfterBreak="0">
     <w:nsid w:val="1B262797"/>
     <w:multiLevelType w:val="multilevel"/>
     <w:tmpl w:val="141A9A5C"/>
@@ -17431,7 +18009,7 @@
       </w:rPr>
     </w:lvl>
   </w:abstractNum>
-  <w:abstractNum w:abstractNumId="31" w15:restartNumberingAfterBreak="0">
+  <w:abstractNum w:abstractNumId="33" w15:restartNumberingAfterBreak="0">
     <w:nsid w:val="1C837564"/>
     <w:multiLevelType w:val="multilevel"/>
     <w:tmpl w:val="7B60AA98"/>
@@ -17580,7 +18158,7 @@
       </w:rPr>
     </w:lvl>
   </w:abstractNum>
-  <w:abstractNum w:abstractNumId="32" w15:restartNumberingAfterBreak="0">
+  <w:abstractNum w:abstractNumId="34" w15:restartNumberingAfterBreak="0">
     <w:nsid w:val="1CCD0E98"/>
     <w:multiLevelType w:val="multilevel"/>
     <w:tmpl w:val="08760B16"/>
@@ -17729,7 +18307,7 @@
       </w:rPr>
     </w:lvl>
   </w:abstractNum>
-  <w:abstractNum w:abstractNumId="33" w15:restartNumberingAfterBreak="0">
+  <w:abstractNum w:abstractNumId="35" w15:restartNumberingAfterBreak="0">
     <w:nsid w:val="1D15774D"/>
     <w:multiLevelType w:val="multilevel"/>
     <w:tmpl w:val="49EC39BA"/>
@@ -17847,7 +18425,7 @@
       </w:pPr>
     </w:lvl>
   </w:abstractNum>
-  <w:abstractNum w:abstractNumId="34" w15:restartNumberingAfterBreak="0">
+  <w:abstractNum w:abstractNumId="36" w15:restartNumberingAfterBreak="0">
     <w:nsid w:val="1D9772AF"/>
     <w:multiLevelType w:val="multilevel"/>
     <w:tmpl w:val="D346DFE6"/>
@@ -17996,7 +18574,7 @@
       </w:rPr>
     </w:lvl>
   </w:abstractNum>
-  <w:abstractNum w:abstractNumId="35" w15:restartNumberingAfterBreak="0">
+  <w:abstractNum w:abstractNumId="37" w15:restartNumberingAfterBreak="0">
     <w:nsid w:val="22A3751B"/>
     <w:multiLevelType w:val="hybridMultilevel"/>
     <w:tmpl w:val="9A567B42"/>
@@ -18084,7 +18662,7 @@
       </w:pPr>
     </w:lvl>
   </w:abstractNum>
-  <w:abstractNum w:abstractNumId="36" w15:restartNumberingAfterBreak="0">
+  <w:abstractNum w:abstractNumId="38" w15:restartNumberingAfterBreak="0">
     <w:nsid w:val="22D33577"/>
     <w:multiLevelType w:val="hybridMultilevel"/>
     <w:tmpl w:val="2C96C23E"/>
@@ -18173,7 +18751,7 @@
       </w:pPr>
     </w:lvl>
   </w:abstractNum>
-  <w:abstractNum w:abstractNumId="37" w15:restartNumberingAfterBreak="0">
+  <w:abstractNum w:abstractNumId="39" w15:restartNumberingAfterBreak="0">
     <w:nsid w:val="22D86BC0"/>
     <w:multiLevelType w:val="multilevel"/>
     <w:tmpl w:val="14AEC0BE"/>
@@ -18323,7 +18901,7 @@
       </w:rPr>
     </w:lvl>
   </w:abstractNum>
-  <w:abstractNum w:abstractNumId="38" w15:restartNumberingAfterBreak="0">
+  <w:abstractNum w:abstractNumId="40" w15:restartNumberingAfterBreak="0">
     <w:nsid w:val="22E72FA8"/>
     <w:multiLevelType w:val="multilevel"/>
     <w:tmpl w:val="DDC8F556"/>
@@ -18472,7 +19050,156 @@
       </w:rPr>
     </w:lvl>
   </w:abstractNum>
-  <w:abstractNum w:abstractNumId="39" w15:restartNumberingAfterBreak="0">
+  <w:abstractNum w:abstractNumId="41" w15:restartNumberingAfterBreak="0">
+    <w:nsid w:val="242442E9"/>
+    <w:multiLevelType w:val="multilevel"/>
+    <w:tmpl w:val="4B882D34"/>
+    <w:lvl w:ilvl="0">
+      <w:start w:val="1"/>
+      <w:numFmt w:val="bullet"/>
+      <w:lvlText w:val=""/>
+      <w:lvlJc w:val="left"/>
+      <w:pPr>
+        <w:tabs>
+          <w:tab w:val="num" w:pos="720"/>
+        </w:tabs>
+        <w:ind w:left="720" w:hanging="360"/>
+      </w:pPr>
+      <w:rPr>
+        <w:rFonts w:ascii="Symbol" w:hAnsi="Symbol" w:hint="default"/>
+        <w:sz w:val="20"/>
+      </w:rPr>
+    </w:lvl>
+    <w:lvl w:ilvl="1" w:tentative="1">
+      <w:start w:val="1"/>
+      <w:numFmt w:val="bullet"/>
+      <w:lvlText w:val="o"/>
+      <w:lvlJc w:val="left"/>
+      <w:pPr>
+        <w:tabs>
+          <w:tab w:val="num" w:pos="1440"/>
+        </w:tabs>
+        <w:ind w:left="1440" w:hanging="360"/>
+      </w:pPr>
+      <w:rPr>
+        <w:rFonts w:ascii="Courier New" w:hAnsi="Courier New" w:hint="default"/>
+        <w:sz w:val="20"/>
+      </w:rPr>
+    </w:lvl>
+    <w:lvl w:ilvl="2" w:tentative="1">
+      <w:start w:val="1"/>
+      <w:numFmt w:val="bullet"/>
+      <w:lvlText w:val=""/>
+      <w:lvlJc w:val="left"/>
+      <w:pPr>
+        <w:tabs>
+          <w:tab w:val="num" w:pos="2160"/>
+        </w:tabs>
+        <w:ind w:left="2160" w:hanging="360"/>
+      </w:pPr>
+      <w:rPr>
+        <w:rFonts w:ascii="Wingdings" w:hAnsi="Wingdings" w:hint="default"/>
+        <w:sz w:val="20"/>
+      </w:rPr>
+    </w:lvl>
+    <w:lvl w:ilvl="3" w:tentative="1">
+      <w:start w:val="1"/>
+      <w:numFmt w:val="bullet"/>
+      <w:lvlText w:val=""/>
+      <w:lvlJc w:val="left"/>
+      <w:pPr>
+        <w:tabs>
+          <w:tab w:val="num" w:pos="2880"/>
+        </w:tabs>
+        <w:ind w:left="2880" w:hanging="360"/>
+      </w:pPr>
+      <w:rPr>
+        <w:rFonts w:ascii="Wingdings" w:hAnsi="Wingdings" w:hint="default"/>
+        <w:sz w:val="20"/>
+      </w:rPr>
+    </w:lvl>
+    <w:lvl w:ilvl="4" w:tentative="1">
+      <w:start w:val="1"/>
+      <w:numFmt w:val="bullet"/>
+      <w:lvlText w:val=""/>
+      <w:lvlJc w:val="left"/>
+      <w:pPr>
+        <w:tabs>
+          <w:tab w:val="num" w:pos="3600"/>
+        </w:tabs>
+        <w:ind w:left="3600" w:hanging="360"/>
+      </w:pPr>
+      <w:rPr>
+        <w:rFonts w:ascii="Wingdings" w:hAnsi="Wingdings" w:hint="default"/>
+        <w:sz w:val="20"/>
+      </w:rPr>
+    </w:lvl>
+    <w:lvl w:ilvl="5" w:tentative="1">
+      <w:start w:val="1"/>
+      <w:numFmt w:val="bullet"/>
+      <w:lvlText w:val=""/>
+      <w:lvlJc w:val="left"/>
+      <w:pPr>
+        <w:tabs>
+          <w:tab w:val="num" w:pos="4320"/>
+        </w:tabs>
+        <w:ind w:left="4320" w:hanging="360"/>
+      </w:pPr>
+      <w:rPr>
+        <w:rFonts w:ascii="Wingdings" w:hAnsi="Wingdings" w:hint="default"/>
+        <w:sz w:val="20"/>
+      </w:rPr>
+    </w:lvl>
+    <w:lvl w:ilvl="6" w:tentative="1">
+      <w:start w:val="1"/>
+      <w:numFmt w:val="bullet"/>
+      <w:lvlText w:val=""/>
+      <w:lvlJc w:val="left"/>
+      <w:pPr>
+        <w:tabs>
+          <w:tab w:val="num" w:pos="5040"/>
+        </w:tabs>
+        <w:ind w:left="5040" w:hanging="360"/>
+      </w:pPr>
+      <w:rPr>
+        <w:rFonts w:ascii="Wingdings" w:hAnsi="Wingdings" w:hint="default"/>
+        <w:sz w:val="20"/>
+      </w:rPr>
+    </w:lvl>
+    <w:lvl w:ilvl="7" w:tentative="1">
+      <w:start w:val="1"/>
+      <w:numFmt w:val="bullet"/>
+      <w:lvlText w:val=""/>
+      <w:lvlJc w:val="left"/>
+      <w:pPr>
+        <w:tabs>
+          <w:tab w:val="num" w:pos="5760"/>
+        </w:tabs>
+        <w:ind w:left="5760" w:hanging="360"/>
+      </w:pPr>
+      <w:rPr>
+        <w:rFonts w:ascii="Wingdings" w:hAnsi="Wingdings" w:hint="default"/>
+        <w:sz w:val="20"/>
+      </w:rPr>
+    </w:lvl>
+    <w:lvl w:ilvl="8" w:tentative="1">
+      <w:start w:val="1"/>
+      <w:numFmt w:val="bullet"/>
+      <w:lvlText w:val=""/>
+      <w:lvlJc w:val="left"/>
+      <w:pPr>
+        <w:tabs>
+          <w:tab w:val="num" w:pos="6480"/>
+        </w:tabs>
+        <w:ind w:left="6480" w:hanging="360"/>
+      </w:pPr>
+      <w:rPr>
+        <w:rFonts w:ascii="Wingdings" w:hAnsi="Wingdings" w:hint="default"/>
+        <w:sz w:val="20"/>
+      </w:rPr>
+    </w:lvl>
+  </w:abstractNum>
+  <w:abstractNum w:abstractNumId="42" w15:restartNumberingAfterBreak="0">
     <w:nsid w:val="24383B33"/>
     <w:multiLevelType w:val="multilevel"/>
     <w:tmpl w:val="A588C922"/>
@@ -18621,7 +19348,7 @@
       </w:rPr>
     </w:lvl>
   </w:abstractNum>
-  <w:abstractNum w:abstractNumId="40" w15:restartNumberingAfterBreak="0">
+  <w:abstractNum w:abstractNumId="43" w15:restartNumberingAfterBreak="0">
     <w:nsid w:val="244A6DDB"/>
     <w:multiLevelType w:val="multilevel"/>
     <w:tmpl w:val="49EC39BA"/>
@@ -18739,7 +19466,7 @@
       </w:pPr>
     </w:lvl>
   </w:abstractNum>
-  <w:abstractNum w:abstractNumId="41" w15:restartNumberingAfterBreak="0">
+  <w:abstractNum w:abstractNumId="44" w15:restartNumberingAfterBreak="0">
     <w:nsid w:val="27411866"/>
     <w:multiLevelType w:val="multilevel"/>
     <w:tmpl w:val="15D6FF5C"/>
@@ -18858,7 +19585,7 @@
       </w:pPr>
     </w:lvl>
   </w:abstractNum>
-  <w:abstractNum w:abstractNumId="42" w15:restartNumberingAfterBreak="0">
+  <w:abstractNum w:abstractNumId="45" w15:restartNumberingAfterBreak="0">
     <w:nsid w:val="28910665"/>
     <w:multiLevelType w:val="multilevel"/>
     <w:tmpl w:val="0FF80386"/>
@@ -19007,7 +19734,7 @@
       </w:rPr>
     </w:lvl>
   </w:abstractNum>
-  <w:abstractNum w:abstractNumId="43" w15:restartNumberingAfterBreak="0">
+  <w:abstractNum w:abstractNumId="46" w15:restartNumberingAfterBreak="0">
     <w:nsid w:val="28CE18D6"/>
     <w:multiLevelType w:val="multilevel"/>
     <w:tmpl w:val="49EC39BA"/>
@@ -19125,7 +19852,7 @@
       </w:pPr>
     </w:lvl>
   </w:abstractNum>
-  <w:abstractNum w:abstractNumId="44" w15:restartNumberingAfterBreak="0">
+  <w:abstractNum w:abstractNumId="47" w15:restartNumberingAfterBreak="0">
     <w:nsid w:val="297F38EA"/>
     <w:multiLevelType w:val="multilevel"/>
     <w:tmpl w:val="4314EA06"/>
@@ -19274,7 +20001,7 @@
       </w:rPr>
     </w:lvl>
   </w:abstractNum>
-  <w:abstractNum w:abstractNumId="45" w15:restartNumberingAfterBreak="0">
+  <w:abstractNum w:abstractNumId="48" w15:restartNumberingAfterBreak="0">
     <w:nsid w:val="29805B81"/>
     <w:multiLevelType w:val="multilevel"/>
     <w:tmpl w:val="6ED8D2C8"/>
@@ -19423,7 +20150,7 @@
       </w:rPr>
     </w:lvl>
   </w:abstractNum>
-  <w:abstractNum w:abstractNumId="46" w15:restartNumberingAfterBreak="0">
+  <w:abstractNum w:abstractNumId="49" w15:restartNumberingAfterBreak="0">
     <w:nsid w:val="2A4B2E59"/>
     <w:multiLevelType w:val="hybridMultilevel"/>
     <w:tmpl w:val="6DEEC67C"/>
@@ -19536,7 +20263,7 @@
       </w:rPr>
     </w:lvl>
   </w:abstractNum>
-  <w:abstractNum w:abstractNumId="47" w15:restartNumberingAfterBreak="0">
+  <w:abstractNum w:abstractNumId="50" w15:restartNumberingAfterBreak="0">
     <w:nsid w:val="2B09444F"/>
     <w:multiLevelType w:val="hybridMultilevel"/>
     <w:tmpl w:val="A9220F3C"/>
@@ -19651,7 +20378,7 @@
       </w:rPr>
     </w:lvl>
   </w:abstractNum>
-  <w:abstractNum w:abstractNumId="48" w15:restartNumberingAfterBreak="0">
+  <w:abstractNum w:abstractNumId="51" w15:restartNumberingAfterBreak="0">
     <w:nsid w:val="2C382BAF"/>
     <w:multiLevelType w:val="multilevel"/>
     <w:tmpl w:val="260AAF8E"/>
@@ -19800,7 +20527,7 @@
       </w:rPr>
     </w:lvl>
   </w:abstractNum>
-  <w:abstractNum w:abstractNumId="49" w15:restartNumberingAfterBreak="0">
+  <w:abstractNum w:abstractNumId="52" w15:restartNumberingAfterBreak="0">
     <w:nsid w:val="2C6A06E2"/>
     <w:multiLevelType w:val="multilevel"/>
     <w:tmpl w:val="7A1ADAFE"/>
@@ -19950,7 +20677,7 @@
       </w:rPr>
     </w:lvl>
   </w:abstractNum>
-  <w:abstractNum w:abstractNumId="50" w15:restartNumberingAfterBreak="0">
+  <w:abstractNum w:abstractNumId="53" w15:restartNumberingAfterBreak="0">
     <w:nsid w:val="2D4E4EBA"/>
     <w:multiLevelType w:val="multilevel"/>
     <w:tmpl w:val="79CC16A6"/>
@@ -20100,7 +20827,7 @@
       </w:rPr>
     </w:lvl>
   </w:abstractNum>
-  <w:abstractNum w:abstractNumId="51" w15:restartNumberingAfterBreak="0">
+  <w:abstractNum w:abstractNumId="54" w15:restartNumberingAfterBreak="0">
     <w:nsid w:val="2D572E73"/>
     <w:multiLevelType w:val="multilevel"/>
     <w:tmpl w:val="5B9A86D4"/>
@@ -20249,7 +20976,7 @@
       </w:rPr>
     </w:lvl>
   </w:abstractNum>
-  <w:abstractNum w:abstractNumId="52" w15:restartNumberingAfterBreak="0">
+  <w:abstractNum w:abstractNumId="55" w15:restartNumberingAfterBreak="0">
     <w:nsid w:val="2D7F3015"/>
     <w:multiLevelType w:val="multilevel"/>
     <w:tmpl w:val="9620DC04"/>
@@ -20398,7 +21125,7 @@
       </w:rPr>
     </w:lvl>
   </w:abstractNum>
-  <w:abstractNum w:abstractNumId="53" w15:restartNumberingAfterBreak="0">
+  <w:abstractNum w:abstractNumId="56" w15:restartNumberingAfterBreak="0">
     <w:nsid w:val="2E146AA7"/>
     <w:multiLevelType w:val="multilevel"/>
     <w:tmpl w:val="49EC39BA"/>
@@ -20516,7 +21243,7 @@
       </w:pPr>
     </w:lvl>
   </w:abstractNum>
-  <w:abstractNum w:abstractNumId="54" w15:restartNumberingAfterBreak="0">
+  <w:abstractNum w:abstractNumId="57" w15:restartNumberingAfterBreak="0">
     <w:nsid w:val="307A6BE6"/>
     <w:multiLevelType w:val="multilevel"/>
     <w:tmpl w:val="49EC39BA"/>
@@ -20634,7 +21361,7 @@
       </w:pPr>
     </w:lvl>
   </w:abstractNum>
-  <w:abstractNum w:abstractNumId="55" w15:restartNumberingAfterBreak="0">
+  <w:abstractNum w:abstractNumId="58" w15:restartNumberingAfterBreak="0">
     <w:nsid w:val="31A250FB"/>
     <w:multiLevelType w:val="multilevel"/>
     <w:tmpl w:val="F2EA9F94"/>
@@ -20783,7 +21510,7 @@
       </w:rPr>
     </w:lvl>
   </w:abstractNum>
-  <w:abstractNum w:abstractNumId="56" w15:restartNumberingAfterBreak="0">
+  <w:abstractNum w:abstractNumId="59" w15:restartNumberingAfterBreak="0">
     <w:nsid w:val="31CB77B2"/>
     <w:multiLevelType w:val="multilevel"/>
     <w:tmpl w:val="810E9A42"/>
@@ -20932,7 +21659,7 @@
       </w:rPr>
     </w:lvl>
   </w:abstractNum>
-  <w:abstractNum w:abstractNumId="57" w15:restartNumberingAfterBreak="0">
+  <w:abstractNum w:abstractNumId="60" w15:restartNumberingAfterBreak="0">
     <w:nsid w:val="3292374A"/>
     <w:multiLevelType w:val="multilevel"/>
     <w:tmpl w:val="49EC39BA"/>
@@ -21050,7 +21777,7 @@
       </w:pPr>
     </w:lvl>
   </w:abstractNum>
-  <w:abstractNum w:abstractNumId="58" w15:restartNumberingAfterBreak="0">
+  <w:abstractNum w:abstractNumId="61" w15:restartNumberingAfterBreak="0">
     <w:nsid w:val="33E5271B"/>
     <w:multiLevelType w:val="multilevel"/>
     <w:tmpl w:val="49EC39BA"/>
@@ -21168,7 +21895,7 @@
       </w:pPr>
     </w:lvl>
   </w:abstractNum>
-  <w:abstractNum w:abstractNumId="59" w15:restartNumberingAfterBreak="0">
+  <w:abstractNum w:abstractNumId="62" w15:restartNumberingAfterBreak="0">
     <w:nsid w:val="33E760D4"/>
     <w:multiLevelType w:val="multilevel"/>
     <w:tmpl w:val="DDEAFDD8"/>
@@ -21317,7 +22044,7 @@
       </w:rPr>
     </w:lvl>
   </w:abstractNum>
-  <w:abstractNum w:abstractNumId="60" w15:restartNumberingAfterBreak="0">
+  <w:abstractNum w:abstractNumId="63" w15:restartNumberingAfterBreak="0">
     <w:nsid w:val="34BF4F73"/>
     <w:multiLevelType w:val="multilevel"/>
     <w:tmpl w:val="81C84AD6"/>
@@ -21466,7 +22193,7 @@
       </w:rPr>
     </w:lvl>
   </w:abstractNum>
-  <w:abstractNum w:abstractNumId="61" w15:restartNumberingAfterBreak="0">
+  <w:abstractNum w:abstractNumId="64" w15:restartNumberingAfterBreak="0">
     <w:nsid w:val="36186200"/>
     <w:multiLevelType w:val="hybridMultilevel"/>
     <w:tmpl w:val="39C8FA2C"/>
@@ -21555,7 +22282,7 @@
       </w:pPr>
     </w:lvl>
   </w:abstractNum>
-  <w:abstractNum w:abstractNumId="62" w15:restartNumberingAfterBreak="0">
+  <w:abstractNum w:abstractNumId="65" w15:restartNumberingAfterBreak="0">
     <w:nsid w:val="374343AA"/>
     <w:multiLevelType w:val="hybridMultilevel"/>
     <w:tmpl w:val="AE56A276"/>
@@ -21647,7 +22374,7 @@
       </w:pPr>
     </w:lvl>
   </w:abstractNum>
-  <w:abstractNum w:abstractNumId="63" w15:restartNumberingAfterBreak="0">
+  <w:abstractNum w:abstractNumId="66" w15:restartNumberingAfterBreak="0">
     <w:nsid w:val="37DA5289"/>
     <w:multiLevelType w:val="multilevel"/>
     <w:tmpl w:val="1396CBAE"/>
@@ -21796,7 +22523,7 @@
       </w:rPr>
     </w:lvl>
   </w:abstractNum>
-  <w:abstractNum w:abstractNumId="64" w15:restartNumberingAfterBreak="0">
+  <w:abstractNum w:abstractNumId="67" w15:restartNumberingAfterBreak="0">
     <w:nsid w:val="397047AA"/>
     <w:multiLevelType w:val="multilevel"/>
     <w:tmpl w:val="4DCCF2FC"/>
@@ -21946,7 +22673,7 @@
       </w:rPr>
     </w:lvl>
   </w:abstractNum>
-  <w:abstractNum w:abstractNumId="65" w15:restartNumberingAfterBreak="0">
+  <w:abstractNum w:abstractNumId="68" w15:restartNumberingAfterBreak="0">
     <w:nsid w:val="3A201C3A"/>
     <w:multiLevelType w:val="multilevel"/>
     <w:tmpl w:val="2444C08C"/>
@@ -22095,7 +22822,156 @@
       </w:rPr>
     </w:lvl>
   </w:abstractNum>
-  <w:abstractNum w:abstractNumId="66" w15:restartNumberingAfterBreak="0">
+  <w:abstractNum w:abstractNumId="69" w15:restartNumberingAfterBreak="0">
+    <w:nsid w:val="3A3F35CE"/>
+    <w:multiLevelType w:val="multilevel"/>
+    <w:tmpl w:val="C0F05DB8"/>
+    <w:lvl w:ilvl="0">
+      <w:start w:val="1"/>
+      <w:numFmt w:val="bullet"/>
+      <w:lvlText w:val=""/>
+      <w:lvlJc w:val="left"/>
+      <w:pPr>
+        <w:tabs>
+          <w:tab w:val="num" w:pos="720"/>
+        </w:tabs>
+        <w:ind w:left="720" w:hanging="360"/>
+      </w:pPr>
+      <w:rPr>
+        <w:rFonts w:ascii="Symbol" w:hAnsi="Symbol" w:hint="default"/>
+        <w:sz w:val="20"/>
+      </w:rPr>
+    </w:lvl>
+    <w:lvl w:ilvl="1" w:tentative="1">
+      <w:start w:val="1"/>
+      <w:numFmt w:val="bullet"/>
+      <w:lvlText w:val="o"/>
+      <w:lvlJc w:val="left"/>
+      <w:pPr>
+        <w:tabs>
+          <w:tab w:val="num" w:pos="1440"/>
+        </w:tabs>
+        <w:ind w:left="1440" w:hanging="360"/>
+      </w:pPr>
+      <w:rPr>
+        <w:rFonts w:ascii="Courier New" w:hAnsi="Courier New" w:hint="default"/>
+        <w:sz w:val="20"/>
+      </w:rPr>
+    </w:lvl>
+    <w:lvl w:ilvl="2" w:tentative="1">
+      <w:start w:val="1"/>
+      <w:numFmt w:val="bullet"/>
+      <w:lvlText w:val=""/>
+      <w:lvlJc w:val="left"/>
+      <w:pPr>
+        <w:tabs>
+          <w:tab w:val="num" w:pos="2160"/>
+        </w:tabs>
+        <w:ind w:left="2160" w:hanging="360"/>
+      </w:pPr>
+      <w:rPr>
+        <w:rFonts w:ascii="Wingdings" w:hAnsi="Wingdings" w:hint="default"/>
+        <w:sz w:val="20"/>
+      </w:rPr>
+    </w:lvl>
+    <w:lvl w:ilvl="3" w:tentative="1">
+      <w:start w:val="1"/>
+      <w:numFmt w:val="bullet"/>
+      <w:lvlText w:val=""/>
+      <w:lvlJc w:val="left"/>
+      <w:pPr>
+        <w:tabs>
+          <w:tab w:val="num" w:pos="2880"/>
+        </w:tabs>
+        <w:ind w:left="2880" w:hanging="360"/>
+      </w:pPr>
+      <w:rPr>
+        <w:rFonts w:ascii="Wingdings" w:hAnsi="Wingdings" w:hint="default"/>
+        <w:sz w:val="20"/>
+      </w:rPr>
+    </w:lvl>
+    <w:lvl w:ilvl="4" w:tentative="1">
+      <w:start w:val="1"/>
+      <w:numFmt w:val="bullet"/>
+      <w:lvlText w:val=""/>
+      <w:lvlJc w:val="left"/>
+      <w:pPr>
+        <w:tabs>
+          <w:tab w:val="num" w:pos="3600"/>
+        </w:tabs>
+        <w:ind w:left="3600" w:hanging="360"/>
+      </w:pPr>
+      <w:rPr>
+        <w:rFonts w:ascii="Wingdings" w:hAnsi="Wingdings" w:hint="default"/>
+        <w:sz w:val="20"/>
+      </w:rPr>
+    </w:lvl>
+    <w:lvl w:ilvl="5" w:tentative="1">
+      <w:start w:val="1"/>
+      <w:numFmt w:val="bullet"/>
+      <w:lvlText w:val=""/>
+      <w:lvlJc w:val="left"/>
+      <w:pPr>
+        <w:tabs>
+          <w:tab w:val="num" w:pos="4320"/>
+        </w:tabs>
+        <w:ind w:left="4320" w:hanging="360"/>
+      </w:pPr>
+      <w:rPr>
+        <w:rFonts w:ascii="Wingdings" w:hAnsi="Wingdings" w:hint="default"/>
+        <w:sz w:val="20"/>
+      </w:rPr>
+    </w:lvl>
+    <w:lvl w:ilvl="6" w:tentative="1">
+      <w:start w:val="1"/>
+      <w:numFmt w:val="bullet"/>
+      <w:lvlText w:val=""/>
+      <w:lvlJc w:val="left"/>
+      <w:pPr>
+        <w:tabs>
+          <w:tab w:val="num" w:pos="5040"/>
+        </w:tabs>
+        <w:ind w:left="5040" w:hanging="360"/>
+      </w:pPr>
+      <w:rPr>
+        <w:rFonts w:ascii="Wingdings" w:hAnsi="Wingdings" w:hint="default"/>
+        <w:sz w:val="20"/>
+      </w:rPr>
+    </w:lvl>
+    <w:lvl w:ilvl="7" w:tentative="1">
+      <w:start w:val="1"/>
+      <w:numFmt w:val="bullet"/>
+      <w:lvlText w:val=""/>
+      <w:lvlJc w:val="left"/>
+      <w:pPr>
+        <w:tabs>
+          <w:tab w:val="num" w:pos="5760"/>
+        </w:tabs>
+        <w:ind w:left="5760" w:hanging="360"/>
+      </w:pPr>
+      <w:rPr>
+        <w:rFonts w:ascii="Wingdings" w:hAnsi="Wingdings" w:hint="default"/>
+        <w:sz w:val="20"/>
+      </w:rPr>
+    </w:lvl>
+    <w:lvl w:ilvl="8" w:tentative="1">
+      <w:start w:val="1"/>
+      <w:numFmt w:val="bullet"/>
+      <w:lvlText w:val=""/>
+      <w:lvlJc w:val="left"/>
+      <w:pPr>
+        <w:tabs>
+          <w:tab w:val="num" w:pos="6480"/>
+        </w:tabs>
+        <w:ind w:left="6480" w:hanging="360"/>
+      </w:pPr>
+      <w:rPr>
+        <w:rFonts w:ascii="Wingdings" w:hAnsi="Wingdings" w:hint="default"/>
+        <w:sz w:val="20"/>
+      </w:rPr>
+    </w:lvl>
+  </w:abstractNum>
+  <w:abstractNum w:abstractNumId="70" w15:restartNumberingAfterBreak="0">
     <w:nsid w:val="3A976031"/>
     <w:multiLevelType w:val="multilevel"/>
     <w:tmpl w:val="262A695C"/>
@@ -22244,7 +23120,7 @@
       </w:rPr>
     </w:lvl>
   </w:abstractNum>
-  <w:abstractNum w:abstractNumId="67" w15:restartNumberingAfterBreak="0">
+  <w:abstractNum w:abstractNumId="71" w15:restartNumberingAfterBreak="0">
     <w:nsid w:val="3C09646B"/>
     <w:multiLevelType w:val="multilevel"/>
     <w:tmpl w:val="F432CA24"/>
@@ -22392,7 +23268,7 @@
       </w:rPr>
     </w:lvl>
   </w:abstractNum>
-  <w:abstractNum w:abstractNumId="68" w15:restartNumberingAfterBreak="0">
+  <w:abstractNum w:abstractNumId="72" w15:restartNumberingAfterBreak="0">
     <w:nsid w:val="3CF0741B"/>
     <w:multiLevelType w:val="multilevel"/>
     <w:tmpl w:val="E1BEF4BC"/>
@@ -22541,7 +23417,7 @@
       </w:rPr>
     </w:lvl>
   </w:abstractNum>
-  <w:abstractNum w:abstractNumId="69" w15:restartNumberingAfterBreak="0">
+  <w:abstractNum w:abstractNumId="73" w15:restartNumberingAfterBreak="0">
     <w:nsid w:val="3CF37E6A"/>
     <w:multiLevelType w:val="hybridMultilevel"/>
     <w:tmpl w:val="053AEA64"/>
@@ -22630,7 +23506,7 @@
       </w:pPr>
     </w:lvl>
   </w:abstractNum>
-  <w:abstractNum w:abstractNumId="70" w15:restartNumberingAfterBreak="0">
+  <w:abstractNum w:abstractNumId="74" w15:restartNumberingAfterBreak="0">
     <w:nsid w:val="3CFB224D"/>
     <w:multiLevelType w:val="multilevel"/>
     <w:tmpl w:val="5930058A"/>
@@ -22779,7 +23655,7 @@
       </w:rPr>
     </w:lvl>
   </w:abstractNum>
-  <w:abstractNum w:abstractNumId="71" w15:restartNumberingAfterBreak="0">
+  <w:abstractNum w:abstractNumId="75" w15:restartNumberingAfterBreak="0">
     <w:nsid w:val="3E4A5A84"/>
     <w:multiLevelType w:val="multilevel"/>
     <w:tmpl w:val="6D98C4CC"/>
@@ -22928,7 +23804,7 @@
       </w:rPr>
     </w:lvl>
   </w:abstractNum>
-  <w:abstractNum w:abstractNumId="72" w15:restartNumberingAfterBreak="0">
+  <w:abstractNum w:abstractNumId="76" w15:restartNumberingAfterBreak="0">
     <w:nsid w:val="3F6B3F1D"/>
     <w:multiLevelType w:val="hybridMultilevel"/>
     <w:tmpl w:val="10A27CDA"/>
@@ -23017,7 +23893,7 @@
       </w:pPr>
     </w:lvl>
   </w:abstractNum>
-  <w:abstractNum w:abstractNumId="73" w15:restartNumberingAfterBreak="0">
+  <w:abstractNum w:abstractNumId="77" w15:restartNumberingAfterBreak="0">
     <w:nsid w:val="40717EB9"/>
     <w:multiLevelType w:val="hybridMultilevel"/>
     <w:tmpl w:val="8274319A"/>
@@ -23109,7 +23985,7 @@
       </w:pPr>
     </w:lvl>
   </w:abstractNum>
-  <w:abstractNum w:abstractNumId="74" w15:restartNumberingAfterBreak="0">
+  <w:abstractNum w:abstractNumId="78" w15:restartNumberingAfterBreak="0">
     <w:nsid w:val="40927416"/>
     <w:multiLevelType w:val="multilevel"/>
     <w:tmpl w:val="49EC39BA"/>
@@ -23227,7 +24103,7 @@
       </w:pPr>
     </w:lvl>
   </w:abstractNum>
-  <w:abstractNum w:abstractNumId="75" w15:restartNumberingAfterBreak="0">
+  <w:abstractNum w:abstractNumId="79" w15:restartNumberingAfterBreak="0">
     <w:nsid w:val="41010976"/>
     <w:multiLevelType w:val="multilevel"/>
     <w:tmpl w:val="49EC39BA"/>
@@ -23345,7 +24221,7 @@
       </w:pPr>
     </w:lvl>
   </w:abstractNum>
-  <w:abstractNum w:abstractNumId="76" w15:restartNumberingAfterBreak="0">
+  <w:abstractNum w:abstractNumId="80" w15:restartNumberingAfterBreak="0">
     <w:nsid w:val="45727C0B"/>
     <w:multiLevelType w:val="multilevel"/>
     <w:tmpl w:val="F3246EDC"/>
@@ -23494,7 +24370,7 @@
       </w:rPr>
     </w:lvl>
   </w:abstractNum>
-  <w:abstractNum w:abstractNumId="77" w15:restartNumberingAfterBreak="0">
+  <w:abstractNum w:abstractNumId="81" w15:restartNumberingAfterBreak="0">
     <w:nsid w:val="4578565D"/>
     <w:multiLevelType w:val="multilevel"/>
     <w:tmpl w:val="49EC39BA"/>
@@ -23612,7 +24488,7 @@
       </w:pPr>
     </w:lvl>
   </w:abstractNum>
-  <w:abstractNum w:abstractNumId="78" w15:restartNumberingAfterBreak="0">
+  <w:abstractNum w:abstractNumId="82" w15:restartNumberingAfterBreak="0">
     <w:nsid w:val="45977E42"/>
     <w:multiLevelType w:val="multilevel"/>
     <w:tmpl w:val="49EC39BA"/>
@@ -23730,7 +24606,7 @@
       </w:pPr>
     </w:lvl>
   </w:abstractNum>
-  <w:abstractNum w:abstractNumId="79" w15:restartNumberingAfterBreak="0">
+  <w:abstractNum w:abstractNumId="83" w15:restartNumberingAfterBreak="0">
     <w:nsid w:val="46A74112"/>
     <w:multiLevelType w:val="multilevel"/>
     <w:tmpl w:val="D744F27C"/>
@@ -23880,7 +24756,7 @@
       </w:rPr>
     </w:lvl>
   </w:abstractNum>
-  <w:abstractNum w:abstractNumId="80" w15:restartNumberingAfterBreak="0">
+  <w:abstractNum w:abstractNumId="84" w15:restartNumberingAfterBreak="0">
     <w:nsid w:val="46E20DC1"/>
     <w:multiLevelType w:val="hybridMultilevel"/>
     <w:tmpl w:val="AA34107C"/>
@@ -23968,7 +24844,7 @@
       </w:pPr>
     </w:lvl>
   </w:abstractNum>
-  <w:abstractNum w:abstractNumId="81" w15:restartNumberingAfterBreak="0">
+  <w:abstractNum w:abstractNumId="85" w15:restartNumberingAfterBreak="0">
     <w:nsid w:val="48756638"/>
     <w:multiLevelType w:val="multilevel"/>
     <w:tmpl w:val="15D6FF5C"/>
@@ -24087,7 +24963,7 @@
       </w:pPr>
     </w:lvl>
   </w:abstractNum>
-  <w:abstractNum w:abstractNumId="82" w15:restartNumberingAfterBreak="0">
+  <w:abstractNum w:abstractNumId="86" w15:restartNumberingAfterBreak="0">
     <w:nsid w:val="49395A22"/>
     <w:multiLevelType w:val="multilevel"/>
     <w:tmpl w:val="49EC39BA"/>
@@ -24205,7 +25081,7 @@
       </w:pPr>
     </w:lvl>
   </w:abstractNum>
-  <w:abstractNum w:abstractNumId="83" w15:restartNumberingAfterBreak="0">
+  <w:abstractNum w:abstractNumId="87" w15:restartNumberingAfterBreak="0">
     <w:nsid w:val="49690378"/>
     <w:multiLevelType w:val="multilevel"/>
     <w:tmpl w:val="657E26F4"/>
@@ -24354,7 +25230,7 @@
       </w:rPr>
     </w:lvl>
   </w:abstractNum>
-  <w:abstractNum w:abstractNumId="84" w15:restartNumberingAfterBreak="0">
+  <w:abstractNum w:abstractNumId="88" w15:restartNumberingAfterBreak="0">
     <w:nsid w:val="4A2C4F86"/>
     <w:multiLevelType w:val="hybridMultilevel"/>
     <w:tmpl w:val="4F5A9AA2"/>
@@ -24469,7 +25345,7 @@
       </w:rPr>
     </w:lvl>
   </w:abstractNum>
-  <w:abstractNum w:abstractNumId="85" w15:restartNumberingAfterBreak="0">
+  <w:abstractNum w:abstractNumId="89" w15:restartNumberingAfterBreak="0">
     <w:nsid w:val="4ACD6BEC"/>
     <w:multiLevelType w:val="multilevel"/>
     <w:tmpl w:val="1F4037D8"/>
@@ -24618,7 +25494,7 @@
       </w:rPr>
     </w:lvl>
   </w:abstractNum>
-  <w:abstractNum w:abstractNumId="86" w15:restartNumberingAfterBreak="0">
+  <w:abstractNum w:abstractNumId="90" w15:restartNumberingAfterBreak="0">
     <w:nsid w:val="4AE74635"/>
     <w:multiLevelType w:val="multilevel"/>
     <w:tmpl w:val="B06A842E"/>
@@ -24768,7 +25644,7 @@
       </w:rPr>
     </w:lvl>
   </w:abstractNum>
-  <w:abstractNum w:abstractNumId="87" w15:restartNumberingAfterBreak="0">
+  <w:abstractNum w:abstractNumId="91" w15:restartNumberingAfterBreak="0">
     <w:nsid w:val="4B652409"/>
     <w:multiLevelType w:val="multilevel"/>
     <w:tmpl w:val="2EE6BB82"/>
@@ -24917,7 +25793,7 @@
       </w:rPr>
     </w:lvl>
   </w:abstractNum>
-  <w:abstractNum w:abstractNumId="88" w15:restartNumberingAfterBreak="0">
+  <w:abstractNum w:abstractNumId="92" w15:restartNumberingAfterBreak="0">
     <w:nsid w:val="4CBA3681"/>
     <w:multiLevelType w:val="multilevel"/>
     <w:tmpl w:val="15D6FF5C"/>
@@ -25036,7 +25912,7 @@
       </w:pPr>
     </w:lvl>
   </w:abstractNum>
-  <w:abstractNum w:abstractNumId="89" w15:restartNumberingAfterBreak="0">
+  <w:abstractNum w:abstractNumId="93" w15:restartNumberingAfterBreak="0">
     <w:nsid w:val="4D7967CC"/>
     <w:multiLevelType w:val="multilevel"/>
     <w:tmpl w:val="B99041B6"/>
@@ -25185,10 +26061,10 @@
       </w:rPr>
     </w:lvl>
   </w:abstractNum>
-  <w:abstractNum w:abstractNumId="90" w15:restartNumberingAfterBreak="0">
+  <w:abstractNum w:abstractNumId="94" w15:restartNumberingAfterBreak="0">
     <w:nsid w:val="4DE4651F"/>
     <w:multiLevelType w:val="multilevel"/>
-    <w:tmpl w:val="182CB96A"/>
+    <w:tmpl w:val="D4BA9D44"/>
     <w:lvl w:ilvl="0">
       <w:start w:val="1"/>
       <w:numFmt w:val="bullet"/>
@@ -25202,8 +26078,8 @@
       </w:pPr>
       <w:rPr>
         <w:rFonts w:ascii="Symbol" w:hAnsi="Symbol" w:hint="default"/>
-        <w:sz w:val="22"/>
-        <w:szCs w:val="24"/>
+        <w:sz w:val="20"/>
+        <w:szCs w:val="22"/>
       </w:rPr>
     </w:lvl>
     <w:lvl w:ilvl="1">
@@ -25325,7 +26201,7 @@
       </w:rPr>
     </w:lvl>
   </w:abstractNum>
-  <w:abstractNum w:abstractNumId="91" w15:restartNumberingAfterBreak="0">
+  <w:abstractNum w:abstractNumId="95" w15:restartNumberingAfterBreak="0">
     <w:nsid w:val="4E392909"/>
     <w:multiLevelType w:val="multilevel"/>
     <w:tmpl w:val="15D6FF5C"/>
@@ -25444,7 +26320,7 @@
       </w:pPr>
     </w:lvl>
   </w:abstractNum>
-  <w:abstractNum w:abstractNumId="92" w15:restartNumberingAfterBreak="0">
+  <w:abstractNum w:abstractNumId="96" w15:restartNumberingAfterBreak="0">
     <w:nsid w:val="4F4B48EE"/>
     <w:multiLevelType w:val="multilevel"/>
     <w:tmpl w:val="49EC39BA"/>
@@ -25562,7 +26438,7 @@
       </w:pPr>
     </w:lvl>
   </w:abstractNum>
-  <w:abstractNum w:abstractNumId="93" w15:restartNumberingAfterBreak="0">
+  <w:abstractNum w:abstractNumId="97" w15:restartNumberingAfterBreak="0">
     <w:nsid w:val="54760B4C"/>
     <w:multiLevelType w:val="multilevel"/>
     <w:tmpl w:val="0E3C7018"/>
@@ -25711,7 +26587,7 @@
       </w:rPr>
     </w:lvl>
   </w:abstractNum>
-  <w:abstractNum w:abstractNumId="94" w15:restartNumberingAfterBreak="0">
+  <w:abstractNum w:abstractNumId="98" w15:restartNumberingAfterBreak="0">
     <w:nsid w:val="55027BB5"/>
     <w:multiLevelType w:val="multilevel"/>
     <w:tmpl w:val="49EC39BA"/>
@@ -25829,7 +26705,7 @@
       </w:pPr>
     </w:lvl>
   </w:abstractNum>
-  <w:abstractNum w:abstractNumId="95" w15:restartNumberingAfterBreak="0">
+  <w:abstractNum w:abstractNumId="99" w15:restartNumberingAfterBreak="0">
     <w:nsid w:val="584106A5"/>
     <w:multiLevelType w:val="multilevel"/>
     <w:tmpl w:val="40DA3EC8"/>
@@ -25978,7 +26854,7 @@
       </w:rPr>
     </w:lvl>
   </w:abstractNum>
-  <w:abstractNum w:abstractNumId="96" w15:restartNumberingAfterBreak="0">
+  <w:abstractNum w:abstractNumId="100" w15:restartNumberingAfterBreak="0">
     <w:nsid w:val="58AD277E"/>
     <w:multiLevelType w:val="multilevel"/>
     <w:tmpl w:val="734A7D46"/>
@@ -26127,7 +27003,7 @@
       </w:rPr>
     </w:lvl>
   </w:abstractNum>
-  <w:abstractNum w:abstractNumId="97" w15:restartNumberingAfterBreak="0">
+  <w:abstractNum w:abstractNumId="101" w15:restartNumberingAfterBreak="0">
     <w:nsid w:val="58ED4A0B"/>
     <w:multiLevelType w:val="hybridMultilevel"/>
     <w:tmpl w:val="B1A0D958"/>
@@ -26240,7 +27116,7 @@
       </w:rPr>
     </w:lvl>
   </w:abstractNum>
-  <w:abstractNum w:abstractNumId="98" w15:restartNumberingAfterBreak="0">
+  <w:abstractNum w:abstractNumId="102" w15:restartNumberingAfterBreak="0">
     <w:nsid w:val="594214B0"/>
     <w:multiLevelType w:val="multilevel"/>
     <w:tmpl w:val="9058E9C8"/>
@@ -26389,7 +27265,7 @@
       </w:rPr>
     </w:lvl>
   </w:abstractNum>
-  <w:abstractNum w:abstractNumId="99" w15:restartNumberingAfterBreak="0">
+  <w:abstractNum w:abstractNumId="103" w15:restartNumberingAfterBreak="0">
     <w:nsid w:val="59DF7F74"/>
     <w:multiLevelType w:val="multilevel"/>
     <w:tmpl w:val="15D6FF5C"/>
@@ -26508,7 +27384,7 @@
       </w:pPr>
     </w:lvl>
   </w:abstractNum>
-  <w:abstractNum w:abstractNumId="100" w15:restartNumberingAfterBreak="0">
+  <w:abstractNum w:abstractNumId="104" w15:restartNumberingAfterBreak="0">
     <w:nsid w:val="5B261275"/>
     <w:multiLevelType w:val="multilevel"/>
     <w:tmpl w:val="15D6FF5C"/>
@@ -26627,7 +27503,7 @@
       </w:pPr>
     </w:lvl>
   </w:abstractNum>
-  <w:abstractNum w:abstractNumId="101" w15:restartNumberingAfterBreak="0">
+  <w:abstractNum w:abstractNumId="105" w15:restartNumberingAfterBreak="0">
     <w:nsid w:val="5B2B39E5"/>
     <w:multiLevelType w:val="multilevel"/>
     <w:tmpl w:val="49EC39BA"/>
@@ -26745,7 +27621,7 @@
       </w:pPr>
     </w:lvl>
   </w:abstractNum>
-  <w:abstractNum w:abstractNumId="102" w15:restartNumberingAfterBreak="0">
+  <w:abstractNum w:abstractNumId="106" w15:restartNumberingAfterBreak="0">
     <w:nsid w:val="5B657647"/>
     <w:multiLevelType w:val="hybridMultilevel"/>
     <w:tmpl w:val="47FE2A38"/>
@@ -26834,7 +27710,7 @@
       </w:pPr>
     </w:lvl>
   </w:abstractNum>
-  <w:abstractNum w:abstractNumId="103" w15:restartNumberingAfterBreak="0">
+  <w:abstractNum w:abstractNumId="107" w15:restartNumberingAfterBreak="0">
     <w:nsid w:val="5B8A75F9"/>
     <w:multiLevelType w:val="multilevel"/>
     <w:tmpl w:val="69D8F622"/>
@@ -26983,7 +27859,7 @@
       </w:rPr>
     </w:lvl>
   </w:abstractNum>
-  <w:abstractNum w:abstractNumId="104" w15:restartNumberingAfterBreak="0">
+  <w:abstractNum w:abstractNumId="108" w15:restartNumberingAfterBreak="0">
     <w:nsid w:val="5BF33FC4"/>
     <w:multiLevelType w:val="multilevel"/>
     <w:tmpl w:val="A40843CA"/>
@@ -27133,7 +28009,7 @@
       </w:rPr>
     </w:lvl>
   </w:abstractNum>
-  <w:abstractNum w:abstractNumId="105" w15:restartNumberingAfterBreak="0">
+  <w:abstractNum w:abstractNumId="109" w15:restartNumberingAfterBreak="0">
     <w:nsid w:val="5C48732B"/>
     <w:multiLevelType w:val="multilevel"/>
     <w:tmpl w:val="3482CF8C"/>
@@ -27282,7 +28158,7 @@
       </w:rPr>
     </w:lvl>
   </w:abstractNum>
-  <w:abstractNum w:abstractNumId="106" w15:restartNumberingAfterBreak="0">
+  <w:abstractNum w:abstractNumId="110" w15:restartNumberingAfterBreak="0">
     <w:nsid w:val="5CA26B13"/>
     <w:multiLevelType w:val="multilevel"/>
     <w:tmpl w:val="49EC39BA"/>
@@ -27400,7 +28276,7 @@
       </w:pPr>
     </w:lvl>
   </w:abstractNum>
-  <w:abstractNum w:abstractNumId="107" w15:restartNumberingAfterBreak="0">
+  <w:abstractNum w:abstractNumId="111" w15:restartNumberingAfterBreak="0">
     <w:nsid w:val="5CFB4451"/>
     <w:multiLevelType w:val="multilevel"/>
     <w:tmpl w:val="5552B0CE"/>
@@ -27549,7 +28425,7 @@
       </w:rPr>
     </w:lvl>
   </w:abstractNum>
-  <w:abstractNum w:abstractNumId="108" w15:restartNumberingAfterBreak="0">
+  <w:abstractNum w:abstractNumId="112" w15:restartNumberingAfterBreak="0">
     <w:nsid w:val="5EE6617F"/>
     <w:multiLevelType w:val="hybridMultilevel"/>
     <w:tmpl w:val="43268F00"/>
@@ -27639,7 +28515,7 @@
       </w:pPr>
     </w:lvl>
   </w:abstractNum>
-  <w:abstractNum w:abstractNumId="109" w15:restartNumberingAfterBreak="0">
+  <w:abstractNum w:abstractNumId="113" w15:restartNumberingAfterBreak="0">
     <w:nsid w:val="61D202D1"/>
     <w:multiLevelType w:val="multilevel"/>
     <w:tmpl w:val="74FA0E2E"/>
@@ -27788,7 +28664,7 @@
       </w:rPr>
     </w:lvl>
   </w:abstractNum>
-  <w:abstractNum w:abstractNumId="110" w15:restartNumberingAfterBreak="0">
+  <w:abstractNum w:abstractNumId="114" w15:restartNumberingAfterBreak="0">
     <w:nsid w:val="61F653B6"/>
     <w:multiLevelType w:val="multilevel"/>
     <w:tmpl w:val="49EC39BA"/>
@@ -27906,7 +28782,7 @@
       </w:pPr>
     </w:lvl>
   </w:abstractNum>
-  <w:abstractNum w:abstractNumId="111" w15:restartNumberingAfterBreak="0">
+  <w:abstractNum w:abstractNumId="115" w15:restartNumberingAfterBreak="0">
     <w:nsid w:val="624078EE"/>
     <w:multiLevelType w:val="multilevel"/>
     <w:tmpl w:val="DE4CA8BC"/>
@@ -28056,7 +28932,7 @@
       </w:rPr>
     </w:lvl>
   </w:abstractNum>
-  <w:abstractNum w:abstractNumId="112" w15:restartNumberingAfterBreak="0">
+  <w:abstractNum w:abstractNumId="116" w15:restartNumberingAfterBreak="0">
     <w:nsid w:val="624D5E62"/>
     <w:multiLevelType w:val="multilevel"/>
     <w:tmpl w:val="2376BF32"/>
@@ -28205,7 +29081,122 @@
       </w:rPr>
     </w:lvl>
   </w:abstractNum>
-  <w:abstractNum w:abstractNumId="113" w15:restartNumberingAfterBreak="0">
+  <w:abstractNum w:abstractNumId="117" w15:restartNumberingAfterBreak="0">
+    <w:nsid w:val="63131ACF"/>
+    <w:multiLevelType w:val="hybridMultilevel"/>
+    <w:tmpl w:val="876E2F84"/>
+    <w:lvl w:ilvl="0" w:tplc="38AEB5A4">
+      <w:start w:val="1"/>
+      <w:numFmt w:val="bullet"/>
+      <w:lvlText w:val=""/>
+      <w:lvlJc w:val="left"/>
+      <w:pPr>
+        <w:ind w:left="720" w:hanging="360"/>
+      </w:pPr>
+      <w:rPr>
+        <w:rFonts w:ascii="Symbol" w:hAnsi="Symbol" w:hint="default"/>
+        <w:sz w:val="20"/>
+        <w:szCs w:val="20"/>
+      </w:rPr>
+    </w:lvl>
+    <w:lvl w:ilvl="1" w:tplc="0C0A0003" w:tentative="1">
+      <w:start w:val="1"/>
+      <w:numFmt w:val="bullet"/>
+      <w:lvlText w:val="o"/>
+      <w:lvlJc w:val="left"/>
+      <w:pPr>
+        <w:ind w:left="1440" w:hanging="360"/>
+      </w:pPr>
+      <w:rPr>
+        <w:rFonts w:ascii="Courier New" w:hAnsi="Courier New" w:cs="Courier New" w:hint="default"/>
+      </w:rPr>
+    </w:lvl>
+    <w:lvl w:ilvl="2" w:tplc="0C0A0005" w:tentative="1">
+      <w:start w:val="1"/>
+      <w:numFmt w:val="bullet"/>
+      <w:lvlText w:val=""/>
+      <w:lvlJc w:val="left"/>
+      <w:pPr>
+        <w:ind w:left="2160" w:hanging="360"/>
+      </w:pPr>
+      <w:rPr>
+        <w:rFonts w:ascii="Wingdings" w:hAnsi="Wingdings" w:hint="default"/>
+      </w:rPr>
+    </w:lvl>
+    <w:lvl w:ilvl="3" w:tplc="0C0A0001" w:tentative="1">
+      <w:start w:val="1"/>
+      <w:numFmt w:val="bullet"/>
+      <w:lvlText w:val=""/>
+      <w:lvlJc w:val="left"/>
+      <w:pPr>
+        <w:ind w:left="2880" w:hanging="360"/>
+      </w:pPr>
+      <w:rPr>
+        <w:rFonts w:ascii="Symbol" w:hAnsi="Symbol" w:hint="default"/>
+      </w:rPr>
+    </w:lvl>
+    <w:lvl w:ilvl="4" w:tplc="0C0A0003" w:tentative="1">
+      <w:start w:val="1"/>
+      <w:numFmt w:val="bullet"/>
+      <w:lvlText w:val="o"/>
+      <w:lvlJc w:val="left"/>
+      <w:pPr>
+        <w:ind w:left="3600" w:hanging="360"/>
+      </w:pPr>
+      <w:rPr>
+        <w:rFonts w:ascii="Courier New" w:hAnsi="Courier New" w:cs="Courier New" w:hint="default"/>
+      </w:rPr>
+    </w:lvl>
+    <w:lvl w:ilvl="5" w:tplc="0C0A0005" w:tentative="1">
+      <w:start w:val="1"/>
+      <w:numFmt w:val="bullet"/>
+      <w:lvlText w:val=""/>
+      <w:lvlJc w:val="left"/>
+      <w:pPr>
+        <w:ind w:left="4320" w:hanging="360"/>
+      </w:pPr>
+      <w:rPr>
+        <w:rFonts w:ascii="Wingdings" w:hAnsi="Wingdings" w:hint="default"/>
+      </w:rPr>
+    </w:lvl>
+    <w:lvl w:ilvl="6" w:tplc="0C0A0001" w:tentative="1">
+      <w:start w:val="1"/>
+      <w:numFmt w:val="bullet"/>
+      <w:lvlText w:val=""/>
+      <w:lvlJc w:val="left"/>
+      <w:pPr>
+        <w:ind w:left="5040" w:hanging="360"/>
+      </w:pPr>
+      <w:rPr>
+        <w:rFonts w:ascii="Symbol" w:hAnsi="Symbol" w:hint="default"/>
+      </w:rPr>
+    </w:lvl>
+    <w:lvl w:ilvl="7" w:tplc="0C0A0003" w:tentative="1">
+      <w:start w:val="1"/>
+      <w:numFmt w:val="bullet"/>
+      <w:lvlText w:val="o"/>
+      <w:lvlJc w:val="left"/>
+      <w:pPr>
+        <w:ind w:left="5760" w:hanging="360"/>
+      </w:pPr>
+      <w:rPr>
+        <w:rFonts w:ascii="Courier New" w:hAnsi="Courier New" w:cs="Courier New" w:hint="default"/>
+      </w:rPr>
+    </w:lvl>
+    <w:lvl w:ilvl="8" w:tplc="0C0A0005" w:tentative="1">
+      <w:start w:val="1"/>
+      <w:numFmt w:val="bullet"/>
+      <w:lvlText w:val=""/>
+      <w:lvlJc w:val="left"/>
+      <w:pPr>
+        <w:ind w:left="6480" w:hanging="360"/>
+      </w:pPr>
+      <w:rPr>
+        <w:rFonts w:ascii="Wingdings" w:hAnsi="Wingdings" w:hint="default"/>
+      </w:rPr>
+    </w:lvl>
+  </w:abstractNum>
+  <w:abstractNum w:abstractNumId="118" w15:restartNumberingAfterBreak="0">
     <w:nsid w:val="65135108"/>
     <w:multiLevelType w:val="multilevel"/>
     <w:tmpl w:val="49EC39BA"/>
@@ -28323,7 +29314,7 @@
       </w:pPr>
     </w:lvl>
   </w:abstractNum>
-  <w:abstractNum w:abstractNumId="114" w15:restartNumberingAfterBreak="0">
+  <w:abstractNum w:abstractNumId="119" w15:restartNumberingAfterBreak="0">
     <w:nsid w:val="65D7482F"/>
     <w:multiLevelType w:val="multilevel"/>
     <w:tmpl w:val="CAB88006"/>
@@ -28472,7 +29463,7 @@
       </w:rPr>
     </w:lvl>
   </w:abstractNum>
-  <w:abstractNum w:abstractNumId="115" w15:restartNumberingAfterBreak="0">
+  <w:abstractNum w:abstractNumId="120" w15:restartNumberingAfterBreak="0">
     <w:nsid w:val="66C615A8"/>
     <w:multiLevelType w:val="multilevel"/>
     <w:tmpl w:val="0310F2D6"/>
@@ -28621,7 +29612,7 @@
       </w:rPr>
     </w:lvl>
   </w:abstractNum>
-  <w:abstractNum w:abstractNumId="116" w15:restartNumberingAfterBreak="0">
+  <w:abstractNum w:abstractNumId="121" w15:restartNumberingAfterBreak="0">
     <w:nsid w:val="67381777"/>
     <w:multiLevelType w:val="multilevel"/>
     <w:tmpl w:val="C1AA4850"/>
@@ -28770,7 +29761,7 @@
       </w:rPr>
     </w:lvl>
   </w:abstractNum>
-  <w:abstractNum w:abstractNumId="117" w15:restartNumberingAfterBreak="0">
+  <w:abstractNum w:abstractNumId="122" w15:restartNumberingAfterBreak="0">
     <w:nsid w:val="674F03CA"/>
     <w:multiLevelType w:val="multilevel"/>
     <w:tmpl w:val="3B581BAA"/>
@@ -28919,7 +29910,7 @@
       </w:rPr>
     </w:lvl>
   </w:abstractNum>
-  <w:abstractNum w:abstractNumId="118" w15:restartNumberingAfterBreak="0">
+  <w:abstractNum w:abstractNumId="123" w15:restartNumberingAfterBreak="0">
     <w:nsid w:val="6B2A69F6"/>
     <w:multiLevelType w:val="hybridMultilevel"/>
     <w:tmpl w:val="4F5A9AA2"/>
@@ -29034,7 +30025,7 @@
       </w:rPr>
     </w:lvl>
   </w:abstractNum>
-  <w:abstractNum w:abstractNumId="119" w15:restartNumberingAfterBreak="0">
+  <w:abstractNum w:abstractNumId="124" w15:restartNumberingAfterBreak="0">
     <w:nsid w:val="6C8B68D1"/>
     <w:multiLevelType w:val="hybridMultilevel"/>
     <w:tmpl w:val="C08A2506"/>
@@ -29122,7 +30113,7 @@
       </w:pPr>
     </w:lvl>
   </w:abstractNum>
-  <w:abstractNum w:abstractNumId="120" w15:restartNumberingAfterBreak="0">
+  <w:abstractNum w:abstractNumId="125" w15:restartNumberingAfterBreak="0">
     <w:nsid w:val="6EBB3F36"/>
     <w:multiLevelType w:val="multilevel"/>
     <w:tmpl w:val="49EC39BA"/>
@@ -29240,7 +30231,7 @@
       </w:pPr>
     </w:lvl>
   </w:abstractNum>
-  <w:abstractNum w:abstractNumId="121" w15:restartNumberingAfterBreak="0">
+  <w:abstractNum w:abstractNumId="126" w15:restartNumberingAfterBreak="0">
     <w:nsid w:val="6F015A3B"/>
     <w:multiLevelType w:val="multilevel"/>
     <w:tmpl w:val="70E8D7C0"/>
@@ -29390,7 +30381,7 @@
       </w:rPr>
     </w:lvl>
   </w:abstractNum>
-  <w:abstractNum w:abstractNumId="122" w15:restartNumberingAfterBreak="0">
+  <w:abstractNum w:abstractNumId="127" w15:restartNumberingAfterBreak="0">
     <w:nsid w:val="6F985F9E"/>
     <w:multiLevelType w:val="multilevel"/>
     <w:tmpl w:val="49EC39BA"/>
@@ -29508,7 +30499,7 @@
       </w:pPr>
     </w:lvl>
   </w:abstractNum>
-  <w:abstractNum w:abstractNumId="123" w15:restartNumberingAfterBreak="0">
+  <w:abstractNum w:abstractNumId="128" w15:restartNumberingAfterBreak="0">
     <w:nsid w:val="70345DE0"/>
     <w:multiLevelType w:val="hybridMultilevel"/>
     <w:tmpl w:val="A9B8ACD8"/>
@@ -29598,7 +30589,7 @@
       </w:pPr>
     </w:lvl>
   </w:abstractNum>
-  <w:abstractNum w:abstractNumId="124" w15:restartNumberingAfterBreak="0">
+  <w:abstractNum w:abstractNumId="129" w15:restartNumberingAfterBreak="0">
     <w:nsid w:val="723400CD"/>
     <w:multiLevelType w:val="multilevel"/>
     <w:tmpl w:val="15D6FF5C"/>
@@ -29717,7 +30708,7 @@
       </w:pPr>
     </w:lvl>
   </w:abstractNum>
-  <w:abstractNum w:abstractNumId="125" w15:restartNumberingAfterBreak="0">
+  <w:abstractNum w:abstractNumId="130" w15:restartNumberingAfterBreak="0">
     <w:nsid w:val="741E03FE"/>
     <w:multiLevelType w:val="multilevel"/>
     <w:tmpl w:val="CF768028"/>
@@ -29866,7 +30857,7 @@
       </w:rPr>
     </w:lvl>
   </w:abstractNum>
-  <w:abstractNum w:abstractNumId="126" w15:restartNumberingAfterBreak="0">
+  <w:abstractNum w:abstractNumId="131" w15:restartNumberingAfterBreak="0">
     <w:nsid w:val="745F2941"/>
     <w:multiLevelType w:val="multilevel"/>
     <w:tmpl w:val="965E19DA"/>
@@ -30015,7 +31006,7 @@
       </w:rPr>
     </w:lvl>
   </w:abstractNum>
-  <w:abstractNum w:abstractNumId="127" w15:restartNumberingAfterBreak="0">
+  <w:abstractNum w:abstractNumId="132" w15:restartNumberingAfterBreak="0">
     <w:nsid w:val="749B2DA6"/>
     <w:multiLevelType w:val="multilevel"/>
     <w:tmpl w:val="255A7748"/>
@@ -30165,7 +31156,7 @@
       </w:rPr>
     </w:lvl>
   </w:abstractNum>
-  <w:abstractNum w:abstractNumId="128" w15:restartNumberingAfterBreak="0">
+  <w:abstractNum w:abstractNumId="133" w15:restartNumberingAfterBreak="0">
     <w:nsid w:val="74E672D3"/>
     <w:multiLevelType w:val="hybridMultilevel"/>
     <w:tmpl w:val="A850AD6A"/>
@@ -30253,7 +31244,7 @@
       </w:pPr>
     </w:lvl>
   </w:abstractNum>
-  <w:abstractNum w:abstractNumId="129" w15:restartNumberingAfterBreak="0">
+  <w:abstractNum w:abstractNumId="134" w15:restartNumberingAfterBreak="0">
     <w:nsid w:val="753C4515"/>
     <w:multiLevelType w:val="hybridMultilevel"/>
     <w:tmpl w:val="E0F0F4C6"/>
@@ -30341,7 +31332,7 @@
       </w:pPr>
     </w:lvl>
   </w:abstractNum>
-  <w:abstractNum w:abstractNumId="130" w15:restartNumberingAfterBreak="0">
+  <w:abstractNum w:abstractNumId="135" w15:restartNumberingAfterBreak="0">
     <w:nsid w:val="75587986"/>
     <w:multiLevelType w:val="hybridMultilevel"/>
     <w:tmpl w:val="76C02FBA"/>
@@ -30430,7 +31421,7 @@
       </w:pPr>
     </w:lvl>
   </w:abstractNum>
-  <w:abstractNum w:abstractNumId="131" w15:restartNumberingAfterBreak="0">
+  <w:abstractNum w:abstractNumId="136" w15:restartNumberingAfterBreak="0">
     <w:nsid w:val="75C14307"/>
     <w:multiLevelType w:val="multilevel"/>
     <w:tmpl w:val="609E2B4A"/>
@@ -30579,7 +31570,7 @@
       </w:rPr>
     </w:lvl>
   </w:abstractNum>
-  <w:abstractNum w:abstractNumId="132" w15:restartNumberingAfterBreak="0">
+  <w:abstractNum w:abstractNumId="137" w15:restartNumberingAfterBreak="0">
     <w:nsid w:val="79963336"/>
     <w:multiLevelType w:val="multilevel"/>
     <w:tmpl w:val="49EC39BA"/>
@@ -30697,7 +31688,7 @@
       </w:pPr>
     </w:lvl>
   </w:abstractNum>
-  <w:abstractNum w:abstractNumId="133" w15:restartNumberingAfterBreak="0">
+  <w:abstractNum w:abstractNumId="138" w15:restartNumberingAfterBreak="0">
     <w:nsid w:val="7A0C6903"/>
     <w:multiLevelType w:val="hybridMultilevel"/>
     <w:tmpl w:val="B4B62FBE"/>
@@ -30787,7 +31778,7 @@
       </w:pPr>
     </w:lvl>
   </w:abstractNum>
-  <w:abstractNum w:abstractNumId="134" w15:restartNumberingAfterBreak="0">
+  <w:abstractNum w:abstractNumId="139" w15:restartNumberingAfterBreak="0">
     <w:nsid w:val="7A51510C"/>
     <w:multiLevelType w:val="multilevel"/>
     <w:tmpl w:val="03FAF602"/>
@@ -30904,7 +31895,7 @@
       </w:pPr>
     </w:lvl>
   </w:abstractNum>
-  <w:abstractNum w:abstractNumId="135" w15:restartNumberingAfterBreak="0">
+  <w:abstractNum w:abstractNumId="140" w15:restartNumberingAfterBreak="0">
     <w:nsid w:val="7B5002EF"/>
     <w:multiLevelType w:val="multilevel"/>
     <w:tmpl w:val="512EAC20"/>
@@ -31053,7 +32044,7 @@
       </w:rPr>
     </w:lvl>
   </w:abstractNum>
-  <w:abstractNum w:abstractNumId="136" w15:restartNumberingAfterBreak="0">
+  <w:abstractNum w:abstractNumId="141" w15:restartNumberingAfterBreak="0">
     <w:nsid w:val="7F540F9E"/>
     <w:multiLevelType w:val="multilevel"/>
     <w:tmpl w:val="90742506"/>
@@ -31202,7 +32193,7 @@
       </w:rPr>
     </w:lvl>
   </w:abstractNum>
-  <w:abstractNum w:abstractNumId="137" w15:restartNumberingAfterBreak="0">
+  <w:abstractNum w:abstractNumId="142" w15:restartNumberingAfterBreak="0">
     <w:nsid w:val="7FF102DA"/>
     <w:multiLevelType w:val="multilevel"/>
     <w:tmpl w:val="59769706"/>
@@ -31353,418 +32344,433 @@
     </w:lvl>
   </w:abstractNum>
   <w:num w:numId="1" w16cid:durableId="730806067">
+    <w:abstractNumId w:val="30"/>
+  </w:num>
+  <w:num w:numId="2" w16cid:durableId="1382941373">
+    <w:abstractNumId w:val="65"/>
+  </w:num>
+  <w:num w:numId="3" w16cid:durableId="1982688472">
+    <w:abstractNumId w:val="101"/>
+  </w:num>
+  <w:num w:numId="4" w16cid:durableId="1893611530">
+    <w:abstractNumId w:val="15"/>
+  </w:num>
+  <w:num w:numId="5" w16cid:durableId="255598664">
+    <w:abstractNumId w:val="88"/>
+  </w:num>
+  <w:num w:numId="6" w16cid:durableId="1278217894">
+    <w:abstractNumId w:val="123"/>
+  </w:num>
+  <w:num w:numId="7" w16cid:durableId="846671500">
+    <w:abstractNumId w:val="27"/>
+  </w:num>
+  <w:num w:numId="8" w16cid:durableId="2024238275">
+    <w:abstractNumId w:val="126"/>
+  </w:num>
+  <w:num w:numId="9" w16cid:durableId="2083678616">
+    <w:abstractNumId w:val="90"/>
+  </w:num>
+  <w:num w:numId="10" w16cid:durableId="740518627">
+    <w:abstractNumId w:val="71"/>
+  </w:num>
+  <w:num w:numId="11" w16cid:durableId="703332632">
+    <w:abstractNumId w:val="115"/>
+  </w:num>
+  <w:num w:numId="12" w16cid:durableId="404765600">
+    <w:abstractNumId w:val="52"/>
+  </w:num>
+  <w:num w:numId="13" w16cid:durableId="300307574">
+    <w:abstractNumId w:val="39"/>
+  </w:num>
+  <w:num w:numId="14" w16cid:durableId="818153200">
+    <w:abstractNumId w:val="142"/>
+  </w:num>
+  <w:num w:numId="15" w16cid:durableId="1259291688">
+    <w:abstractNumId w:val="108"/>
+  </w:num>
+  <w:num w:numId="16" w16cid:durableId="274097989">
+    <w:abstractNumId w:val="132"/>
+  </w:num>
+  <w:num w:numId="17" w16cid:durableId="1386249619">
+    <w:abstractNumId w:val="7"/>
+  </w:num>
+  <w:num w:numId="18" w16cid:durableId="1705208627">
+    <w:abstractNumId w:val="67"/>
+  </w:num>
+  <w:num w:numId="19" w16cid:durableId="1614051158">
+    <w:abstractNumId w:val="83"/>
+  </w:num>
+  <w:num w:numId="20" w16cid:durableId="1319310446">
+    <w:abstractNumId w:val="53"/>
+  </w:num>
+  <w:num w:numId="21" w16cid:durableId="651914107">
+    <w:abstractNumId w:val="19"/>
+  </w:num>
+  <w:num w:numId="22" w16cid:durableId="817453534">
+    <w:abstractNumId w:val="51"/>
+  </w:num>
+  <w:num w:numId="23" w16cid:durableId="652416147">
+    <w:abstractNumId w:val="111"/>
+  </w:num>
+  <w:num w:numId="24" w16cid:durableId="14307061">
+    <w:abstractNumId w:val="55"/>
+  </w:num>
+  <w:num w:numId="25" w16cid:durableId="1260680925">
+    <w:abstractNumId w:val="94"/>
+  </w:num>
+  <w:num w:numId="26" w16cid:durableId="1032271171">
+    <w:abstractNumId w:val="45"/>
+  </w:num>
+  <w:num w:numId="27" w16cid:durableId="240995195">
+    <w:abstractNumId w:val="20"/>
+  </w:num>
+  <w:num w:numId="28" w16cid:durableId="539173388">
+    <w:abstractNumId w:val="127"/>
+  </w:num>
+  <w:num w:numId="29" w16cid:durableId="659308996">
+    <w:abstractNumId w:val="113"/>
+  </w:num>
+  <w:num w:numId="30" w16cid:durableId="527791580">
+    <w:abstractNumId w:val="68"/>
+  </w:num>
+  <w:num w:numId="31" w16cid:durableId="1022124547">
+    <w:abstractNumId w:val="72"/>
+  </w:num>
+  <w:num w:numId="32" w16cid:durableId="965627480">
+    <w:abstractNumId w:val="100"/>
+  </w:num>
+  <w:num w:numId="33" w16cid:durableId="732002106">
+    <w:abstractNumId w:val="60"/>
+  </w:num>
+  <w:num w:numId="34" w16cid:durableId="1681393717">
+    <w:abstractNumId w:val="2"/>
+  </w:num>
+  <w:num w:numId="35" w16cid:durableId="994068474">
+    <w:abstractNumId w:val="14"/>
+  </w:num>
+  <w:num w:numId="36" w16cid:durableId="613637046">
+    <w:abstractNumId w:val="35"/>
+  </w:num>
+  <w:num w:numId="37" w16cid:durableId="769131162">
+    <w:abstractNumId w:val="17"/>
+  </w:num>
+  <w:num w:numId="38" w16cid:durableId="1790195662">
+    <w:abstractNumId w:val="12"/>
+  </w:num>
+  <w:num w:numId="39" w16cid:durableId="806433137">
+    <w:abstractNumId w:val="16"/>
+  </w:num>
+  <w:num w:numId="40" w16cid:durableId="1126852105">
+    <w:abstractNumId w:val="78"/>
+  </w:num>
+  <w:num w:numId="41" w16cid:durableId="383911277">
+    <w:abstractNumId w:val="86"/>
+  </w:num>
+  <w:num w:numId="42" w16cid:durableId="622227712">
+    <w:abstractNumId w:val="125"/>
+  </w:num>
+  <w:num w:numId="43" w16cid:durableId="142432757">
+    <w:abstractNumId w:val="62"/>
+  </w:num>
+  <w:num w:numId="44" w16cid:durableId="1720474407">
+    <w:abstractNumId w:val="61"/>
+  </w:num>
+  <w:num w:numId="45" w16cid:durableId="371000275">
+    <w:abstractNumId w:val="118"/>
+  </w:num>
+  <w:num w:numId="46" w16cid:durableId="681319726">
+    <w:abstractNumId w:val="57"/>
+  </w:num>
+  <w:num w:numId="47" w16cid:durableId="1402828966">
+    <w:abstractNumId w:val="105"/>
+  </w:num>
+  <w:num w:numId="48" w16cid:durableId="22444495">
+    <w:abstractNumId w:val="81"/>
+  </w:num>
+  <w:num w:numId="49" w16cid:durableId="1847936579">
+    <w:abstractNumId w:val="82"/>
+  </w:num>
+  <w:num w:numId="50" w16cid:durableId="1967813200">
+    <w:abstractNumId w:val="46"/>
+  </w:num>
+  <w:num w:numId="51" w16cid:durableId="1975479258">
+    <w:abstractNumId w:val="110"/>
+  </w:num>
+  <w:num w:numId="52" w16cid:durableId="570235982">
+    <w:abstractNumId w:val="5"/>
+  </w:num>
+  <w:num w:numId="53" w16cid:durableId="441921731">
+    <w:abstractNumId w:val="139"/>
+  </w:num>
+  <w:num w:numId="54" w16cid:durableId="333920325">
+    <w:abstractNumId w:val="137"/>
+  </w:num>
+  <w:num w:numId="55" w16cid:durableId="1902255765">
+    <w:abstractNumId w:val="114"/>
+  </w:num>
+  <w:num w:numId="56" w16cid:durableId="2057846654">
+    <w:abstractNumId w:val="22"/>
+  </w:num>
+  <w:num w:numId="57" w16cid:durableId="2120099662">
+    <w:abstractNumId w:val="43"/>
+  </w:num>
+  <w:num w:numId="58" w16cid:durableId="311371011">
+    <w:abstractNumId w:val="56"/>
+  </w:num>
+  <w:num w:numId="59" w16cid:durableId="832793677">
+    <w:abstractNumId w:val="18"/>
+  </w:num>
+  <w:num w:numId="60" w16cid:durableId="173495775">
+    <w:abstractNumId w:val="36"/>
+  </w:num>
+  <w:num w:numId="61" w16cid:durableId="459767595">
+    <w:abstractNumId w:val="25"/>
+  </w:num>
+  <w:num w:numId="62" w16cid:durableId="338429986">
+    <w:abstractNumId w:val="131"/>
+  </w:num>
+  <w:num w:numId="63" w16cid:durableId="1971932101">
+    <w:abstractNumId w:val="48"/>
+  </w:num>
+  <w:num w:numId="64" w16cid:durableId="689374818">
+    <w:abstractNumId w:val="32"/>
+  </w:num>
+  <w:num w:numId="65" w16cid:durableId="1476602084">
+    <w:abstractNumId w:val="1"/>
+  </w:num>
+  <w:num w:numId="66" w16cid:durableId="1832139671">
+    <w:abstractNumId w:val="109"/>
+  </w:num>
+  <w:num w:numId="67" w16cid:durableId="737020853">
+    <w:abstractNumId w:val="116"/>
+  </w:num>
+  <w:num w:numId="68" w16cid:durableId="680743650">
+    <w:abstractNumId w:val="102"/>
+  </w:num>
+  <w:num w:numId="69" w16cid:durableId="498547413">
+    <w:abstractNumId w:val="136"/>
+  </w:num>
+  <w:num w:numId="70" w16cid:durableId="1443498785">
+    <w:abstractNumId w:val="89"/>
+  </w:num>
+  <w:num w:numId="71" w16cid:durableId="955212494">
+    <w:abstractNumId w:val="63"/>
+  </w:num>
+  <w:num w:numId="72" w16cid:durableId="1872956220">
+    <w:abstractNumId w:val="87"/>
+  </w:num>
+  <w:num w:numId="73" w16cid:durableId="1024599359">
+    <w:abstractNumId w:val="66"/>
+  </w:num>
+  <w:num w:numId="74" w16cid:durableId="208493484">
+    <w:abstractNumId w:val="54"/>
+  </w:num>
+  <w:num w:numId="75" w16cid:durableId="940181729">
+    <w:abstractNumId w:val="98"/>
+  </w:num>
+  <w:num w:numId="76" w16cid:durableId="375587236">
+    <w:abstractNumId w:val="26"/>
+  </w:num>
+  <w:num w:numId="77" w16cid:durableId="1670866675">
+    <w:abstractNumId w:val="79"/>
+  </w:num>
+  <w:num w:numId="78" w16cid:durableId="944121646">
+    <w:abstractNumId w:val="96"/>
+  </w:num>
+  <w:num w:numId="79" w16cid:durableId="1124691929">
+    <w:abstractNumId w:val="31"/>
+  </w:num>
+  <w:num w:numId="80" w16cid:durableId="1819959287">
+    <w:abstractNumId w:val="95"/>
+  </w:num>
+  <w:num w:numId="81" w16cid:durableId="2066833738">
+    <w:abstractNumId w:val="44"/>
+  </w:num>
+  <w:num w:numId="82" w16cid:durableId="1109541799">
     <w:abstractNumId w:val="28"/>
   </w:num>
-  <w:num w:numId="2" w16cid:durableId="1382941373">
-    <w:abstractNumId w:val="62"/>
+  <w:num w:numId="83" w16cid:durableId="1371295314">
+    <w:abstractNumId w:val="103"/>
   </w:num>
-  <w:num w:numId="3" w16cid:durableId="1982688472">
+  <w:num w:numId="84" w16cid:durableId="1325470583">
+    <w:abstractNumId w:val="3"/>
+  </w:num>
+  <w:num w:numId="85" w16cid:durableId="151992655">
+    <w:abstractNumId w:val="85"/>
+  </w:num>
+  <w:num w:numId="86" w16cid:durableId="495152167">
+    <w:abstractNumId w:val="104"/>
+  </w:num>
+  <w:num w:numId="87" w16cid:durableId="1807772995">
+    <w:abstractNumId w:val="129"/>
+  </w:num>
+  <w:num w:numId="88" w16cid:durableId="1880048822">
+    <w:abstractNumId w:val="92"/>
+  </w:num>
+  <w:num w:numId="89" w16cid:durableId="93864518">
+    <w:abstractNumId w:val="77"/>
+  </w:num>
+  <w:num w:numId="90" w16cid:durableId="136994982">
+    <w:abstractNumId w:val="10"/>
+  </w:num>
+  <w:num w:numId="91" w16cid:durableId="277104617">
+    <w:abstractNumId w:val="8"/>
+  </w:num>
+  <w:num w:numId="92" w16cid:durableId="1689137938">
+    <w:abstractNumId w:val="138"/>
+  </w:num>
+  <w:num w:numId="93" w16cid:durableId="1168792209">
+    <w:abstractNumId w:val="73"/>
+  </w:num>
+  <w:num w:numId="94" w16cid:durableId="1630740538">
+    <w:abstractNumId w:val="38"/>
+  </w:num>
+  <w:num w:numId="95" w16cid:durableId="885802687">
+    <w:abstractNumId w:val="76"/>
+  </w:num>
+  <w:num w:numId="96" w16cid:durableId="1884513465">
+    <w:abstractNumId w:val="106"/>
+  </w:num>
+  <w:num w:numId="97" w16cid:durableId="1711953168">
+    <w:abstractNumId w:val="122"/>
+  </w:num>
+  <w:num w:numId="98" w16cid:durableId="573048241">
+    <w:abstractNumId w:val="93"/>
+  </w:num>
+  <w:num w:numId="99" w16cid:durableId="432165540">
+    <w:abstractNumId w:val="49"/>
+  </w:num>
+  <w:num w:numId="100" w16cid:durableId="1705709518">
+    <w:abstractNumId w:val="34"/>
+  </w:num>
+  <w:num w:numId="101" w16cid:durableId="1845633553">
+    <w:abstractNumId w:val="140"/>
+  </w:num>
+  <w:num w:numId="102" w16cid:durableId="874579848">
+    <w:abstractNumId w:val="40"/>
+  </w:num>
+  <w:num w:numId="103" w16cid:durableId="1287854646">
+    <w:abstractNumId w:val="42"/>
+  </w:num>
+  <w:num w:numId="104" w16cid:durableId="425007645">
+    <w:abstractNumId w:val="107"/>
+  </w:num>
+  <w:num w:numId="105" w16cid:durableId="1586454508">
+    <w:abstractNumId w:val="11"/>
+  </w:num>
+  <w:num w:numId="106" w16cid:durableId="679046063">
+    <w:abstractNumId w:val="124"/>
+  </w:num>
+  <w:num w:numId="107" w16cid:durableId="164176490">
+    <w:abstractNumId w:val="13"/>
+  </w:num>
+  <w:num w:numId="108" w16cid:durableId="1831628401">
+    <w:abstractNumId w:val="9"/>
+  </w:num>
+  <w:num w:numId="109" w16cid:durableId="817190586">
+    <w:abstractNumId w:val="59"/>
+  </w:num>
+  <w:num w:numId="110" w16cid:durableId="1179537241">
+    <w:abstractNumId w:val="121"/>
+  </w:num>
+  <w:num w:numId="111" w16cid:durableId="841356930">
+    <w:abstractNumId w:val="75"/>
+  </w:num>
+  <w:num w:numId="112" w16cid:durableId="1021904070">
+    <w:abstractNumId w:val="70"/>
+  </w:num>
+  <w:num w:numId="113" w16cid:durableId="1221479937">
+    <w:abstractNumId w:val="80"/>
+  </w:num>
+  <w:num w:numId="114" w16cid:durableId="1783912113">
     <w:abstractNumId w:val="97"/>
   </w:num>
-  <w:num w:numId="4" w16cid:durableId="1893611530">
-    <w:abstractNumId w:val="13"/>
+  <w:num w:numId="115" w16cid:durableId="439758690">
+    <w:abstractNumId w:val="21"/>
   </w:num>
-  <w:num w:numId="5" w16cid:durableId="255598664">
+  <w:num w:numId="116" w16cid:durableId="9337634">
+    <w:abstractNumId w:val="23"/>
+  </w:num>
+  <w:num w:numId="117" w16cid:durableId="926041903">
+    <w:abstractNumId w:val="47"/>
+  </w:num>
+  <w:num w:numId="118" w16cid:durableId="2122995278">
+    <w:abstractNumId w:val="50"/>
+  </w:num>
+  <w:num w:numId="119" w16cid:durableId="125926920">
+    <w:abstractNumId w:val="33"/>
+  </w:num>
+  <w:num w:numId="120" w16cid:durableId="150953883">
+    <w:abstractNumId w:val="91"/>
+  </w:num>
+  <w:num w:numId="121" w16cid:durableId="243799782">
+    <w:abstractNumId w:val="29"/>
+  </w:num>
+  <w:num w:numId="122" w16cid:durableId="1638143723">
+    <w:abstractNumId w:val="135"/>
+  </w:num>
+  <w:num w:numId="123" w16cid:durableId="503402555">
+    <w:abstractNumId w:val="37"/>
+  </w:num>
+  <w:num w:numId="124" w16cid:durableId="861895480">
+    <w:abstractNumId w:val="128"/>
+  </w:num>
+  <w:num w:numId="125" w16cid:durableId="14037104">
+    <w:abstractNumId w:val="134"/>
+  </w:num>
+  <w:num w:numId="126" w16cid:durableId="1530410243">
+    <w:abstractNumId w:val="6"/>
+  </w:num>
+  <w:num w:numId="127" w16cid:durableId="297996176">
     <w:abstractNumId w:val="84"/>
   </w:num>
-  <w:num w:numId="6" w16cid:durableId="1278217894">
-    <w:abstractNumId w:val="118"/>
-  </w:num>
-  <w:num w:numId="7" w16cid:durableId="846671500">
-    <w:abstractNumId w:val="25"/>
-  </w:num>
-  <w:num w:numId="8" w16cid:durableId="2024238275">
-    <w:abstractNumId w:val="121"/>
-  </w:num>
-  <w:num w:numId="9" w16cid:durableId="2083678616">
-    <w:abstractNumId w:val="86"/>
-  </w:num>
-  <w:num w:numId="10" w16cid:durableId="740518627">
-    <w:abstractNumId w:val="67"/>
-  </w:num>
-  <w:num w:numId="11" w16cid:durableId="703332632">
-    <w:abstractNumId w:val="111"/>
-  </w:num>
-  <w:num w:numId="12" w16cid:durableId="404765600">
-    <w:abstractNumId w:val="49"/>
-  </w:num>
-  <w:num w:numId="13" w16cid:durableId="300307574">
-    <w:abstractNumId w:val="37"/>
-  </w:num>
-  <w:num w:numId="14" w16cid:durableId="818153200">
-    <w:abstractNumId w:val="137"/>
-  </w:num>
-  <w:num w:numId="15" w16cid:durableId="1259291688">
-    <w:abstractNumId w:val="104"/>
-  </w:num>
-  <w:num w:numId="16" w16cid:durableId="274097989">
-    <w:abstractNumId w:val="127"/>
-  </w:num>
-  <w:num w:numId="17" w16cid:durableId="1386249619">
-    <w:abstractNumId w:val="5"/>
-  </w:num>
-  <w:num w:numId="18" w16cid:durableId="1705208627">
+  <w:num w:numId="128" w16cid:durableId="1584683058">
     <w:abstractNumId w:val="64"/>
   </w:num>
-  <w:num w:numId="19" w16cid:durableId="1614051158">
-    <w:abstractNumId w:val="79"/>
+  <w:num w:numId="129" w16cid:durableId="1591546196">
+    <w:abstractNumId w:val="133"/>
   </w:num>
-  <w:num w:numId="20" w16cid:durableId="1319310446">
-    <w:abstractNumId w:val="50"/>
+  <w:num w:numId="130" w16cid:durableId="2040471996">
+    <w:abstractNumId w:val="112"/>
   </w:num>
-  <w:num w:numId="21" w16cid:durableId="651914107">
-    <w:abstractNumId w:val="17"/>
+  <w:num w:numId="131" w16cid:durableId="1764641019">
+    <w:abstractNumId w:val="24"/>
   </w:num>
-  <w:num w:numId="22" w16cid:durableId="817453534">
-    <w:abstractNumId w:val="48"/>
+  <w:num w:numId="132" w16cid:durableId="2086608959">
+    <w:abstractNumId w:val="130"/>
   </w:num>
-  <w:num w:numId="23" w16cid:durableId="652416147">
-    <w:abstractNumId w:val="107"/>
+  <w:num w:numId="133" w16cid:durableId="1725330722">
+    <w:abstractNumId w:val="99"/>
   </w:num>
-  <w:num w:numId="24" w16cid:durableId="14307061">
-    <w:abstractNumId w:val="52"/>
+  <w:num w:numId="134" w16cid:durableId="1860391165">
+    <w:abstractNumId w:val="119"/>
   </w:num>
-  <w:num w:numId="25" w16cid:durableId="1260680925">
-    <w:abstractNumId w:val="90"/>
-  </w:num>
-  <w:num w:numId="26" w16cid:durableId="1032271171">
-    <w:abstractNumId w:val="42"/>
-  </w:num>
-  <w:num w:numId="27" w16cid:durableId="240995195">
-    <w:abstractNumId w:val="18"/>
-  </w:num>
-  <w:num w:numId="28" w16cid:durableId="539173388">
-    <w:abstractNumId w:val="122"/>
-  </w:num>
-  <w:num w:numId="29" w16cid:durableId="659308996">
-    <w:abstractNumId w:val="109"/>
-  </w:num>
-  <w:num w:numId="30" w16cid:durableId="527791580">
-    <w:abstractNumId w:val="65"/>
-  </w:num>
-  <w:num w:numId="31" w16cid:durableId="1022124547">
-    <w:abstractNumId w:val="68"/>
-  </w:num>
-  <w:num w:numId="32" w16cid:durableId="965627480">
-    <w:abstractNumId w:val="96"/>
-  </w:num>
-  <w:num w:numId="33" w16cid:durableId="732002106">
-    <w:abstractNumId w:val="57"/>
-  </w:num>
-  <w:num w:numId="34" w16cid:durableId="1681393717">
-    <w:abstractNumId w:val="1"/>
-  </w:num>
-  <w:num w:numId="35" w16cid:durableId="994068474">
-    <w:abstractNumId w:val="12"/>
-  </w:num>
-  <w:num w:numId="36" w16cid:durableId="613637046">
-    <w:abstractNumId w:val="33"/>
-  </w:num>
-  <w:num w:numId="37" w16cid:durableId="769131162">
-    <w:abstractNumId w:val="15"/>
-  </w:num>
-  <w:num w:numId="38" w16cid:durableId="1790195662">
-    <w:abstractNumId w:val="10"/>
-  </w:num>
-  <w:num w:numId="39" w16cid:durableId="806433137">
-    <w:abstractNumId w:val="14"/>
-  </w:num>
-  <w:num w:numId="40" w16cid:durableId="1126852105">
+  <w:num w:numId="135" w16cid:durableId="22364230">
     <w:abstractNumId w:val="74"/>
   </w:num>
-  <w:num w:numId="41" w16cid:durableId="383911277">
-    <w:abstractNumId w:val="82"/>
+  <w:num w:numId="136" w16cid:durableId="1838156601">
+    <w:abstractNumId w:val="141"/>
   </w:num>
-  <w:num w:numId="42" w16cid:durableId="622227712">
+  <w:num w:numId="137" w16cid:durableId="1653756599">
     <w:abstractNumId w:val="120"/>
   </w:num>
-  <w:num w:numId="43" w16cid:durableId="142432757">
-    <w:abstractNumId w:val="59"/>
-  </w:num>
-  <w:num w:numId="44" w16cid:durableId="1720474407">
+  <w:num w:numId="138" w16cid:durableId="1362560185">
     <w:abstractNumId w:val="58"/>
   </w:num>
-  <w:num w:numId="45" w16cid:durableId="371000275">
-    <w:abstractNumId w:val="113"/>
+  <w:num w:numId="139" w16cid:durableId="1727952449">
+    <w:abstractNumId w:val="69"/>
   </w:num>
-  <w:num w:numId="46" w16cid:durableId="681319726">
-    <w:abstractNumId w:val="54"/>
-  </w:num>
-  <w:num w:numId="47" w16cid:durableId="1402828966">
-    <w:abstractNumId w:val="101"/>
-  </w:num>
-  <w:num w:numId="48" w16cid:durableId="22444495">
-    <w:abstractNumId w:val="77"/>
-  </w:num>
-  <w:num w:numId="49" w16cid:durableId="1847936579">
-    <w:abstractNumId w:val="78"/>
-  </w:num>
-  <w:num w:numId="50" w16cid:durableId="1967813200">
-    <w:abstractNumId w:val="43"/>
-  </w:num>
-  <w:num w:numId="51" w16cid:durableId="1975479258">
-    <w:abstractNumId w:val="106"/>
-  </w:num>
-  <w:num w:numId="52" w16cid:durableId="570235982">
-    <w:abstractNumId w:val="3"/>
-  </w:num>
-  <w:num w:numId="53" w16cid:durableId="441921731">
-    <w:abstractNumId w:val="134"/>
-  </w:num>
-  <w:num w:numId="54" w16cid:durableId="333920325">
-    <w:abstractNumId w:val="132"/>
-  </w:num>
-  <w:num w:numId="55" w16cid:durableId="1902255765">
-    <w:abstractNumId w:val="110"/>
-  </w:num>
-  <w:num w:numId="56" w16cid:durableId="2057846654">
-    <w:abstractNumId w:val="20"/>
-  </w:num>
-  <w:num w:numId="57" w16cid:durableId="2120099662">
-    <w:abstractNumId w:val="40"/>
-  </w:num>
-  <w:num w:numId="58" w16cid:durableId="311371011">
-    <w:abstractNumId w:val="53"/>
-  </w:num>
-  <w:num w:numId="59" w16cid:durableId="832793677">
-    <w:abstractNumId w:val="16"/>
-  </w:num>
-  <w:num w:numId="60" w16cid:durableId="173495775">
-    <w:abstractNumId w:val="34"/>
-  </w:num>
-  <w:num w:numId="61" w16cid:durableId="459767595">
-    <w:abstractNumId w:val="23"/>
-  </w:num>
-  <w:num w:numId="62" w16cid:durableId="338429986">
-    <w:abstractNumId w:val="126"/>
-  </w:num>
-  <w:num w:numId="63" w16cid:durableId="1971932101">
-    <w:abstractNumId w:val="45"/>
-  </w:num>
-  <w:num w:numId="64" w16cid:durableId="689374818">
-    <w:abstractNumId w:val="30"/>
-  </w:num>
-  <w:num w:numId="65" w16cid:durableId="1476602084">
+  <w:num w:numId="140" w16cid:durableId="1586767914">
     <w:abstractNumId w:val="0"/>
   </w:num>
-  <w:num w:numId="66" w16cid:durableId="1832139671">
-    <w:abstractNumId w:val="105"/>
-  </w:num>
-  <w:num w:numId="67" w16cid:durableId="737020853">
-    <w:abstractNumId w:val="112"/>
-  </w:num>
-  <w:num w:numId="68" w16cid:durableId="680743650">
-    <w:abstractNumId w:val="98"/>
-  </w:num>
-  <w:num w:numId="69" w16cid:durableId="498547413">
-    <w:abstractNumId w:val="131"/>
-  </w:num>
-  <w:num w:numId="70" w16cid:durableId="1443498785">
-    <w:abstractNumId w:val="85"/>
-  </w:num>
-  <w:num w:numId="71" w16cid:durableId="955212494">
-    <w:abstractNumId w:val="60"/>
-  </w:num>
-  <w:num w:numId="72" w16cid:durableId="1872956220">
-    <w:abstractNumId w:val="83"/>
-  </w:num>
-  <w:num w:numId="73" w16cid:durableId="1024599359">
-    <w:abstractNumId w:val="63"/>
-  </w:num>
-  <w:num w:numId="74" w16cid:durableId="208493484">
-    <w:abstractNumId w:val="51"/>
-  </w:num>
-  <w:num w:numId="75" w16cid:durableId="940181729">
-    <w:abstractNumId w:val="94"/>
-  </w:num>
-  <w:num w:numId="76" w16cid:durableId="375587236">
-    <w:abstractNumId w:val="24"/>
-  </w:num>
-  <w:num w:numId="77" w16cid:durableId="1670866675">
-    <w:abstractNumId w:val="75"/>
-  </w:num>
-  <w:num w:numId="78" w16cid:durableId="944121646">
-    <w:abstractNumId w:val="92"/>
-  </w:num>
-  <w:num w:numId="79" w16cid:durableId="1124691929">
-    <w:abstractNumId w:val="29"/>
-  </w:num>
-  <w:num w:numId="80" w16cid:durableId="1819959287">
-    <w:abstractNumId w:val="91"/>
-  </w:num>
-  <w:num w:numId="81" w16cid:durableId="2066833738">
-    <w:abstractNumId w:val="41"/>
-  </w:num>
-  <w:num w:numId="82" w16cid:durableId="1109541799">
-    <w:abstractNumId w:val="26"/>
-  </w:num>
-  <w:num w:numId="83" w16cid:durableId="1371295314">
-    <w:abstractNumId w:val="99"/>
-  </w:num>
-  <w:num w:numId="84" w16cid:durableId="1325470583">
-    <w:abstractNumId w:val="2"/>
-  </w:num>
-  <w:num w:numId="85" w16cid:durableId="151992655">
-    <w:abstractNumId w:val="81"/>
-  </w:num>
-  <w:num w:numId="86" w16cid:durableId="495152167">
-    <w:abstractNumId w:val="100"/>
-  </w:num>
-  <w:num w:numId="87" w16cid:durableId="1807772995">
-    <w:abstractNumId w:val="124"/>
-  </w:num>
-  <w:num w:numId="88" w16cid:durableId="1880048822">
-    <w:abstractNumId w:val="88"/>
-  </w:num>
-  <w:num w:numId="89" w16cid:durableId="93864518">
-    <w:abstractNumId w:val="73"/>
-  </w:num>
-  <w:num w:numId="90" w16cid:durableId="136994982">
-    <w:abstractNumId w:val="8"/>
-  </w:num>
-  <w:num w:numId="91" w16cid:durableId="277104617">
-    <w:abstractNumId w:val="6"/>
-  </w:num>
-  <w:num w:numId="92" w16cid:durableId="1689137938">
-    <w:abstractNumId w:val="133"/>
-  </w:num>
-  <w:num w:numId="93" w16cid:durableId="1168792209">
-    <w:abstractNumId w:val="69"/>
-  </w:num>
-  <w:num w:numId="94" w16cid:durableId="1630740538">
-    <w:abstractNumId w:val="36"/>
-  </w:num>
-  <w:num w:numId="95" w16cid:durableId="885802687">
-    <w:abstractNumId w:val="72"/>
-  </w:num>
-  <w:num w:numId="96" w16cid:durableId="1884513465">
-    <w:abstractNumId w:val="102"/>
-  </w:num>
-  <w:num w:numId="97" w16cid:durableId="1711953168">
+  <w:num w:numId="141" w16cid:durableId="577907770">
     <w:abstractNumId w:val="117"/>
   </w:num>
-  <w:num w:numId="98" w16cid:durableId="573048241">
-    <w:abstractNumId w:val="89"/>
-  </w:num>
-  <w:num w:numId="99" w16cid:durableId="432165540">
-    <w:abstractNumId w:val="46"/>
-  </w:num>
-  <w:num w:numId="100" w16cid:durableId="1705709518">
-    <w:abstractNumId w:val="32"/>
-  </w:num>
-  <w:num w:numId="101" w16cid:durableId="1845633553">
-    <w:abstractNumId w:val="135"/>
-  </w:num>
-  <w:num w:numId="102" w16cid:durableId="874579848">
-    <w:abstractNumId w:val="38"/>
-  </w:num>
-  <w:num w:numId="103" w16cid:durableId="1287854646">
-    <w:abstractNumId w:val="39"/>
-  </w:num>
-  <w:num w:numId="104" w16cid:durableId="425007645">
-    <w:abstractNumId w:val="103"/>
-  </w:num>
-  <w:num w:numId="105" w16cid:durableId="1586454508">
-    <w:abstractNumId w:val="9"/>
-  </w:num>
-  <w:num w:numId="106" w16cid:durableId="679046063">
-    <w:abstractNumId w:val="119"/>
-  </w:num>
-  <w:num w:numId="107" w16cid:durableId="164176490">
-    <w:abstractNumId w:val="11"/>
-  </w:num>
-  <w:num w:numId="108" w16cid:durableId="1831628401">
-    <w:abstractNumId w:val="7"/>
-  </w:num>
-  <w:num w:numId="109" w16cid:durableId="817190586">
-    <w:abstractNumId w:val="56"/>
-  </w:num>
-  <w:num w:numId="110" w16cid:durableId="1179537241">
-    <w:abstractNumId w:val="116"/>
-  </w:num>
-  <w:num w:numId="111" w16cid:durableId="841356930">
-    <w:abstractNumId w:val="71"/>
-  </w:num>
-  <w:num w:numId="112" w16cid:durableId="1021904070">
-    <w:abstractNumId w:val="66"/>
-  </w:num>
-  <w:num w:numId="113" w16cid:durableId="1221479937">
-    <w:abstractNumId w:val="76"/>
-  </w:num>
-  <w:num w:numId="114" w16cid:durableId="1783912113">
-    <w:abstractNumId w:val="93"/>
-  </w:num>
-  <w:num w:numId="115" w16cid:durableId="439758690">
-    <w:abstractNumId w:val="19"/>
-  </w:num>
-  <w:num w:numId="116" w16cid:durableId="9337634">
-    <w:abstractNumId w:val="21"/>
-  </w:num>
-  <w:num w:numId="117" w16cid:durableId="926041903">
-    <w:abstractNumId w:val="44"/>
-  </w:num>
-  <w:num w:numId="118" w16cid:durableId="2122995278">
-    <w:abstractNumId w:val="47"/>
-  </w:num>
-  <w:num w:numId="119" w16cid:durableId="125926920">
-    <w:abstractNumId w:val="31"/>
-  </w:num>
-  <w:num w:numId="120" w16cid:durableId="150953883">
-    <w:abstractNumId w:val="87"/>
-  </w:num>
-  <w:num w:numId="121" w16cid:durableId="243799782">
-    <w:abstractNumId w:val="27"/>
-  </w:num>
-  <w:num w:numId="122" w16cid:durableId="1638143723">
-    <w:abstractNumId w:val="130"/>
-  </w:num>
-  <w:num w:numId="123" w16cid:durableId="503402555">
-    <w:abstractNumId w:val="35"/>
-  </w:num>
-  <w:num w:numId="124" w16cid:durableId="861895480">
-    <w:abstractNumId w:val="123"/>
-  </w:num>
-  <w:num w:numId="125" w16cid:durableId="14037104">
-    <w:abstractNumId w:val="129"/>
-  </w:num>
-  <w:num w:numId="126" w16cid:durableId="1530410243">
+  <w:num w:numId="142" w16cid:durableId="905651339">
     <w:abstractNumId w:val="4"/>
   </w:num>
-  <w:num w:numId="127" w16cid:durableId="297996176">
-    <w:abstractNumId w:val="80"/>
-  </w:num>
-  <w:num w:numId="128" w16cid:durableId="1584683058">
-    <w:abstractNumId w:val="61"/>
-  </w:num>
-  <w:num w:numId="129" w16cid:durableId="1591546196">
-    <w:abstractNumId w:val="128"/>
-  </w:num>
-  <w:num w:numId="130" w16cid:durableId="2040471996">
-    <w:abstractNumId w:val="108"/>
-  </w:num>
-  <w:num w:numId="131" w16cid:durableId="1764641019">
-    <w:abstractNumId w:val="22"/>
-  </w:num>
-  <w:num w:numId="132" w16cid:durableId="2086608959">
-    <w:abstractNumId w:val="125"/>
-  </w:num>
-  <w:num w:numId="133" w16cid:durableId="1725330722">
-    <w:abstractNumId w:val="95"/>
-  </w:num>
-  <w:num w:numId="134" w16cid:durableId="1860391165">
-    <w:abstractNumId w:val="114"/>
-  </w:num>
-  <w:num w:numId="135" w16cid:durableId="22364230">
-    <w:abstractNumId w:val="70"/>
-  </w:num>
-  <w:num w:numId="136" w16cid:durableId="1838156601">
-    <w:abstractNumId w:val="136"/>
-  </w:num>
-  <w:num w:numId="137" w16cid:durableId="1653756599">
-    <w:abstractNumId w:val="115"/>
-  </w:num>
-  <w:num w:numId="138" w16cid:durableId="1362560185">
-    <w:abstractNumId w:val="55"/>
+  <w:num w:numId="143" w16cid:durableId="1068456505">
+    <w:abstractNumId w:val="41"/>
   </w:num>
   <w:numIdMacAtCleanup w:val="96"/>
 </w:numbering>
@@ -34064,6 +35070,7 @@
     <w:sig w:usb0="00000000" w:usb1="10000000" w:usb2="00000000" w:usb3="00000000" w:csb0="80000000" w:csb1="00000000"/>
   </w:font>
   <w:font w:name="Calibri">
+    <w:altName w:val="Calibri"/>
     <w:panose1 w:val="020F0502020204030204"/>
     <w:charset w:val="00"/>
     <w:family w:val="swiss"/>
@@ -34151,6 +35158,7 @@
     <w:rsid w:val="000A3EFC"/>
     <w:rsid w:val="00115480"/>
     <w:rsid w:val="00130F2A"/>
+    <w:rsid w:val="001F5B7B"/>
     <w:rsid w:val="00204B26"/>
     <w:rsid w:val="0023140F"/>
     <w:rsid w:val="002C5662"/>
@@ -34159,6 +35167,7 @@
     <w:rsid w:val="00480660"/>
     <w:rsid w:val="0048444B"/>
     <w:rsid w:val="00491E1D"/>
+    <w:rsid w:val="005676F4"/>
     <w:rsid w:val="005B625B"/>
     <w:rsid w:val="005E437A"/>
     <w:rsid w:val="00651E5D"/>
@@ -34179,6 +35188,7 @@
     <w:rsid w:val="00D64F39"/>
     <w:rsid w:val="00E62476"/>
     <w:rsid w:val="00EF27E6"/>
+    <w:rsid w:val="00F00D41"/>
     <w:rsid w:val="00F010AA"/>
     <w:rsid w:val="00F658D2"/>
   </w:rsids>
@@ -34662,175 +35672,6 @@
       <w:lang w:eastAsia="en-US"/>
     </w:rPr>
   </w:style>
-  <w:style w:type="paragraph" w:customStyle="1" w:styleId="5BDBFA9E674D44C3ADACEF42350BD759">
-    <w:name w:val="5BDBFA9E674D44C3ADACEF42350BD759"/>
-    <w:rsid w:val="00785827"/>
-    <w:pPr>
-      <w:spacing w:line="278" w:lineRule="auto"/>
-    </w:pPr>
-    <w:rPr>
-      <w:kern w:val="2"/>
-      <w:sz w:val="24"/>
-      <w:szCs w:val="24"/>
-      <w14:ligatures w14:val="standardContextual"/>
-    </w:rPr>
-  </w:style>
-  <w:style w:type="paragraph" w:customStyle="1" w:styleId="23EAB99CDC994917AB14C62F5096F90C">
-    <w:name w:val="23EAB99CDC994917AB14C62F5096F90C"/>
-    <w:rsid w:val="00785827"/>
-    <w:pPr>
-      <w:spacing w:line="278" w:lineRule="auto"/>
-    </w:pPr>
-    <w:rPr>
-      <w:kern w:val="2"/>
-      <w:sz w:val="24"/>
-      <w:szCs w:val="24"/>
-      <w14:ligatures w14:val="standardContextual"/>
-    </w:rPr>
-  </w:style>
-  <w:style w:type="paragraph" w:customStyle="1" w:styleId="412F8A20B26D4AC6A368273E71CF2C12">
-    <w:name w:val="412F8A20B26D4AC6A368273E71CF2C12"/>
-    <w:rsid w:val="00785827"/>
-    <w:pPr>
-      <w:spacing w:line="278" w:lineRule="auto"/>
-    </w:pPr>
-    <w:rPr>
-      <w:kern w:val="2"/>
-      <w:sz w:val="24"/>
-      <w:szCs w:val="24"/>
-      <w14:ligatures w14:val="standardContextual"/>
-    </w:rPr>
-  </w:style>
-  <w:style w:type="paragraph" w:customStyle="1" w:styleId="C2FDFDF94151406E92A1319F54C659A6">
-    <w:name w:val="C2FDFDF94151406E92A1319F54C659A6"/>
-    <w:rsid w:val="00BE7102"/>
-    <w:pPr>
-      <w:spacing w:line="278" w:lineRule="auto"/>
-    </w:pPr>
-    <w:rPr>
-      <w:kern w:val="2"/>
-      <w:sz w:val="24"/>
-      <w:szCs w:val="24"/>
-      <w14:ligatures w14:val="standardContextual"/>
-    </w:rPr>
-  </w:style>
-  <w:style w:type="paragraph" w:customStyle="1" w:styleId="76C0629DE01749A4B5E8153D6D48799B">
-    <w:name w:val="76C0629DE01749A4B5E8153D6D48799B"/>
-    <w:rsid w:val="00BE7102"/>
-    <w:pPr>
-      <w:spacing w:line="278" w:lineRule="auto"/>
-    </w:pPr>
-    <w:rPr>
-      <w:kern w:val="2"/>
-      <w:sz w:val="24"/>
-      <w:szCs w:val="24"/>
-      <w14:ligatures w14:val="standardContextual"/>
-    </w:rPr>
-  </w:style>
-  <w:style w:type="paragraph" w:customStyle="1" w:styleId="95D1764C7F874D4FA699B6A35CE2928D">
-    <w:name w:val="95D1764C7F874D4FA699B6A35CE2928D"/>
-    <w:rsid w:val="00785827"/>
-    <w:pPr>
-      <w:spacing w:line="278" w:lineRule="auto"/>
-    </w:pPr>
-    <w:rPr>
-      <w:kern w:val="2"/>
-      <w:sz w:val="24"/>
-      <w:szCs w:val="24"/>
-      <w14:ligatures w14:val="standardContextual"/>
-    </w:rPr>
-  </w:style>
-  <w:style w:type="paragraph" w:customStyle="1" w:styleId="A7025FA212134191969C9EFE795F707A">
-    <w:name w:val="A7025FA212134191969C9EFE795F707A"/>
-    <w:rsid w:val="00785827"/>
-    <w:pPr>
-      <w:spacing w:line="278" w:lineRule="auto"/>
-    </w:pPr>
-    <w:rPr>
-      <w:kern w:val="2"/>
-      <w:sz w:val="24"/>
-      <w:szCs w:val="24"/>
-      <w14:ligatures w14:val="standardContextual"/>
-    </w:rPr>
-  </w:style>
-  <w:style w:type="paragraph" w:customStyle="1" w:styleId="4AF13C468CC5431A9144EE193D23B12E">
-    <w:name w:val="4AF13C468CC5431A9144EE193D23B12E"/>
-    <w:rsid w:val="00785827"/>
-    <w:pPr>
-      <w:spacing w:line="278" w:lineRule="auto"/>
-    </w:pPr>
-    <w:rPr>
-      <w:kern w:val="2"/>
-      <w:sz w:val="24"/>
-      <w:szCs w:val="24"/>
-      <w14:ligatures w14:val="standardContextual"/>
-    </w:rPr>
-  </w:style>
-  <w:style w:type="paragraph" w:customStyle="1" w:styleId="52AEEDFE5BC94A43A467BFAFB2396EA6">
-    <w:name w:val="52AEEDFE5BC94A43A467BFAFB2396EA6"/>
-    <w:rsid w:val="00785827"/>
-    <w:pPr>
-      <w:spacing w:line="278" w:lineRule="auto"/>
-    </w:pPr>
-    <w:rPr>
-      <w:kern w:val="2"/>
-      <w:sz w:val="24"/>
-      <w:szCs w:val="24"/>
-      <w14:ligatures w14:val="standardContextual"/>
-    </w:rPr>
-  </w:style>
-  <w:style w:type="paragraph" w:customStyle="1" w:styleId="C838BE5B31AE494A9EC4F2DB2AB498EB">
-    <w:name w:val="C838BE5B31AE494A9EC4F2DB2AB498EB"/>
-    <w:rsid w:val="00785827"/>
-    <w:pPr>
-      <w:spacing w:line="278" w:lineRule="auto"/>
-    </w:pPr>
-    <w:rPr>
-      <w:kern w:val="2"/>
-      <w:sz w:val="24"/>
-      <w:szCs w:val="24"/>
-      <w14:ligatures w14:val="standardContextual"/>
-    </w:rPr>
-  </w:style>
-  <w:style w:type="paragraph" w:customStyle="1" w:styleId="A4A990DB4E3340669DD8E0A987A7AEFD">
-    <w:name w:val="A4A990DB4E3340669DD8E0A987A7AEFD"/>
-    <w:rsid w:val="00785827"/>
-    <w:pPr>
-      <w:spacing w:line="278" w:lineRule="auto"/>
-    </w:pPr>
-    <w:rPr>
-      <w:kern w:val="2"/>
-      <w:sz w:val="24"/>
-      <w:szCs w:val="24"/>
-      <w14:ligatures w14:val="standardContextual"/>
-    </w:rPr>
-  </w:style>
-  <w:style w:type="paragraph" w:customStyle="1" w:styleId="601782FC573A41D0BCB665CCD65E35D6">
-    <w:name w:val="601782FC573A41D0BCB665CCD65E35D6"/>
-    <w:rsid w:val="00785827"/>
-    <w:pPr>
-      <w:spacing w:line="278" w:lineRule="auto"/>
-    </w:pPr>
-    <w:rPr>
-      <w:kern w:val="2"/>
-      <w:sz w:val="24"/>
-      <w:szCs w:val="24"/>
-      <w14:ligatures w14:val="standardContextual"/>
-    </w:rPr>
-  </w:style>
-  <w:style w:type="paragraph" w:customStyle="1" w:styleId="6371BA33C9584330B77489E971135C1D">
-    <w:name w:val="6371BA33C9584330B77489E971135C1D"/>
-    <w:rsid w:val="00785827"/>
-    <w:pPr>
-      <w:spacing w:line="278" w:lineRule="auto"/>
-    </w:pPr>
-    <w:rPr>
-      <w:kern w:val="2"/>
-      <w:sz w:val="24"/>
-      <w:szCs w:val="24"/>
-      <w14:ligatures w14:val="standardContextual"/>
-    </w:rPr>
-  </w:style>
   <w:style w:type="paragraph" w:customStyle="1" w:styleId="15A5F7F943E64E838C8CCDD460B2010C">
     <w:name w:val="15A5F7F943E64E838C8CCDD460B2010C"/>
     <w:rsid w:val="00785827"/>
